--- a/lab-materials/lab07/lab07_corr_chi.docx
+++ b/lab-materials/lab07/lab07_corr_chi.docx
@@ -27,44 +27,101 @@
         <w:t xml:space="preserve">Walkthrough (5 points)</w:t>
       </w:r>
     </w:p>
-    <w:p>
-      <w:pPr>
-        <w:pStyle w:val="box"/>
-      </w:pPr>
-      <w:r>
-        <w:rPr>
-          <w:rStyle w:val="section-title"/>
-        </w:rPr>
-        <w:t xml:space="preserve">Instructions</w:t>
-      </w:r>
-    </w:p>
-    <w:p>
-      <w:pPr>
-        <w:pStyle w:val="box"/>
-      </w:pPr>
-      <w:r>
-        <w:t xml:space="preserve">We’ll be using the</w:t>
-      </w:r>
-      <w:r>
-        <w:t xml:space="preserve"> </w:t>
-      </w:r>
-      <w:r>
-        <w:rPr>
-          <w:rStyle w:val="VerbatimChar"/>
-        </w:rPr>
-        <w:t xml:space="preserve">superman_data.sav</w:t>
-      </w:r>
-      <w:r>
-        <w:t xml:space="preserve"> </w:t>
-      </w:r>
-      <w:r>
-        <w:t xml:space="preserve">dataset we created last week, to practice with these two statistical models. So, open the dataset and make a quick review of the variables.</w:t>
-      </w:r>
-    </w:p>
+    <w:tbl>
+      <w:tblPr>
+        <w:tblStyle w:val="Table"/>
+        <w:tblLook w:firstRow="1" w:lastRow="0" w:firstColumn="0" w:lastColumn="0" w:noHBand="0" w:noVBand="0" w:val="0020"/>
+        <w:tblBorders>
+          <w:top w:val="single" w:sz="4" w:space="0" w:color="ECCC87"/>
+          <w:left w:val="single" w:sz="4" w:space="0" w:color="ECCC87"/>
+          <w:bottom w:val="single" w:sz="4" w:space="0" w:color="ECCC87"/>
+          <w:right w:val="single" w:sz="4" w:space="0" w:color="ECCC87"/>
+          <w:insideH w:val="nil" w:sz="0" w:space="0" w:color="ECCC87"/>
+          <w:insideV w:val="nil" w:sz="0" w:space="0" w:color="ECCC87"/>
+        </w:tblBorders>
+        <w:tblCellMar>
+          <w:left w:w="144" w:type="dxa"/>
+          <w:right w:w="144" w:type="dxa"/>
+        </w:tblCellMar>
+        <w:tblCaption w:val="Instructions information box"/>
+        <w:tblDescription w:val="Instructions callout containing related guidance and content."/>
+      </w:tblPr>
+      <w:tr>
+        <w:trPr>
+          <w:cantSplit/>
+          <w:tblHeader/>
+        </w:trPr>
+        <w:tc>
+          <w:tcPr>
+            <w:shd w:color="auto" w:fill="FDF6E3" w:val="clear"/>
+            <w:tcMar>
+              <w:top w:w="100" w:type="dxa"/>
+              <w:bottom w:w="100" w:type="dxa"/>
+              <w:left w:w="140" w:type="dxa"/>
+              <w:right w:w="140" w:type="dxa"/>
+            </w:tcMar>
+          </w:tcPr>
+          <w:p>
+            <w:pPr>
+              <w:pStyle w:val="FirstParagraph"/>
+              <w:spacing xmlns:w="http://schemas.openxmlformats.org/wordprocessingml/2006/main" w:before="0" w:after="0" w:line="240" w:lineRule="auto"/>
+              <w:keepNext/>
+            </w:pPr>
+            <w:r>
+              <w:rPr>
+                <w:rStyle w:val="section-title"/>
+              </w:rPr>
+              <w:t xml:space="preserve">Instructions</w:t>
+            </w:r>
+          </w:p>
+        </w:tc>
+      </w:tr>
+      <w:tr>
+        <w:trPr>
+          <w:cantSplit/>
+        </w:trPr>
+        <w:tc>
+          <w:tcPr>
+            <w:tcMar>
+              <w:top w:w="100" w:type="dxa"/>
+              <w:bottom w:w="100" w:type="dxa"/>
+              <w:left w:w="140" w:type="dxa"/>
+              <w:right w:w="140" w:type="dxa"/>
+            </w:tcMar>
+            <w:shd w:val="clear" w:color="auto" w:fill="FDF6E3"/>
+          </w:tcPr>
+          <w:p>
+            <w:pPr>
+              <w:pStyle w:val="BodyText"/>
+              <w:spacing xmlns:w="http://schemas.openxmlformats.org/wordprocessingml/2006/main" w:before="0" w:after="40" w:line="288" w:lineRule="auto"/>
+            </w:pPr>
+            <w:r>
+              <w:t xml:space="preserve">We’ll be using the</w:t>
+            </w:r>
+            <w:r>
+              <w:t xml:space="preserve"> </w:t>
+            </w:r>
+            <w:r>
+              <w:rPr>
+                <w:rStyle w:val="VerbatimChar"/>
+              </w:rPr>
+              <w:t xml:space="preserve">superman_data.sav</w:t>
+            </w:r>
+            <w:r>
+              <w:t xml:space="preserve"> </w:t>
+            </w:r>
+            <w:r>
+              <w:t xml:space="preserve">dataset we created last week, to practice with these two statistical models. So, open the dataset and make a quick review of the variables.</w:t>
+            </w:r>
+          </w:p>
+        </w:tc>
+      </w:tr>
+    </w:tbl>
     <w:bookmarkStart w:id="21" w:name="rh1-correlation-walkthrough"/>
     <w:p>
       <w:pPr>
         <w:pStyle w:val="Heading2"/>
+        <w:spacing w:before="360"/>
       </w:pPr>
       <w:r>
         <w:rPr>
@@ -122,11 +179,13 @@
     </w:p>
     <w:p>
       <w:pPr>
-        <w:pStyle w:val="Compact"/>
+        <w:pStyle w:val="ListParagraph"/>
         <w:numPr>
           <w:ilvl w:val="0"/>
-          <w:numId w:val="1001"/>
+          <w:numId w:val="100"/>
         </w:numPr>
+        <w:spacing w:before="0" w:after="120" w:line="288" w:lineRule="auto"/>
+        <w:widowControl/>
       </w:pPr>
       <w:r>
         <w:rPr>
@@ -159,11 +218,13 @@
     </w:p>
     <w:p>
       <w:pPr>
-        <w:pStyle w:val="Compact"/>
+        <w:pStyle w:val="ListParagraph"/>
         <w:numPr>
           <w:ilvl w:val="0"/>
-          <w:numId w:val="1001"/>
+          <w:numId w:val="100"/>
         </w:numPr>
+        <w:spacing w:before="0" w:after="120" w:line="288" w:lineRule="auto"/>
+        <w:widowControl/>
       </w:pPr>
       <w:r>
         <w:rPr>
@@ -210,6 +271,7 @@
     <w:p>
       <w:pPr>
         <w:pStyle w:val="Question"/>
+        <w:keepNext/>
       </w:pPr>
       <w:r>
         <w:t xml:space="preserve">1.</w:t>
@@ -251,9 +313,7 @@
         <w:pStyle w:val="AnswerBox"/>
       </w:pPr>
       <w:r>
-        <w:rPr>
-          <w:rStyle w:val="VerbatimChar"/>
-        </w:rPr>
+        <w:rPr/>
         <w:t xml:space="preserve">Answer</w:t>
       </w:r>
       <w:r>
@@ -261,9 +321,9 @@
       </w:r>
     </w:p>
     <w:p>
-      <w:pPr>
-        <w:pStyle w:val="BodyText"/>
-      </w:pPr>
+      <w:r>
+        <w:br w:type="page"/>
+      </w:r>
     </w:p>
     <w:p>
       <w:pPr>
@@ -291,11 +351,13 @@
     </w:p>
     <w:p>
       <w:pPr>
-        <w:pStyle w:val="Compact"/>
+        <w:pStyle w:val="ListParagraph"/>
         <w:numPr>
           <w:ilvl w:val="0"/>
-          <w:numId w:val="1002"/>
+          <w:numId w:val="101"/>
         </w:numPr>
+        <w:spacing w:before="0" w:after="120" w:line="288" w:lineRule="auto"/>
+        <w:widowControl/>
       </w:pPr>
       <w:r>
         <w:t xml:space="preserve">Each variable has a label</w:t>
@@ -303,11 +365,13 @@
     </w:p>
     <w:p>
       <w:pPr>
-        <w:pStyle w:val="Compact"/>
+        <w:pStyle w:val="ListParagraph"/>
         <w:numPr>
           <w:ilvl w:val="0"/>
-          <w:numId w:val="1002"/>
+          <w:numId w:val="101"/>
         </w:numPr>
+        <w:spacing w:before="0" w:after="120" w:line="288" w:lineRule="auto"/>
+        <w:widowControl/>
       </w:pPr>
       <w:r>
         <w:t xml:space="preserve">All qualitative variables have value labels</w:t>
@@ -315,11 +379,13 @@
     </w:p>
     <w:p>
       <w:pPr>
-        <w:pStyle w:val="Compact"/>
+        <w:pStyle w:val="ListParagraph"/>
         <w:numPr>
           <w:ilvl w:val="0"/>
-          <w:numId w:val="1002"/>
+          <w:numId w:val="101"/>
         </w:numPr>
+        <w:spacing w:before="0" w:after="120" w:line="288" w:lineRule="auto"/>
+        <w:widowControl/>
       </w:pPr>
       <w:r>
         <w:t xml:space="preserve">All variables have missing values declared as -99</w:t>
@@ -456,11 +522,13 @@
     </w:p>
     <w:p>
       <w:pPr>
-        <w:pStyle w:val="Compact"/>
+        <w:pStyle w:val="ListParagraph"/>
         <w:numPr>
           <w:ilvl w:val="0"/>
-          <w:numId w:val="1003"/>
+          <w:numId w:val="102"/>
         </w:numPr>
+        <w:spacing w:before="0" w:after="120" w:line="288" w:lineRule="auto"/>
+        <w:widowControl/>
       </w:pPr>
       <w:r>
         <w:t xml:space="preserve">Is the relationship clearly nonlinear? What would we do (or not do) if there was a nonlinear relationship?</w:t>
@@ -468,11 +536,14 @@
     </w:p>
     <w:p>
       <w:pPr>
-        <w:pStyle w:val="Compact"/>
+        <w:pStyle w:val="ListParagraph"/>
         <w:numPr>
           <w:ilvl w:val="0"/>
-          <w:numId w:val="1003"/>
+          <w:numId w:val="102"/>
         </w:numPr>
+        <w:spacing w:before="0" w:after="120" w:line="288" w:lineRule="auto"/>
+        <w:widowControl/>
+        <w:keepNext/>
       </w:pPr>
       <w:r>
         <w:t xml:space="preserve">Does the</w:t>
@@ -495,9 +566,7 @@
         <w:pStyle w:val="AnswerBox"/>
       </w:pPr>
       <w:r>
-        <w:rPr>
-          <w:rStyle w:val="VerbatimChar"/>
-        </w:rPr>
+        <w:rPr/>
         <w:t xml:space="preserve">Answer</w:t>
       </w:r>
       <w:r>
@@ -897,6 +966,7 @@
     <w:p>
       <w:pPr>
         <w:pStyle w:val="Question"/>
+        <w:keepNext/>
       </w:pPr>
       <w:r>
         <w:t xml:space="preserve">7.</w:t>
@@ -932,9 +1002,7 @@
         <w:pStyle w:val="AnswerBox"/>
       </w:pPr>
       <w:r>
-        <w:rPr>
-          <w:rStyle w:val="VerbatimChar"/>
-        </w:rPr>
+        <w:rPr/>
         <w:t xml:space="preserve">Write-up</w:t>
       </w:r>
       <w:r>
@@ -973,14 +1041,14 @@
       <w:tblPr>
         <w:tblLayout w:type="fixed"/>
         <w:jc w:val="start"/>
-        <w:tblLook w:firstRow="1" w:lastRow="0" w:firstColumn="0" w:lastColumn="0" w:noHBand="0" w:noVBand="1"/>
+        <w:tblLook w:firstRow="1" w:lastRow="0" w:firstColumn="0" w:lastColumn="0" w:noHBand="0" w:noVBand="1" w:val="0020"/>
       </w:tblPr>
       <w:tblGrid>
         <w:gridCol w:w="3600"/>
         <w:gridCol w:w="936"/>
         <w:gridCol w:w="936"/>
         <w:gridCol w:w="936"/>
-        <w:gridCol w:w="1152"/>
+        <w:gridCol w:w="1584"/>
       </w:tblGrid>
       <w:tr>
         <w:trPr>
@@ -1017,7 +1085,7 @@
               <w:spacing w:after="100" w:before="100" w:line="240"/>
               <w:ind w:left="100" w:right="100" w:firstLine="0" w:firstLineChars="0"/>
               <w:rPr>
-                <w:rFonts w:ascii="Helvetica" w:hAnsi="Helvetica" w:eastAsia="Helvetica" w:cs="Helvetica"/>
+                <w:rFonts w:ascii="Arial" w:hAnsi="Arial" w:eastAsia="Arial" w:cs="Arial"/>
                 <w:i w:val="false"/>
                 <w:b w:val="false"/>
                 <w:u w:val="none"/>
@@ -1029,7 +1097,7 @@
             </w:pPr>
             <w:r xmlns:w="http://schemas.openxmlformats.org/wordprocessingml/2006/main" xmlns:wp="http://schemas.openxmlformats.org/drawingml/2006/wordprocessingDrawing" xmlns:r="http://schemas.openxmlformats.org/officeDocument/2006/relationships" xmlns:w14="http://schemas.microsoft.com/office/word/2010/wordml">
               <w:rPr>
-                <w:rFonts w:ascii="Helvetica" w:hAnsi="Helvetica" w:eastAsia="Helvetica" w:cs="Helvetica"/>
+                <w:rFonts w:ascii="Arial" w:hAnsi="Arial" w:eastAsia="Arial" w:cs="Arial"/>
                 <w:i w:val="false"/>
                 <w:b w:val="false"/>
                 <w:u w:val="none"/>
@@ -1072,7 +1140,7 @@
               <w:spacing w:after="100" w:before="100" w:line="240"/>
               <w:ind w:left="100" w:right="100" w:firstLine="0" w:firstLineChars="0"/>
               <w:rPr>
-                <w:rFonts w:ascii="Helvetica" w:hAnsi="Helvetica" w:eastAsia="Helvetica" w:cs="Helvetica"/>
+                <w:rFonts w:ascii="Arial" w:hAnsi="Arial" w:eastAsia="Arial" w:cs="Arial"/>
                 <w:i w:val="false"/>
                 <w:b w:val="false"/>
                 <w:u w:val="none"/>
@@ -1084,7 +1152,7 @@
             </w:pPr>
             <w:r xmlns:w="http://schemas.openxmlformats.org/wordprocessingml/2006/main" xmlns:wp="http://schemas.openxmlformats.org/drawingml/2006/wordprocessingDrawing" xmlns:r="http://schemas.openxmlformats.org/officeDocument/2006/relationships" xmlns:w14="http://schemas.microsoft.com/office/word/2010/wordml">
               <w:rPr>
-                <w:rFonts w:ascii="Helvetica" w:hAnsi="Helvetica" w:eastAsia="Helvetica" w:cs="Helvetica"/>
+                <w:rFonts w:ascii="Arial" w:hAnsi="Arial" w:eastAsia="Arial" w:cs="Arial"/>
                 <w:i w:val="false"/>
                 <w:b w:val="false"/>
                 <w:u w:val="none"/>
@@ -1126,7 +1194,7 @@
               <w:spacing w:after="100" w:before="100" w:line="240"/>
               <w:ind w:left="100" w:right="100" w:firstLine="0" w:firstLineChars="0"/>
               <w:rPr>
-                <w:rFonts w:ascii="Helvetica" w:hAnsi="Helvetica" w:eastAsia="Helvetica" w:cs="Helvetica"/>
+                <w:rFonts w:ascii="Arial" w:hAnsi="Arial" w:eastAsia="Arial" w:cs="Arial"/>
                 <w:i w:val="false"/>
                 <w:b w:val="false"/>
                 <w:u w:val="none"/>
@@ -1138,7 +1206,7 @@
             </w:pPr>
             <w:r xmlns:w="http://schemas.openxmlformats.org/wordprocessingml/2006/main" xmlns:wp="http://schemas.openxmlformats.org/drawingml/2006/wordprocessingDrawing" xmlns:r="http://schemas.openxmlformats.org/officeDocument/2006/relationships" xmlns:w14="http://schemas.microsoft.com/office/word/2010/wordml">
               <w:rPr>
-                <w:rFonts w:ascii="Helvetica" w:hAnsi="Helvetica" w:eastAsia="Helvetica" w:cs="Helvetica"/>
+                <w:rFonts w:ascii="Arial" w:hAnsi="Arial" w:eastAsia="Arial" w:cs="Arial"/>
                 <w:i w:val="false"/>
                 <w:b w:val="false"/>
                 <w:u w:val="none"/>
@@ -1187,7 +1255,7 @@
               <w:spacing w:after="100" w:before="100" w:line="240"/>
               <w:ind w:left="100" w:right="100" w:firstLine="0" w:firstLineChars="0"/>
               <w:rPr>
-                <w:rFonts w:ascii="Helvetica" w:hAnsi="Helvetica" w:eastAsia="Helvetica" w:cs="Helvetica"/>
+                <w:rFonts w:ascii="Arial" w:hAnsi="Arial" w:eastAsia="Arial" w:cs="Arial"/>
                 <w:i w:val="false"/>
                 <w:b w:val="false"/>
                 <w:u w:val="none"/>
@@ -1199,7 +1267,7 @@
             </w:pPr>
             <w:r xmlns:w="http://schemas.openxmlformats.org/wordprocessingml/2006/main" xmlns:wp="http://schemas.openxmlformats.org/drawingml/2006/wordprocessingDrawing" xmlns:r="http://schemas.openxmlformats.org/officeDocument/2006/relationships" xmlns:w14="http://schemas.microsoft.com/office/word/2010/wordml">
               <w:rPr>
-                <w:rFonts w:ascii="Helvetica" w:hAnsi="Helvetica" w:eastAsia="Helvetica" w:cs="Helvetica"/>
+                <w:rFonts w:ascii="Arial" w:hAnsi="Arial" w:eastAsia="Arial" w:cs="Arial"/>
                 <w:i w:val="false"/>
                 <w:b w:val="false"/>
                 <w:u w:val="none"/>
@@ -1241,7 +1309,7 @@
               <w:spacing w:after="100" w:before="100" w:line="240"/>
               <w:ind w:left="100" w:right="100" w:firstLine="0" w:firstLineChars="0"/>
               <w:rPr>
-                <w:rFonts w:ascii="Helvetica" w:hAnsi="Helvetica" w:eastAsia="Helvetica" w:cs="Helvetica"/>
+                <w:rFonts w:ascii="Arial" w:hAnsi="Arial" w:eastAsia="Arial" w:cs="Arial"/>
                 <w:i w:val="false"/>
                 <w:b w:val="false"/>
                 <w:u w:val="none"/>
@@ -1253,7 +1321,7 @@
             </w:pPr>
             <w:r xmlns:w="http://schemas.openxmlformats.org/wordprocessingml/2006/main" xmlns:wp="http://schemas.openxmlformats.org/drawingml/2006/wordprocessingDrawing" xmlns:r="http://schemas.openxmlformats.org/officeDocument/2006/relationships" xmlns:w14="http://schemas.microsoft.com/office/word/2010/wordml">
               <w:rPr>
-                <w:rFonts w:ascii="Helvetica" w:hAnsi="Helvetica" w:eastAsia="Helvetica" w:cs="Helvetica"/>
+                <w:rFonts w:ascii="Arial" w:hAnsi="Arial" w:eastAsia="Arial" w:cs="Arial"/>
                 <w:i w:val="false"/>
                 <w:b w:val="false"/>
                 <w:u w:val="none"/>
@@ -1295,7 +1363,7 @@
               <w:spacing w:after="100" w:before="100" w:line="240"/>
               <w:ind w:left="100" w:right="100" w:firstLine="0" w:firstLineChars="0"/>
               <w:rPr>
-                <w:rFonts w:ascii="Helvetica" w:hAnsi="Helvetica" w:eastAsia="Helvetica" w:cs="Helvetica"/>
+                <w:rFonts w:ascii="Arial" w:hAnsi="Arial" w:eastAsia="Arial" w:cs="Arial"/>
                 <w:i w:val="false"/>
                 <w:b w:val="false"/>
                 <w:u w:val="none"/>
@@ -1307,7 +1375,7 @@
             </w:pPr>
             <w:r xmlns:w="http://schemas.openxmlformats.org/wordprocessingml/2006/main" xmlns:wp="http://schemas.openxmlformats.org/drawingml/2006/wordprocessingDrawing" xmlns:r="http://schemas.openxmlformats.org/officeDocument/2006/relationships" xmlns:w14="http://schemas.microsoft.com/office/word/2010/wordml">
               <w:rPr>
-                <w:rFonts w:ascii="Helvetica" w:hAnsi="Helvetica" w:eastAsia="Helvetica" w:cs="Helvetica"/>
+                <w:rFonts w:ascii="Arial" w:hAnsi="Arial" w:eastAsia="Arial" w:cs="Arial"/>
                 <w:i w:val="false"/>
                 <w:b w:val="false"/>
                 <w:u w:val="none"/>
@@ -1349,7 +1417,7 @@
               <w:spacing w:after="100" w:before="100" w:line="240"/>
               <w:ind w:left="100" w:right="100" w:firstLine="0" w:firstLineChars="0"/>
               <w:rPr>
-                <w:rFonts w:ascii="Helvetica" w:hAnsi="Helvetica" w:eastAsia="Helvetica" w:cs="Helvetica"/>
+                <w:rFonts w:ascii="Arial" w:hAnsi="Arial" w:eastAsia="Arial" w:cs="Arial"/>
                 <w:i w:val="false"/>
                 <w:b w:val="false"/>
                 <w:u w:val="none"/>
@@ -1361,7 +1429,7 @@
             </w:pPr>
             <w:r xmlns:w="http://schemas.openxmlformats.org/wordprocessingml/2006/main" xmlns:wp="http://schemas.openxmlformats.org/drawingml/2006/wordprocessingDrawing" xmlns:r="http://schemas.openxmlformats.org/officeDocument/2006/relationships" xmlns:w14="http://schemas.microsoft.com/office/word/2010/wordml">
               <w:rPr>
-                <w:rFonts w:ascii="Helvetica" w:hAnsi="Helvetica" w:eastAsia="Helvetica" w:cs="Helvetica"/>
+                <w:rFonts w:ascii="Arial" w:hAnsi="Arial" w:eastAsia="Arial" w:cs="Arial"/>
                 <w:i w:val="false"/>
                 <w:b w:val="false"/>
                 <w:u w:val="none"/>
@@ -1403,7 +1471,7 @@
               <w:spacing w:after="100" w:before="100" w:line="240"/>
               <w:ind w:left="100" w:right="100" w:firstLine="0" w:firstLineChars="0"/>
               <w:rPr>
-                <w:rFonts w:ascii="Helvetica" w:hAnsi="Helvetica" w:eastAsia="Helvetica" w:cs="Helvetica"/>
+                <w:rFonts w:ascii="Arial" w:hAnsi="Arial" w:eastAsia="Arial" w:cs="Arial"/>
                 <w:i w:val="false"/>
                 <w:b w:val="false"/>
                 <w:u w:val="none"/>
@@ -1415,7 +1483,7 @@
             </w:pPr>
             <w:r xmlns:w="http://schemas.openxmlformats.org/wordprocessingml/2006/main" xmlns:wp="http://schemas.openxmlformats.org/drawingml/2006/wordprocessingDrawing" xmlns:r="http://schemas.openxmlformats.org/officeDocument/2006/relationships" xmlns:w14="http://schemas.microsoft.com/office/word/2010/wordml">
               <w:rPr>
-                <w:rFonts w:ascii="Helvetica" w:hAnsi="Helvetica" w:eastAsia="Helvetica" w:cs="Helvetica"/>
+                <w:rFonts w:ascii="Arial" w:hAnsi="Arial" w:eastAsia="Arial" w:cs="Arial"/>
                 <w:i w:val="false"/>
                 <w:b w:val="false"/>
                 <w:u w:val="none"/>
@@ -1463,7 +1531,7 @@
               <w:spacing w:after="100" w:before="100" w:line="240"/>
               <w:ind w:left="100" w:right="100" w:firstLine="0" w:firstLineChars="0"/>
               <w:rPr>
-                <w:rFonts w:ascii="Helvetica" w:hAnsi="Helvetica" w:eastAsia="Helvetica" w:cs="Helvetica"/>
+                <w:rFonts w:ascii="Arial" w:hAnsi="Arial" w:eastAsia="Arial" w:cs="Arial"/>
                 <w:i w:val="false"/>
                 <w:b w:val="false"/>
                 <w:u w:val="none"/>
@@ -1475,7 +1543,7 @@
             </w:pPr>
             <w:r xmlns:w="http://schemas.openxmlformats.org/wordprocessingml/2006/main" xmlns:wp="http://schemas.openxmlformats.org/drawingml/2006/wordprocessingDrawing" xmlns:r="http://schemas.openxmlformats.org/officeDocument/2006/relationships" xmlns:w14="http://schemas.microsoft.com/office/word/2010/wordml">
               <w:rPr>
-                <w:rFonts w:ascii="Helvetica" w:hAnsi="Helvetica" w:eastAsia="Helvetica" w:cs="Helvetica"/>
+                <w:rFonts w:ascii="Arial" w:hAnsi="Arial" w:eastAsia="Arial" w:cs="Arial"/>
                 <w:i w:val="false"/>
                 <w:b w:val="false"/>
                 <w:u w:val="none"/>
@@ -1517,7 +1585,7 @@
               <w:spacing w:after="100" w:before="100" w:line="240"/>
               <w:ind w:left="100" w:right="100" w:firstLine="0" w:firstLineChars="0"/>
               <w:rPr>
-                <w:rFonts w:ascii="Helvetica" w:hAnsi="Helvetica" w:eastAsia="Helvetica" w:cs="Helvetica"/>
+                <w:rFonts w:ascii="Arial" w:hAnsi="Arial" w:eastAsia="Arial" w:cs="Arial"/>
                 <w:i w:val="false"/>
                 <w:b w:val="false"/>
                 <w:u w:val="none"/>
@@ -1529,7 +1597,7 @@
             </w:pPr>
             <w:r xmlns:w="http://schemas.openxmlformats.org/wordprocessingml/2006/main" xmlns:wp="http://schemas.openxmlformats.org/drawingml/2006/wordprocessingDrawing" xmlns:r="http://schemas.openxmlformats.org/officeDocument/2006/relationships" xmlns:w14="http://schemas.microsoft.com/office/word/2010/wordml">
               <w:rPr>
-                <w:rFonts w:ascii="Helvetica" w:hAnsi="Helvetica" w:eastAsia="Helvetica" w:cs="Helvetica"/>
+                <w:rFonts w:ascii="Arial" w:hAnsi="Arial" w:eastAsia="Arial" w:cs="Arial"/>
                 <w:i w:val="false"/>
                 <w:b w:val="false"/>
                 <w:u w:val="none"/>
@@ -1571,7 +1639,7 @@
               <w:spacing w:after="100" w:before="100" w:line="240"/>
               <w:ind w:left="100" w:right="100" w:firstLine="0" w:firstLineChars="0"/>
               <w:rPr>
-                <w:rFonts w:ascii="Helvetica" w:hAnsi="Helvetica" w:eastAsia="Helvetica" w:cs="Helvetica"/>
+                <w:rFonts w:ascii="Arial" w:hAnsi="Arial" w:eastAsia="Arial" w:cs="Arial"/>
                 <w:i w:val="false"/>
                 <w:b w:val="false"/>
                 <w:u w:val="none"/>
@@ -1583,7 +1651,7 @@
             </w:pPr>
             <w:r xmlns:w="http://schemas.openxmlformats.org/wordprocessingml/2006/main" xmlns:wp="http://schemas.openxmlformats.org/drawingml/2006/wordprocessingDrawing" xmlns:r="http://schemas.openxmlformats.org/officeDocument/2006/relationships" xmlns:w14="http://schemas.microsoft.com/office/word/2010/wordml">
               <w:rPr>
-                <w:rFonts w:ascii="Helvetica" w:hAnsi="Helvetica" w:eastAsia="Helvetica" w:cs="Helvetica"/>
+                <w:rFonts w:ascii="Arial" w:hAnsi="Arial" w:eastAsia="Arial" w:cs="Arial"/>
                 <w:i w:val="false"/>
                 <w:b w:val="false"/>
                 <w:u w:val="none"/>
@@ -1625,7 +1693,7 @@
               <w:spacing w:after="100" w:before="100" w:line="240"/>
               <w:ind w:left="100" w:right="100" w:firstLine="0" w:firstLineChars="0"/>
               <w:rPr>
-                <w:rFonts w:ascii="Helvetica" w:hAnsi="Helvetica" w:eastAsia="Helvetica" w:cs="Helvetica"/>
+                <w:rFonts w:ascii="Arial" w:hAnsi="Arial" w:eastAsia="Arial" w:cs="Arial"/>
                 <w:i w:val="false"/>
                 <w:b w:val="false"/>
                 <w:u w:val="none"/>
@@ -1637,7 +1705,7 @@
             </w:pPr>
             <w:r xmlns:w="http://schemas.openxmlformats.org/wordprocessingml/2006/main" xmlns:wp="http://schemas.openxmlformats.org/drawingml/2006/wordprocessingDrawing" xmlns:r="http://schemas.openxmlformats.org/officeDocument/2006/relationships" xmlns:w14="http://schemas.microsoft.com/office/word/2010/wordml">
               <w:rPr>
-                <w:rFonts w:ascii="Helvetica" w:hAnsi="Helvetica" w:eastAsia="Helvetica" w:cs="Helvetica"/>
+                <w:rFonts w:ascii="Arial" w:hAnsi="Arial" w:eastAsia="Arial" w:cs="Arial"/>
                 <w:i w:val="false"/>
                 <w:b w:val="false"/>
                 <w:u w:val="none"/>
@@ -1679,7 +1747,7 @@
               <w:spacing w:after="100" w:before="100" w:line="240"/>
               <w:ind w:left="100" w:right="100" w:firstLine="0" w:firstLineChars="0"/>
               <w:rPr>
-                <w:rFonts w:ascii="Helvetica" w:hAnsi="Helvetica" w:eastAsia="Helvetica" w:cs="Helvetica"/>
+                <w:rFonts w:ascii="Arial" w:hAnsi="Arial" w:eastAsia="Arial" w:cs="Arial"/>
                 <w:i w:val="false"/>
                 <w:b w:val="false"/>
                 <w:u w:val="none"/>
@@ -1691,7 +1759,7 @@
             </w:pPr>
             <w:r xmlns:w="http://schemas.openxmlformats.org/wordprocessingml/2006/main" xmlns:wp="http://schemas.openxmlformats.org/drawingml/2006/wordprocessingDrawing" xmlns:r="http://schemas.openxmlformats.org/officeDocument/2006/relationships" xmlns:w14="http://schemas.microsoft.com/office/word/2010/wordml">
               <w:rPr>
-                <w:rFonts w:ascii="Helvetica" w:hAnsi="Helvetica" w:eastAsia="Helvetica" w:cs="Helvetica"/>
+                <w:rFonts w:ascii="Arial" w:hAnsi="Arial" w:eastAsia="Arial" w:cs="Arial"/>
                 <w:i w:val="false"/>
                 <w:b w:val="false"/>
                 <w:u w:val="none"/>
@@ -1739,7 +1807,7 @@
               <w:spacing w:after="100" w:before="100" w:line="240"/>
               <w:ind w:left="100" w:right="100" w:firstLine="0" w:firstLineChars="0"/>
               <w:rPr>
-                <w:rFonts w:ascii="Helvetica" w:hAnsi="Helvetica" w:eastAsia="Helvetica" w:cs="Helvetica"/>
+                <w:rFonts w:ascii="Arial" w:hAnsi="Arial" w:eastAsia="Arial" w:cs="Arial"/>
                 <w:i w:val="false"/>
                 <w:b w:val="false"/>
                 <w:u w:val="none"/>
@@ -1751,7 +1819,7 @@
             </w:pPr>
             <w:r xmlns:w="http://schemas.openxmlformats.org/wordprocessingml/2006/main" xmlns:wp="http://schemas.openxmlformats.org/drawingml/2006/wordprocessingDrawing" xmlns:r="http://schemas.openxmlformats.org/officeDocument/2006/relationships" xmlns:w14="http://schemas.microsoft.com/office/word/2010/wordml">
               <w:rPr>
-                <w:rFonts w:ascii="Helvetica" w:hAnsi="Helvetica" w:eastAsia="Helvetica" w:cs="Helvetica"/>
+                <w:rFonts w:ascii="Arial" w:hAnsi="Arial" w:eastAsia="Arial" w:cs="Arial"/>
                 <w:i w:val="false"/>
                 <w:b w:val="false"/>
                 <w:u w:val="none"/>
@@ -1793,7 +1861,7 @@
               <w:spacing w:after="100" w:before="100" w:line="240"/>
               <w:ind w:left="100" w:right="100" w:firstLine="0" w:firstLineChars="0"/>
               <w:rPr>
-                <w:rFonts w:ascii="Helvetica" w:hAnsi="Helvetica" w:eastAsia="Helvetica" w:cs="Helvetica"/>
+                <w:rFonts w:ascii="Arial" w:hAnsi="Arial" w:eastAsia="Arial" w:cs="Arial"/>
                 <w:i w:val="false"/>
                 <w:b w:val="false"/>
                 <w:u w:val="none"/>
@@ -1805,7 +1873,7 @@
             </w:pPr>
             <w:r xmlns:w="http://schemas.openxmlformats.org/wordprocessingml/2006/main" xmlns:wp="http://schemas.openxmlformats.org/drawingml/2006/wordprocessingDrawing" xmlns:r="http://schemas.openxmlformats.org/officeDocument/2006/relationships" xmlns:w14="http://schemas.microsoft.com/office/word/2010/wordml">
               <w:rPr>
-                <w:rFonts w:ascii="Helvetica" w:hAnsi="Helvetica" w:eastAsia="Helvetica" w:cs="Helvetica"/>
+                <w:rFonts w:ascii="Arial" w:hAnsi="Arial" w:eastAsia="Arial" w:cs="Arial"/>
                 <w:i w:val="false"/>
                 <w:b w:val="false"/>
                 <w:u w:val="none"/>
@@ -1847,7 +1915,7 @@
               <w:spacing w:after="100" w:before="100" w:line="240"/>
               <w:ind w:left="100" w:right="100" w:firstLine="0" w:firstLineChars="0"/>
               <w:rPr>
-                <w:rFonts w:ascii="Helvetica" w:hAnsi="Helvetica" w:eastAsia="Helvetica" w:cs="Helvetica"/>
+                <w:rFonts w:ascii="Arial" w:hAnsi="Arial" w:eastAsia="Arial" w:cs="Arial"/>
                 <w:i w:val="false"/>
                 <w:b w:val="false"/>
                 <w:u w:val="none"/>
@@ -1859,7 +1927,7 @@
             </w:pPr>
             <w:r xmlns:w="http://schemas.openxmlformats.org/wordprocessingml/2006/main" xmlns:wp="http://schemas.openxmlformats.org/drawingml/2006/wordprocessingDrawing" xmlns:r="http://schemas.openxmlformats.org/officeDocument/2006/relationships" xmlns:w14="http://schemas.microsoft.com/office/word/2010/wordml">
               <w:rPr>
-                <w:rFonts w:ascii="Helvetica" w:hAnsi="Helvetica" w:eastAsia="Helvetica" w:cs="Helvetica"/>
+                <w:rFonts w:ascii="Arial" w:hAnsi="Arial" w:eastAsia="Arial" w:cs="Arial"/>
                 <w:i w:val="false"/>
                 <w:b w:val="false"/>
                 <w:u w:val="none"/>
@@ -1901,7 +1969,7 @@
               <w:spacing w:after="100" w:before="100" w:line="240"/>
               <w:ind w:left="100" w:right="100" w:firstLine="0" w:firstLineChars="0"/>
               <w:rPr>
-                <w:rFonts w:ascii="Helvetica" w:hAnsi="Helvetica" w:eastAsia="Helvetica" w:cs="Helvetica"/>
+                <w:rFonts w:ascii="Arial" w:hAnsi="Arial" w:eastAsia="Arial" w:cs="Arial"/>
                 <w:i w:val="false"/>
                 <w:b w:val="false"/>
                 <w:u w:val="none"/>
@@ -1913,7 +1981,7 @@
             </w:pPr>
             <w:r xmlns:w="http://schemas.openxmlformats.org/wordprocessingml/2006/main" xmlns:wp="http://schemas.openxmlformats.org/drawingml/2006/wordprocessingDrawing" xmlns:r="http://schemas.openxmlformats.org/officeDocument/2006/relationships" xmlns:w14="http://schemas.microsoft.com/office/word/2010/wordml">
               <w:rPr>
-                <w:rFonts w:ascii="Helvetica" w:hAnsi="Helvetica" w:eastAsia="Helvetica" w:cs="Helvetica"/>
+                <w:rFonts w:ascii="Arial" w:hAnsi="Arial" w:eastAsia="Arial" w:cs="Arial"/>
                 <w:i w:val="false"/>
                 <w:b w:val="false"/>
                 <w:u w:val="none"/>
@@ -1955,7 +2023,7 @@
               <w:spacing w:after="100" w:before="100" w:line="240"/>
               <w:ind w:left="100" w:right="100" w:firstLine="0" w:firstLineChars="0"/>
               <w:rPr>
-                <w:rFonts w:ascii="Helvetica" w:hAnsi="Helvetica" w:eastAsia="Helvetica" w:cs="Helvetica"/>
+                <w:rFonts w:ascii="Arial" w:hAnsi="Arial" w:eastAsia="Arial" w:cs="Arial"/>
                 <w:i w:val="false"/>
                 <w:b w:val="false"/>
                 <w:u w:val="none"/>
@@ -1967,7 +2035,7 @@
             </w:pPr>
             <w:r xmlns:w="http://schemas.openxmlformats.org/wordprocessingml/2006/main" xmlns:wp="http://schemas.openxmlformats.org/drawingml/2006/wordprocessingDrawing" xmlns:r="http://schemas.openxmlformats.org/officeDocument/2006/relationships" xmlns:w14="http://schemas.microsoft.com/office/word/2010/wordml">
               <w:rPr>
-                <w:rFonts w:ascii="Helvetica" w:hAnsi="Helvetica" w:eastAsia="Helvetica" w:cs="Helvetica"/>
+                <w:rFonts w:ascii="Arial" w:hAnsi="Arial" w:eastAsia="Arial" w:cs="Arial"/>
                 <w:i w:val="false"/>
                 <w:b w:val="false"/>
                 <w:u w:val="none"/>
@@ -2016,7 +2084,7 @@
               <w:spacing w:after="100" w:before="100" w:line="240"/>
               <w:ind w:left="100" w:right="100" w:firstLine="0" w:firstLineChars="0"/>
               <w:rPr>
-                <w:rFonts w:ascii="Helvetica" w:hAnsi="Helvetica" w:eastAsia="Helvetica" w:cs="Helvetica"/>
+                <w:rFonts w:ascii="Arial" w:hAnsi="Arial" w:eastAsia="Arial" w:cs="Arial"/>
                 <w:i w:val="false"/>
                 <w:b w:val="false"/>
                 <w:u w:val="none"/>
@@ -2028,7 +2096,7 @@
             </w:pPr>
             <w:r xmlns:w="http://schemas.openxmlformats.org/wordprocessingml/2006/main" xmlns:wp="http://schemas.openxmlformats.org/drawingml/2006/wordprocessingDrawing" xmlns:r="http://schemas.openxmlformats.org/officeDocument/2006/relationships" xmlns:w14="http://schemas.microsoft.com/office/word/2010/wordml">
               <w:rPr>
-                <w:rFonts w:ascii="Helvetica" w:hAnsi="Helvetica" w:eastAsia="Helvetica" w:cs="Helvetica"/>
+                <w:rFonts w:ascii="Arial" w:hAnsi="Arial" w:eastAsia="Arial" w:cs="Arial"/>
                 <w:i w:val="false"/>
                 <w:b w:val="false"/>
                 <w:u w:val="none"/>
@@ -2051,6 +2119,7 @@
     <w:p>
       <w:pPr>
         <w:pStyle w:val="Question"/>
+        <w:keepNext/>
       </w:pPr>
       <w:r>
         <w:t xml:space="preserve">8. Grab a screenshot of the homework checker screen, showing all of your input answers in green (correct). Paste it below this step.</w:t>
@@ -2086,9 +2155,7 @@
         <w:pStyle w:val="AnswerBox"/>
       </w:pPr>
       <w:r>
-        <w:rPr>
-          <w:rStyle w:val="VerbatimChar"/>
-        </w:rPr>
+        <w:rPr/>
         <w:t xml:space="preserve">Paste Homework Checker screenshot here</w:t>
       </w:r>
       <w:r>
@@ -2120,7 +2187,7 @@
         <w:pStyle w:val="FirstParagraph"/>
       </w:pPr>
       <w:r>
-        <w:t xml:space="preserve">Test the hypothesis that, among live-action Superman actors, those over 6ft tall are more likely to portray the character in media rated as</w:t>
+        <w:t xml:space="preserve">Test the hypothesis that, among live-action Superman actors, those 6ft or taller are more likely to portray the character in media rated as</w:t>
       </w:r>
       <w:r>
         <w:t xml:space="preserve"> </w:t>
@@ -2169,11 +2236,13 @@
     </w:p>
     <w:p>
       <w:pPr>
-        <w:pStyle w:val="Compact"/>
+        <w:pStyle w:val="ListParagraph"/>
         <w:numPr>
           <w:ilvl w:val="0"/>
-          <w:numId w:val="1004"/>
+          <w:numId w:val="103"/>
         </w:numPr>
+        <w:spacing w:before="0" w:after="120" w:line="288" w:lineRule="auto"/>
+        <w:widowControl/>
       </w:pPr>
       <w:r>
         <w:rPr>
@@ -2206,11 +2275,13 @@
     </w:p>
     <w:p>
       <w:pPr>
-        <w:pStyle w:val="Compact"/>
+        <w:pStyle w:val="ListParagraph"/>
         <w:numPr>
           <w:ilvl w:val="0"/>
-          <w:numId w:val="1004"/>
+          <w:numId w:val="103"/>
         </w:numPr>
+        <w:spacing w:before="0" w:after="120" w:line="288" w:lineRule="auto"/>
+        <w:widowControl/>
       </w:pPr>
       <w:r>
         <w:rPr>
@@ -2239,6 +2310,11 @@
       </w:r>
       <w:r>
         <w:t xml:space="preserve">- categorical/nominal; 2-levels</w:t>
+      </w:r>
+    </w:p>
+    <w:p>
+      <w:r>
+        <w:br w:type="page"/>
       </w:r>
     </w:p>
     <w:bookmarkStart w:id="22" w:name="data-analysis-1"/>
@@ -2289,11 +2365,13 @@
     </w:p>
     <w:p>
       <w:pPr>
-        <w:pStyle w:val="Compact"/>
+        <w:pStyle w:val="ListParagraph"/>
         <w:numPr>
           <w:ilvl w:val="0"/>
-          <w:numId w:val="1005"/>
+          <w:numId w:val="104"/>
         </w:numPr>
+        <w:spacing w:before="0" w:after="120" w:line="288" w:lineRule="auto"/>
+        <w:widowControl/>
       </w:pPr>
       <w:r>
         <w:t xml:space="preserve">Label the contingency table to depict the RH by changing each ? to</w:t>
@@ -2315,7 +2393,7 @@
       <w:tblPr>
         <w:tblLayout w:type="fixed"/>
         <w:jc w:val="center"/>
-        <w:tblLook w:firstRow="1" w:lastRow="0" w:firstColumn="0" w:lastColumn="0" w:noHBand="0" w:noVBand="1"/>
+        <w:tblLook w:firstRow="1" w:lastRow="0" w:firstColumn="0" w:lastColumn="0" w:noHBand="0" w:noVBand="1" w:val="0020"/>
       </w:tblPr>
       <w:tblGrid>
         <w:gridCol w:w="1706"/>
@@ -2359,7 +2437,7 @@
               <w:spacing w:after="100" w:before="100" w:line="240"/>
               <w:ind w:left="100" w:right="100" w:firstLine="0" w:firstLineChars="0"/>
               <w:rPr>
-                <w:rFonts w:ascii="Helvetica" w:hAnsi="Helvetica" w:eastAsia="Helvetica" w:cs="Helvetica"/>
+                <w:rFonts w:ascii="Arial" w:hAnsi="Arial" w:eastAsia="Arial" w:cs="Arial"/>
                 <w:i w:val="false"/>
                 <w:b w:val="true"/>
                 <w:u w:val="none"/>
@@ -2371,7 +2449,7 @@
             </w:pPr>
             <w:r xmlns:w="http://schemas.openxmlformats.org/wordprocessingml/2006/main" xmlns:wp="http://schemas.openxmlformats.org/drawingml/2006/wordprocessingDrawing" xmlns:r="http://schemas.openxmlformats.org/officeDocument/2006/relationships" xmlns:w14="http://schemas.microsoft.com/office/word/2010/wordml">
               <w:rPr>
-                <w:rFonts w:ascii="Helvetica" w:hAnsi="Helvetica" w:eastAsia="Helvetica" w:cs="Helvetica"/>
+                <w:rFonts w:ascii="Arial" w:hAnsi="Arial" w:eastAsia="Arial" w:cs="Arial"/>
                 <w:i w:val="false"/>
                 <w:b w:val="true"/>
                 <w:u w:val="none"/>
@@ -2414,7 +2492,7 @@
               <w:spacing w:after="100" w:before="100" w:line="240"/>
               <w:ind w:left="100" w:right="100" w:firstLine="0" w:firstLineChars="0"/>
               <w:rPr>
-                <w:rFonts w:ascii="Helvetica" w:hAnsi="Helvetica" w:eastAsia="Helvetica" w:cs="Helvetica"/>
+                <w:rFonts w:ascii="Arial" w:hAnsi="Arial" w:eastAsia="Arial" w:cs="Arial"/>
                 <w:i w:val="false"/>
                 <w:b w:val="true"/>
                 <w:u w:val="none"/>
@@ -2426,7 +2504,7 @@
             </w:pPr>
             <w:r xmlns:w="http://schemas.openxmlformats.org/wordprocessingml/2006/main" xmlns:wp="http://schemas.openxmlformats.org/drawingml/2006/wordprocessingDrawing" xmlns:r="http://schemas.openxmlformats.org/officeDocument/2006/relationships" xmlns:w14="http://schemas.microsoft.com/office/word/2010/wordml">
               <w:rPr>
-                <w:rFonts w:ascii="Helvetica" w:hAnsi="Helvetica" w:eastAsia="Helvetica" w:cs="Helvetica"/>
+                <w:rFonts w:ascii="Arial" w:hAnsi="Arial" w:eastAsia="Arial" w:cs="Arial"/>
                 <w:i w:val="false"/>
                 <w:b w:val="true"/>
                 <w:u w:val="none"/>
@@ -2469,7 +2547,7 @@
               <w:spacing w:after="100" w:before="100" w:line="240"/>
               <w:ind w:left="100" w:right="100" w:firstLine="0" w:firstLineChars="0"/>
               <w:rPr>
-                <w:rFonts w:ascii="Helvetica" w:hAnsi="Helvetica" w:eastAsia="Helvetica" w:cs="Helvetica"/>
+                <w:rFonts w:ascii="Arial" w:hAnsi="Arial" w:eastAsia="Arial" w:cs="Arial"/>
                 <w:i w:val="false"/>
                 <w:b w:val="true"/>
                 <w:u w:val="none"/>
@@ -2481,7 +2559,7 @@
             </w:pPr>
             <w:r xmlns:w="http://schemas.openxmlformats.org/wordprocessingml/2006/main" xmlns:wp="http://schemas.openxmlformats.org/drawingml/2006/wordprocessingDrawing" xmlns:r="http://schemas.openxmlformats.org/officeDocument/2006/relationships" xmlns:w14="http://schemas.microsoft.com/office/word/2010/wordml">
               <w:rPr>
-                <w:rFonts w:ascii="Helvetica" w:hAnsi="Helvetica" w:eastAsia="Helvetica" w:cs="Helvetica"/>
+                <w:rFonts w:ascii="Arial" w:hAnsi="Arial" w:eastAsia="Arial" w:cs="Arial"/>
                 <w:i w:val="false"/>
                 <w:b w:val="true"/>
                 <w:u w:val="none"/>
@@ -2524,7 +2602,7 @@
               <w:spacing w:after="100" w:before="100" w:line="240"/>
               <w:ind w:left="100" w:right="100" w:firstLine="0" w:firstLineChars="0"/>
               <w:rPr>
-                <w:rFonts w:ascii="Helvetica" w:hAnsi="Helvetica" w:eastAsia="Helvetica" w:cs="Helvetica"/>
+                <w:rFonts w:ascii="Arial" w:hAnsi="Arial" w:eastAsia="Arial" w:cs="Arial"/>
                 <w:i w:val="false"/>
                 <w:b w:val="true"/>
                 <w:u w:val="none"/>
@@ -2536,7 +2614,7 @@
             </w:pPr>
             <w:r xmlns:w="http://schemas.openxmlformats.org/wordprocessingml/2006/main" xmlns:wp="http://schemas.openxmlformats.org/drawingml/2006/wordprocessingDrawing" xmlns:r="http://schemas.openxmlformats.org/officeDocument/2006/relationships" xmlns:w14="http://schemas.microsoft.com/office/word/2010/wordml">
               <w:rPr>
-                <w:rFonts w:ascii="Helvetica" w:hAnsi="Helvetica" w:eastAsia="Helvetica" w:cs="Helvetica"/>
+                <w:rFonts w:ascii="Arial" w:hAnsi="Arial" w:eastAsia="Arial" w:cs="Arial"/>
                 <w:i w:val="false"/>
                 <w:b w:val="true"/>
                 <w:u w:val="none"/>
@@ -2585,7 +2663,7 @@
               <w:spacing w:after="100" w:before="100" w:line="240"/>
               <w:ind w:left="100" w:right="100" w:firstLine="0" w:firstLineChars="0"/>
               <w:rPr>
-                <w:rFonts w:ascii="Helvetica" w:hAnsi="Helvetica" w:eastAsia="Helvetica" w:cs="Helvetica"/>
+                <w:rFonts w:ascii="Arial" w:hAnsi="Arial" w:eastAsia="Arial" w:cs="Arial"/>
                 <w:i w:val="false"/>
                 <w:b w:val="false"/>
                 <w:u w:val="none"/>
@@ -2597,7 +2675,7 @@
             </w:pPr>
             <w:r xmlns:w="http://schemas.openxmlformats.org/wordprocessingml/2006/main" xmlns:wp="http://schemas.openxmlformats.org/drawingml/2006/wordprocessingDrawing" xmlns:r="http://schemas.openxmlformats.org/officeDocument/2006/relationships" xmlns:w14="http://schemas.microsoft.com/office/word/2010/wordml">
               <w:rPr>
-                <w:rFonts w:ascii="Helvetica" w:hAnsi="Helvetica" w:eastAsia="Helvetica" w:cs="Helvetica"/>
+                <w:rFonts w:ascii="Arial" w:hAnsi="Arial" w:eastAsia="Arial" w:cs="Arial"/>
                 <w:i w:val="false"/>
                 <w:b w:val="false"/>
                 <w:u w:val="none"/>
@@ -2640,7 +2718,7 @@
               <w:spacing w:after="100" w:before="100" w:line="240"/>
               <w:ind w:left="100" w:right="100" w:firstLine="0" w:firstLineChars="0"/>
               <w:rPr>
-                <w:rFonts w:ascii="Helvetica" w:hAnsi="Helvetica" w:eastAsia="Helvetica" w:cs="Helvetica"/>
+                <w:rFonts w:ascii="Arial" w:hAnsi="Arial" w:eastAsia="Arial" w:cs="Arial"/>
                 <w:i w:val="false"/>
                 <w:b w:val="false"/>
                 <w:u w:val="none"/>
@@ -2652,7 +2730,7 @@
             </w:pPr>
             <w:r xmlns:w="http://schemas.openxmlformats.org/wordprocessingml/2006/main" xmlns:wp="http://schemas.openxmlformats.org/drawingml/2006/wordprocessingDrawing" xmlns:r="http://schemas.openxmlformats.org/officeDocument/2006/relationships" xmlns:w14="http://schemas.microsoft.com/office/word/2010/wordml">
               <w:rPr>
-                <w:rFonts w:ascii="Helvetica" w:hAnsi="Helvetica" w:eastAsia="Helvetica" w:cs="Helvetica"/>
+                <w:rFonts w:ascii="Arial" w:hAnsi="Arial" w:eastAsia="Arial" w:cs="Arial"/>
                 <w:i w:val="false"/>
                 <w:b w:val="false"/>
                 <w:u w:val="none"/>
@@ -2695,7 +2773,7 @@
               <w:spacing w:after="100" w:before="100" w:line="240"/>
               <w:ind w:left="100" w:right="100" w:firstLine="0" w:firstLineChars="0"/>
               <w:rPr>
-                <w:rFonts w:ascii="Helvetica" w:hAnsi="Helvetica" w:eastAsia="Helvetica" w:cs="Helvetica"/>
+                <w:rFonts w:ascii="Arial" w:hAnsi="Arial" w:eastAsia="Arial" w:cs="Arial"/>
                 <w:i w:val="false"/>
                 <w:b w:val="false"/>
                 <w:u w:val="none"/>
@@ -2707,7 +2785,7 @@
             </w:pPr>
             <w:r xmlns:w="http://schemas.openxmlformats.org/wordprocessingml/2006/main" xmlns:wp="http://schemas.openxmlformats.org/drawingml/2006/wordprocessingDrawing" xmlns:r="http://schemas.openxmlformats.org/officeDocument/2006/relationships" xmlns:w14="http://schemas.microsoft.com/office/word/2010/wordml">
               <w:rPr>
-                <w:rFonts w:ascii="Helvetica" w:hAnsi="Helvetica" w:eastAsia="Helvetica" w:cs="Helvetica"/>
+                <w:rFonts w:ascii="Arial" w:hAnsi="Arial" w:eastAsia="Arial" w:cs="Arial"/>
                 <w:i w:val="false"/>
                 <w:b w:val="false"/>
                 <w:u w:val="none"/>
@@ -2750,7 +2828,7 @@
               <w:spacing w:after="100" w:before="100" w:line="240"/>
               <w:ind w:left="100" w:right="100" w:firstLine="0" w:firstLineChars="0"/>
               <w:rPr>
-                <w:rFonts w:ascii="Helvetica" w:hAnsi="Helvetica" w:eastAsia="Helvetica" w:cs="Helvetica"/>
+                <w:rFonts w:ascii="Arial" w:hAnsi="Arial" w:eastAsia="Arial" w:cs="Arial"/>
                 <w:i w:val="false"/>
                 <w:b w:val="false"/>
                 <w:u w:val="none"/>
@@ -2762,7 +2840,7 @@
             </w:pPr>
             <w:r xmlns:w="http://schemas.openxmlformats.org/wordprocessingml/2006/main" xmlns:wp="http://schemas.openxmlformats.org/drawingml/2006/wordprocessingDrawing" xmlns:r="http://schemas.openxmlformats.org/officeDocument/2006/relationships" xmlns:w14="http://schemas.microsoft.com/office/word/2010/wordml">
               <w:rPr>
-                <w:rFonts w:ascii="Helvetica" w:hAnsi="Helvetica" w:eastAsia="Helvetica" w:cs="Helvetica"/>
+                <w:rFonts w:ascii="Arial" w:hAnsi="Arial" w:eastAsia="Arial" w:cs="Arial"/>
                 <w:i w:val="false"/>
                 <w:b w:val="false"/>
                 <w:u w:val="none"/>
@@ -2811,7 +2889,7 @@
               <w:spacing w:after="100" w:before="100" w:line="240"/>
               <w:ind w:left="100" w:right="100" w:firstLine="0" w:firstLineChars="0"/>
               <w:rPr>
-                <w:rFonts w:ascii="Helvetica" w:hAnsi="Helvetica" w:eastAsia="Helvetica" w:cs="Helvetica"/>
+                <w:rFonts w:ascii="Arial" w:hAnsi="Arial" w:eastAsia="Arial" w:cs="Arial"/>
                 <w:i w:val="false"/>
                 <w:b w:val="false"/>
                 <w:u w:val="none"/>
@@ -2823,7 +2901,7 @@
             </w:pPr>
             <w:r xmlns:w="http://schemas.openxmlformats.org/wordprocessingml/2006/main" xmlns:wp="http://schemas.openxmlformats.org/drawingml/2006/wordprocessingDrawing" xmlns:r="http://schemas.openxmlformats.org/officeDocument/2006/relationships" xmlns:w14="http://schemas.microsoft.com/office/word/2010/wordml">
               <w:rPr>
-                <w:rFonts w:ascii="Helvetica" w:hAnsi="Helvetica" w:eastAsia="Helvetica" w:cs="Helvetica"/>
+                <w:rFonts w:ascii="Arial" w:hAnsi="Arial" w:eastAsia="Arial" w:cs="Arial"/>
                 <w:i w:val="false"/>
                 <w:b w:val="false"/>
                 <w:u w:val="none"/>
@@ -2866,7 +2944,7 @@
               <w:spacing w:after="100" w:before="100" w:line="240"/>
               <w:ind w:left="100" w:right="100" w:firstLine="0" w:firstLineChars="0"/>
               <w:rPr>
-                <w:rFonts w:ascii="Helvetica" w:hAnsi="Helvetica" w:eastAsia="Helvetica" w:cs="Helvetica"/>
+                <w:rFonts w:ascii="Arial" w:hAnsi="Arial" w:eastAsia="Arial" w:cs="Arial"/>
                 <w:i w:val="false"/>
                 <w:b w:val="false"/>
                 <w:u w:val="none"/>
@@ -2878,7 +2956,7 @@
             </w:pPr>
             <w:r xmlns:w="http://schemas.openxmlformats.org/wordprocessingml/2006/main" xmlns:wp="http://schemas.openxmlformats.org/drawingml/2006/wordprocessingDrawing" xmlns:r="http://schemas.openxmlformats.org/officeDocument/2006/relationships" xmlns:w14="http://schemas.microsoft.com/office/word/2010/wordml">
               <w:rPr>
-                <w:rFonts w:ascii="Helvetica" w:hAnsi="Helvetica" w:eastAsia="Helvetica" w:cs="Helvetica"/>
+                <w:rFonts w:ascii="Arial" w:hAnsi="Arial" w:eastAsia="Arial" w:cs="Arial"/>
                 <w:i w:val="false"/>
                 <w:b w:val="false"/>
                 <w:u w:val="none"/>
@@ -2921,7 +2999,7 @@
               <w:spacing w:after="100" w:before="100" w:line="240"/>
               <w:ind w:left="100" w:right="100" w:firstLine="0" w:firstLineChars="0"/>
               <w:rPr>
-                <w:rFonts w:ascii="Helvetica" w:hAnsi="Helvetica" w:eastAsia="Helvetica" w:cs="Helvetica"/>
+                <w:rFonts w:ascii="Arial" w:hAnsi="Arial" w:eastAsia="Arial" w:cs="Arial"/>
                 <w:i w:val="false"/>
                 <w:b w:val="false"/>
                 <w:u w:val="none"/>
@@ -2933,7 +3011,7 @@
             </w:pPr>
             <w:r xmlns:w="http://schemas.openxmlformats.org/wordprocessingml/2006/main" xmlns:wp="http://schemas.openxmlformats.org/drawingml/2006/wordprocessingDrawing" xmlns:r="http://schemas.openxmlformats.org/officeDocument/2006/relationships" xmlns:w14="http://schemas.microsoft.com/office/word/2010/wordml">
               <w:rPr>
-                <w:rFonts w:ascii="Helvetica" w:hAnsi="Helvetica" w:eastAsia="Helvetica" w:cs="Helvetica"/>
+                <w:rFonts w:ascii="Arial" w:hAnsi="Arial" w:eastAsia="Arial" w:cs="Arial"/>
                 <w:i w:val="false"/>
                 <w:b w:val="false"/>
                 <w:u w:val="none"/>
@@ -2976,7 +3054,7 @@
               <w:spacing w:after="100" w:before="100" w:line="240"/>
               <w:ind w:left="100" w:right="100" w:firstLine="0" w:firstLineChars="0"/>
               <w:rPr>
-                <w:rFonts w:ascii="Helvetica" w:hAnsi="Helvetica" w:eastAsia="Helvetica" w:cs="Helvetica"/>
+                <w:rFonts w:ascii="Arial" w:hAnsi="Arial" w:eastAsia="Arial" w:cs="Arial"/>
                 <w:i w:val="false"/>
                 <w:b w:val="false"/>
                 <w:u w:val="none"/>
@@ -2988,7 +3066,7 @@
             </w:pPr>
             <w:r xmlns:w="http://schemas.openxmlformats.org/wordprocessingml/2006/main" xmlns:wp="http://schemas.openxmlformats.org/drawingml/2006/wordprocessingDrawing" xmlns:r="http://schemas.openxmlformats.org/officeDocument/2006/relationships" xmlns:w14="http://schemas.microsoft.com/office/word/2010/wordml">
               <w:rPr>
-                <w:rFonts w:ascii="Helvetica" w:hAnsi="Helvetica" w:eastAsia="Helvetica" w:cs="Helvetica"/>
+                <w:rFonts w:ascii="Arial" w:hAnsi="Arial" w:eastAsia="Arial" w:cs="Arial"/>
                 <w:i w:val="false"/>
                 <w:b w:val="false"/>
                 <w:u w:val="none"/>
@@ -3010,11 +3088,14 @@
     </w:p>
     <w:p>
       <w:pPr>
-        <w:pStyle w:val="Compact"/>
+        <w:pStyle w:val="ListParagraph"/>
         <w:numPr>
           <w:ilvl w:val="0"/>
-          <w:numId w:val="1006"/>
+          <w:numId w:val="105"/>
         </w:numPr>
+        <w:spacing w:before="0" w:after="120" w:line="288" w:lineRule="auto"/>
+        <w:widowControl/>
+        <w:keepNext/>
       </w:pPr>
       <w:r>
         <w:t xml:space="preserve">Does this research hypothesis suggest a symmetrical pattern of relationship, asymmetrical pattern of relationship or no relationship between these variables?</w:t>
@@ -3025,9 +3106,7 @@
         <w:pStyle w:val="AnswerBox"/>
       </w:pPr>
       <w:r>
-        <w:rPr>
-          <w:rStyle w:val="VerbatimChar"/>
-        </w:rPr>
+        <w:rPr/>
         <w:t xml:space="preserve">Answer</w:t>
       </w:r>
       <w:r>
@@ -3080,11 +3159,14 @@
     </w:p>
     <w:p>
       <w:pPr>
-        <w:pStyle w:val="Compact"/>
+        <w:pStyle w:val="ListParagraph"/>
         <w:numPr>
           <w:ilvl w:val="0"/>
-          <w:numId w:val="1007"/>
+          <w:numId w:val="106"/>
         </w:numPr>
+        <w:spacing w:before="0" w:after="120" w:line="288" w:lineRule="auto"/>
+        <w:widowControl/>
+        <w:keepNext/>
       </w:pPr>
       <w:r>
         <w:t xml:space="preserve">Does the</w:t>
@@ -3107,9 +3189,7 @@
         <w:pStyle w:val="AnswerBox"/>
       </w:pPr>
       <w:r>
-        <w:rPr>
-          <w:rStyle w:val="VerbatimChar"/>
-        </w:rPr>
+        <w:rPr/>
         <w:t xml:space="preserve">Answer</w:t>
       </w:r>
       <w:r>
@@ -3117,9 +3197,9 @@
       </w:r>
     </w:p>
     <w:p>
-      <w:pPr>
-        <w:pStyle w:val="BodyText"/>
-      </w:pPr>
+      <w:r>
+        <w:br w:type="page"/>
+      </w:r>
     </w:p>
     <w:p>
       <w:pPr>
@@ -3241,7 +3321,7 @@
       <w:tblPr>
         <w:tblLayout w:type="fixed"/>
         <w:jc w:val="start"/>
-        <w:tblLook w:firstRow="1" w:lastRow="0" w:firstColumn="0" w:lastColumn="0" w:noHBand="0" w:noVBand="1"/>
+        <w:tblLook w:firstRow="1" w:lastRow="0" w:firstColumn="0" w:lastColumn="0" w:noHBand="0" w:noVBand="1" w:val="0020"/>
       </w:tblPr>
       <w:tblGrid>
         <w:gridCol w:w="2016"/>
@@ -3284,7 +3364,7 @@
               <w:spacing w:after="100" w:before="100" w:line="240"/>
               <w:ind w:left="100" w:right="100" w:firstLine="0" w:firstLineChars="0"/>
               <w:rPr>
-                <w:rFonts w:ascii="Helvetica" w:hAnsi="Helvetica" w:eastAsia="Helvetica" w:cs="Helvetica"/>
+                <w:rFonts w:ascii="Arial" w:hAnsi="Arial" w:eastAsia="Arial" w:cs="Arial"/>
                 <w:i w:val="false"/>
                 <w:b w:val="false"/>
                 <w:u w:val="none"/>
@@ -3296,7 +3376,7 @@
             </w:pPr>
             <w:r xmlns:w="http://schemas.openxmlformats.org/wordprocessingml/2006/main" xmlns:wp="http://schemas.openxmlformats.org/drawingml/2006/wordprocessingDrawing" xmlns:r="http://schemas.openxmlformats.org/officeDocument/2006/relationships" xmlns:w14="http://schemas.microsoft.com/office/word/2010/wordml">
               <w:rPr>
-                <w:rFonts w:ascii="Helvetica" w:hAnsi="Helvetica" w:eastAsia="Helvetica" w:cs="Helvetica"/>
+                <w:rFonts w:ascii="Arial" w:hAnsi="Arial" w:eastAsia="Arial" w:cs="Arial"/>
                 <w:i w:val="false"/>
                 <w:b w:val="false"/>
                 <w:u w:val="none"/>
@@ -3339,7 +3419,7 @@
               <w:spacing w:after="100" w:before="100" w:line="240"/>
               <w:ind w:left="100" w:right="100" w:firstLine="0" w:firstLineChars="0"/>
               <w:rPr>
-                <w:rFonts w:ascii="Helvetica" w:hAnsi="Helvetica" w:eastAsia="Helvetica" w:cs="Helvetica"/>
+                <w:rFonts w:ascii="Arial" w:hAnsi="Arial" w:eastAsia="Arial" w:cs="Arial"/>
                 <w:i w:val="false"/>
                 <w:b w:val="false"/>
                 <w:u w:val="none"/>
@@ -3351,7 +3431,7 @@
             </w:pPr>
             <w:r xmlns:w="http://schemas.openxmlformats.org/wordprocessingml/2006/main" xmlns:wp="http://schemas.openxmlformats.org/drawingml/2006/wordprocessingDrawing" xmlns:r="http://schemas.openxmlformats.org/officeDocument/2006/relationships" xmlns:w14="http://schemas.microsoft.com/office/word/2010/wordml">
               <w:rPr>
-                <w:rFonts w:ascii="Helvetica" w:hAnsi="Helvetica" w:eastAsia="Helvetica" w:cs="Helvetica"/>
+                <w:rFonts w:ascii="Arial" w:hAnsi="Arial" w:eastAsia="Arial" w:cs="Arial"/>
                 <w:i w:val="false"/>
                 <w:b w:val="false"/>
                 <w:u w:val="none"/>
@@ -3393,7 +3473,7 @@
               <w:spacing w:after="100" w:before="100" w:line="240"/>
               <w:ind w:left="100" w:right="100" w:firstLine="0" w:firstLineChars="0"/>
               <w:rPr>
-                <w:rFonts w:ascii="Helvetica" w:hAnsi="Helvetica" w:eastAsia="Helvetica" w:cs="Helvetica"/>
+                <w:rFonts w:ascii="Arial" w:hAnsi="Arial" w:eastAsia="Arial" w:cs="Arial"/>
                 <w:i w:val="false"/>
                 <w:b w:val="false"/>
                 <w:u w:val="none"/>
@@ -3405,7 +3485,7 @@
             </w:pPr>
             <w:r xmlns:w="http://schemas.openxmlformats.org/wordprocessingml/2006/main" xmlns:wp="http://schemas.openxmlformats.org/drawingml/2006/wordprocessingDrawing" xmlns:r="http://schemas.openxmlformats.org/officeDocument/2006/relationships" xmlns:w14="http://schemas.microsoft.com/office/word/2010/wordml">
               <w:rPr>
-                <w:rFonts w:ascii="Helvetica" w:hAnsi="Helvetica" w:eastAsia="Helvetica" w:cs="Helvetica"/>
+                <w:rFonts w:ascii="Arial" w:hAnsi="Arial" w:eastAsia="Arial" w:cs="Arial"/>
                 <w:i w:val="false"/>
                 <w:b w:val="false"/>
                 <w:u w:val="none"/>
@@ -3454,7 +3534,7 @@
               <w:spacing w:after="100" w:before="100" w:line="240"/>
               <w:ind w:left="100" w:right="100" w:firstLine="0" w:firstLineChars="0"/>
               <w:rPr>
-                <w:rFonts w:ascii="Helvetica" w:hAnsi="Helvetica" w:eastAsia="Helvetica" w:cs="Helvetica"/>
+                <w:rFonts w:ascii="Arial" w:hAnsi="Arial" w:eastAsia="Arial" w:cs="Arial"/>
                 <w:i w:val="false"/>
                 <w:b w:val="false"/>
                 <w:u w:val="none"/>
@@ -3466,7 +3546,7 @@
             </w:pPr>
             <w:r xmlns:w="http://schemas.openxmlformats.org/wordprocessingml/2006/main" xmlns:wp="http://schemas.openxmlformats.org/drawingml/2006/wordprocessingDrawing" xmlns:r="http://schemas.openxmlformats.org/officeDocument/2006/relationships" xmlns:w14="http://schemas.microsoft.com/office/word/2010/wordml">
               <w:rPr>
-                <w:rFonts w:ascii="Helvetica" w:hAnsi="Helvetica" w:eastAsia="Helvetica" w:cs="Helvetica"/>
+                <w:rFonts w:ascii="Arial" w:hAnsi="Arial" w:eastAsia="Arial" w:cs="Arial"/>
                 <w:i w:val="false"/>
                 <w:b w:val="false"/>
                 <w:u w:val="none"/>
@@ -3508,7 +3588,7 @@
               <w:spacing w:after="100" w:before="100" w:line="240"/>
               <w:ind w:left="100" w:right="100" w:firstLine="0" w:firstLineChars="0"/>
               <w:rPr>
-                <w:rFonts w:ascii="Helvetica" w:hAnsi="Helvetica" w:eastAsia="Helvetica" w:cs="Helvetica"/>
+                <w:rFonts w:ascii="Arial" w:hAnsi="Arial" w:eastAsia="Arial" w:cs="Arial"/>
                 <w:i w:val="false"/>
                 <w:b w:val="false"/>
                 <w:u w:val="none"/>
@@ -3520,7 +3600,7 @@
             </w:pPr>
             <w:r xmlns:w="http://schemas.openxmlformats.org/wordprocessingml/2006/main" xmlns:wp="http://schemas.openxmlformats.org/drawingml/2006/wordprocessingDrawing" xmlns:r="http://schemas.openxmlformats.org/officeDocument/2006/relationships" xmlns:w14="http://schemas.microsoft.com/office/word/2010/wordml">
               <w:rPr>
-                <w:rFonts w:ascii="Helvetica" w:hAnsi="Helvetica" w:eastAsia="Helvetica" w:cs="Helvetica"/>
+                <w:rFonts w:ascii="Arial" w:hAnsi="Arial" w:eastAsia="Arial" w:cs="Arial"/>
                 <w:i w:val="false"/>
                 <w:b w:val="false"/>
                 <w:u w:val="none"/>
@@ -3562,7 +3642,7 @@
               <w:spacing w:after="100" w:before="100" w:line="240"/>
               <w:ind w:left="100" w:right="100" w:firstLine="0" w:firstLineChars="0"/>
               <w:rPr>
-                <w:rFonts w:ascii="Helvetica" w:hAnsi="Helvetica" w:eastAsia="Helvetica" w:cs="Helvetica"/>
+                <w:rFonts w:ascii="Arial" w:hAnsi="Arial" w:eastAsia="Arial" w:cs="Arial"/>
                 <w:i w:val="false"/>
                 <w:b w:val="false"/>
                 <w:u w:val="none"/>
@@ -3574,7 +3654,7 @@
             </w:pPr>
             <w:r xmlns:w="http://schemas.openxmlformats.org/wordprocessingml/2006/main" xmlns:wp="http://schemas.openxmlformats.org/drawingml/2006/wordprocessingDrawing" xmlns:r="http://schemas.openxmlformats.org/officeDocument/2006/relationships" xmlns:w14="http://schemas.microsoft.com/office/word/2010/wordml">
               <w:rPr>
-                <w:rFonts w:ascii="Helvetica" w:hAnsi="Helvetica" w:eastAsia="Helvetica" w:cs="Helvetica"/>
+                <w:rFonts w:ascii="Arial" w:hAnsi="Arial" w:eastAsia="Arial" w:cs="Arial"/>
                 <w:i w:val="false"/>
                 <w:b w:val="false"/>
                 <w:u w:val="none"/>
@@ -3616,7 +3696,7 @@
               <w:spacing w:after="100" w:before="100" w:line="240"/>
               <w:ind w:left="100" w:right="100" w:firstLine="0" w:firstLineChars="0"/>
               <w:rPr>
-                <w:rFonts w:ascii="Helvetica" w:hAnsi="Helvetica" w:eastAsia="Helvetica" w:cs="Helvetica"/>
+                <w:rFonts w:ascii="Arial" w:hAnsi="Arial" w:eastAsia="Arial" w:cs="Arial"/>
                 <w:i w:val="false"/>
                 <w:b w:val="false"/>
                 <w:u w:val="none"/>
@@ -3628,7 +3708,7 @@
             </w:pPr>
             <w:r xmlns:w="http://schemas.openxmlformats.org/wordprocessingml/2006/main" xmlns:wp="http://schemas.openxmlformats.org/drawingml/2006/wordprocessingDrawing" xmlns:r="http://schemas.openxmlformats.org/officeDocument/2006/relationships" xmlns:w14="http://schemas.microsoft.com/office/word/2010/wordml">
               <w:rPr>
-                <w:rFonts w:ascii="Helvetica" w:hAnsi="Helvetica" w:eastAsia="Helvetica" w:cs="Helvetica"/>
+                <w:rFonts w:ascii="Arial" w:hAnsi="Arial" w:eastAsia="Arial" w:cs="Arial"/>
                 <w:i w:val="false"/>
                 <w:b w:val="false"/>
                 <w:u w:val="none"/>
@@ -3676,7 +3756,7 @@
               <w:spacing w:after="100" w:before="100" w:line="240"/>
               <w:ind w:left="100" w:right="100" w:firstLine="0" w:firstLineChars="0"/>
               <w:rPr>
-                <w:rFonts w:ascii="Helvetica" w:hAnsi="Helvetica" w:eastAsia="Helvetica" w:cs="Helvetica"/>
+                <w:rFonts w:ascii="Arial" w:hAnsi="Arial" w:eastAsia="Arial" w:cs="Arial"/>
                 <w:i w:val="false"/>
                 <w:b w:val="false"/>
                 <w:u w:val="none"/>
@@ -3688,7 +3768,7 @@
             </w:pPr>
             <w:r xmlns:w="http://schemas.openxmlformats.org/wordprocessingml/2006/main" xmlns:wp="http://schemas.openxmlformats.org/drawingml/2006/wordprocessingDrawing" xmlns:r="http://schemas.openxmlformats.org/officeDocument/2006/relationships" xmlns:w14="http://schemas.microsoft.com/office/word/2010/wordml">
               <w:rPr>
-                <w:rFonts w:ascii="Helvetica" w:hAnsi="Helvetica" w:eastAsia="Helvetica" w:cs="Helvetica"/>
+                <w:rFonts w:ascii="Arial" w:hAnsi="Arial" w:eastAsia="Arial" w:cs="Arial"/>
                 <w:i w:val="false"/>
                 <w:b w:val="false"/>
                 <w:u w:val="none"/>
@@ -3730,7 +3810,7 @@
               <w:spacing w:after="100" w:before="100" w:line="240"/>
               <w:ind w:left="100" w:right="100" w:firstLine="0" w:firstLineChars="0"/>
               <w:rPr>
-                <w:rFonts w:ascii="Helvetica" w:hAnsi="Helvetica" w:eastAsia="Helvetica" w:cs="Helvetica"/>
+                <w:rFonts w:ascii="Arial" w:hAnsi="Arial" w:eastAsia="Arial" w:cs="Arial"/>
                 <w:i w:val="false"/>
                 <w:b w:val="false"/>
                 <w:u w:val="none"/>
@@ -3742,7 +3822,7 @@
             </w:pPr>
             <w:r xmlns:w="http://schemas.openxmlformats.org/wordprocessingml/2006/main" xmlns:wp="http://schemas.openxmlformats.org/drawingml/2006/wordprocessingDrawing" xmlns:r="http://schemas.openxmlformats.org/officeDocument/2006/relationships" xmlns:w14="http://schemas.microsoft.com/office/word/2010/wordml">
               <w:rPr>
-                <w:rFonts w:ascii="Helvetica" w:hAnsi="Helvetica" w:eastAsia="Helvetica" w:cs="Helvetica"/>
+                <w:rFonts w:ascii="Arial" w:hAnsi="Arial" w:eastAsia="Arial" w:cs="Arial"/>
                 <w:i w:val="false"/>
                 <w:b w:val="false"/>
                 <w:u w:val="none"/>
@@ -3784,7 +3864,7 @@
               <w:spacing w:after="100" w:before="100" w:line="240"/>
               <w:ind w:left="100" w:right="100" w:firstLine="0" w:firstLineChars="0"/>
               <w:rPr>
-                <w:rFonts w:ascii="Helvetica" w:hAnsi="Helvetica" w:eastAsia="Helvetica" w:cs="Helvetica"/>
+                <w:rFonts w:ascii="Arial" w:hAnsi="Arial" w:eastAsia="Arial" w:cs="Arial"/>
                 <w:i w:val="false"/>
                 <w:b w:val="false"/>
                 <w:u w:val="none"/>
@@ -3796,7 +3876,7 @@
             </w:pPr>
             <w:r xmlns:w="http://schemas.openxmlformats.org/wordprocessingml/2006/main" xmlns:wp="http://schemas.openxmlformats.org/drawingml/2006/wordprocessingDrawing" xmlns:r="http://schemas.openxmlformats.org/officeDocument/2006/relationships" xmlns:w14="http://schemas.microsoft.com/office/word/2010/wordml">
               <w:rPr>
-                <w:rFonts w:ascii="Helvetica" w:hAnsi="Helvetica" w:eastAsia="Helvetica" w:cs="Helvetica"/>
+                <w:rFonts w:ascii="Arial" w:hAnsi="Arial" w:eastAsia="Arial" w:cs="Arial"/>
                 <w:i w:val="false"/>
                 <w:b w:val="false"/>
                 <w:u w:val="none"/>
@@ -3838,7 +3918,7 @@
               <w:spacing w:after="100" w:before="100" w:line="240"/>
               <w:ind w:left="100" w:right="100" w:firstLine="0" w:firstLineChars="0"/>
               <w:rPr>
-                <w:rFonts w:ascii="Helvetica" w:hAnsi="Helvetica" w:eastAsia="Helvetica" w:cs="Helvetica"/>
+                <w:rFonts w:ascii="Arial" w:hAnsi="Arial" w:eastAsia="Arial" w:cs="Arial"/>
                 <w:i w:val="false"/>
                 <w:b w:val="false"/>
                 <w:u w:val="none"/>
@@ -3850,7 +3930,7 @@
             </w:pPr>
             <w:r xmlns:w="http://schemas.openxmlformats.org/wordprocessingml/2006/main" xmlns:wp="http://schemas.openxmlformats.org/drawingml/2006/wordprocessingDrawing" xmlns:r="http://schemas.openxmlformats.org/officeDocument/2006/relationships" xmlns:w14="http://schemas.microsoft.com/office/word/2010/wordml">
               <w:rPr>
-                <w:rFonts w:ascii="Helvetica" w:hAnsi="Helvetica" w:eastAsia="Helvetica" w:cs="Helvetica"/>
+                <w:rFonts w:ascii="Arial" w:hAnsi="Arial" w:eastAsia="Arial" w:cs="Arial"/>
                 <w:i w:val="false"/>
                 <w:b w:val="false"/>
                 <w:u w:val="none"/>
@@ -3898,7 +3978,7 @@
               <w:spacing w:after="100" w:before="100" w:line="240"/>
               <w:ind w:left="100" w:right="100" w:firstLine="0" w:firstLineChars="0"/>
               <w:rPr>
-                <w:rFonts w:ascii="Helvetica" w:hAnsi="Helvetica" w:eastAsia="Helvetica" w:cs="Helvetica"/>
+                <w:rFonts w:ascii="Arial" w:hAnsi="Arial" w:eastAsia="Arial" w:cs="Arial"/>
                 <w:i w:val="false"/>
                 <w:b w:val="false"/>
                 <w:u w:val="none"/>
@@ -3910,7 +3990,7 @@
             </w:pPr>
             <w:r xmlns:w="http://schemas.openxmlformats.org/wordprocessingml/2006/main" xmlns:wp="http://schemas.openxmlformats.org/drawingml/2006/wordprocessingDrawing" xmlns:r="http://schemas.openxmlformats.org/officeDocument/2006/relationships" xmlns:w14="http://schemas.microsoft.com/office/word/2010/wordml">
               <w:rPr>
-                <w:rFonts w:ascii="Helvetica" w:hAnsi="Helvetica" w:eastAsia="Helvetica" w:cs="Helvetica"/>
+                <w:rFonts w:ascii="Arial" w:hAnsi="Arial" w:eastAsia="Arial" w:cs="Arial"/>
                 <w:i w:val="false"/>
                 <w:b w:val="false"/>
                 <w:u w:val="none"/>
@@ -3952,7 +4032,7 @@
               <w:spacing w:after="100" w:before="100" w:line="240"/>
               <w:ind w:left="100" w:right="100" w:firstLine="0" w:firstLineChars="0"/>
               <w:rPr>
-                <w:rFonts w:ascii="Helvetica" w:hAnsi="Helvetica" w:eastAsia="Helvetica" w:cs="Helvetica"/>
+                <w:rFonts w:ascii="Arial" w:hAnsi="Arial" w:eastAsia="Arial" w:cs="Arial"/>
                 <w:i w:val="false"/>
                 <w:b w:val="false"/>
                 <w:u w:val="none"/>
@@ -3964,7 +4044,7 @@
             </w:pPr>
             <w:r xmlns:w="http://schemas.openxmlformats.org/wordprocessingml/2006/main" xmlns:wp="http://schemas.openxmlformats.org/drawingml/2006/wordprocessingDrawing" xmlns:r="http://schemas.openxmlformats.org/officeDocument/2006/relationships" xmlns:w14="http://schemas.microsoft.com/office/word/2010/wordml">
               <w:rPr>
-                <w:rFonts w:ascii="Helvetica" w:hAnsi="Helvetica" w:eastAsia="Helvetica" w:cs="Helvetica"/>
+                <w:rFonts w:ascii="Arial" w:hAnsi="Arial" w:eastAsia="Arial" w:cs="Arial"/>
                 <w:i w:val="false"/>
                 <w:b w:val="false"/>
                 <w:u w:val="none"/>
@@ -4006,7 +4086,7 @@
               <w:spacing w:after="100" w:before="100" w:line="240"/>
               <w:ind w:left="100" w:right="100" w:firstLine="0" w:firstLineChars="0"/>
               <w:rPr>
-                <w:rFonts w:ascii="Helvetica" w:hAnsi="Helvetica" w:eastAsia="Helvetica" w:cs="Helvetica"/>
+                <w:rFonts w:ascii="Arial" w:hAnsi="Arial" w:eastAsia="Arial" w:cs="Arial"/>
                 <w:i w:val="false"/>
                 <w:b w:val="false"/>
                 <w:u w:val="none"/>
@@ -4018,7 +4098,7 @@
             </w:pPr>
             <w:r xmlns:w="http://schemas.openxmlformats.org/wordprocessingml/2006/main" xmlns:wp="http://schemas.openxmlformats.org/drawingml/2006/wordprocessingDrawing" xmlns:r="http://schemas.openxmlformats.org/officeDocument/2006/relationships" xmlns:w14="http://schemas.microsoft.com/office/word/2010/wordml">
               <w:rPr>
-                <w:rFonts w:ascii="Helvetica" w:hAnsi="Helvetica" w:eastAsia="Helvetica" w:cs="Helvetica"/>
+                <w:rFonts w:ascii="Arial" w:hAnsi="Arial" w:eastAsia="Arial" w:cs="Arial"/>
                 <w:i w:val="false"/>
                 <w:b w:val="false"/>
                 <w:u w:val="none"/>
@@ -4060,7 +4140,7 @@
               <w:spacing w:after="100" w:before="100" w:line="240"/>
               <w:ind w:left="100" w:right="100" w:firstLine="0" w:firstLineChars="0"/>
               <w:rPr>
-                <w:rFonts w:ascii="Helvetica" w:hAnsi="Helvetica" w:eastAsia="Helvetica" w:cs="Helvetica"/>
+                <w:rFonts w:ascii="Arial" w:hAnsi="Arial" w:eastAsia="Arial" w:cs="Arial"/>
                 <w:i w:val="false"/>
                 <w:b w:val="false"/>
                 <w:u w:val="none"/>
@@ -4072,7 +4152,7 @@
             </w:pPr>
             <w:r xmlns:w="http://schemas.openxmlformats.org/wordprocessingml/2006/main" xmlns:wp="http://schemas.openxmlformats.org/drawingml/2006/wordprocessingDrawing" xmlns:r="http://schemas.openxmlformats.org/officeDocument/2006/relationships" xmlns:w14="http://schemas.microsoft.com/office/word/2010/wordml">
               <w:rPr>
-                <w:rFonts w:ascii="Helvetica" w:hAnsi="Helvetica" w:eastAsia="Helvetica" w:cs="Helvetica"/>
+                <w:rFonts w:ascii="Arial" w:hAnsi="Arial" w:eastAsia="Arial" w:cs="Arial"/>
                 <w:i w:val="false"/>
                 <w:b w:val="false"/>
                 <w:u w:val="none"/>
@@ -4120,7 +4200,7 @@
               <w:spacing w:after="100" w:before="100" w:line="240"/>
               <w:ind w:left="100" w:right="100" w:firstLine="0" w:firstLineChars="0"/>
               <w:rPr>
-                <w:rFonts w:ascii="Helvetica" w:hAnsi="Helvetica" w:eastAsia="Helvetica" w:cs="Helvetica"/>
+                <w:rFonts w:ascii="Arial" w:hAnsi="Arial" w:eastAsia="Arial" w:cs="Arial"/>
                 <w:i w:val="false"/>
                 <w:b w:val="false"/>
                 <w:u w:val="none"/>
@@ -4132,7 +4212,7 @@
             </w:pPr>
             <w:r xmlns:w="http://schemas.openxmlformats.org/wordprocessingml/2006/main" xmlns:wp="http://schemas.openxmlformats.org/drawingml/2006/wordprocessingDrawing" xmlns:r="http://schemas.openxmlformats.org/officeDocument/2006/relationships" xmlns:w14="http://schemas.microsoft.com/office/word/2010/wordml">
               <w:rPr>
-                <w:rFonts w:ascii="Helvetica" w:hAnsi="Helvetica" w:eastAsia="Helvetica" w:cs="Helvetica"/>
+                <w:rFonts w:ascii="Arial" w:hAnsi="Arial" w:eastAsia="Arial" w:cs="Arial"/>
                 <w:i w:val="false"/>
                 <w:b w:val="false"/>
                 <w:u w:val="none"/>
@@ -4174,7 +4254,7 @@
               <w:spacing w:after="100" w:before="100" w:line="240"/>
               <w:ind w:left="100" w:right="100" w:firstLine="0" w:firstLineChars="0"/>
               <w:rPr>
-                <w:rFonts w:ascii="Helvetica" w:hAnsi="Helvetica" w:eastAsia="Helvetica" w:cs="Helvetica"/>
+                <w:rFonts w:ascii="Arial" w:hAnsi="Arial" w:eastAsia="Arial" w:cs="Arial"/>
                 <w:i w:val="false"/>
                 <w:b w:val="false"/>
                 <w:u w:val="none"/>
@@ -4186,7 +4266,7 @@
             </w:pPr>
             <w:r xmlns:w="http://schemas.openxmlformats.org/wordprocessingml/2006/main" xmlns:wp="http://schemas.openxmlformats.org/drawingml/2006/wordprocessingDrawing" xmlns:r="http://schemas.openxmlformats.org/officeDocument/2006/relationships" xmlns:w14="http://schemas.microsoft.com/office/word/2010/wordml">
               <w:rPr>
-                <w:rFonts w:ascii="Helvetica" w:hAnsi="Helvetica" w:eastAsia="Helvetica" w:cs="Helvetica"/>
+                <w:rFonts w:ascii="Arial" w:hAnsi="Arial" w:eastAsia="Arial" w:cs="Arial"/>
                 <w:i w:val="false"/>
                 <w:b w:val="false"/>
                 <w:u w:val="none"/>
@@ -4228,7 +4308,7 @@
               <w:spacing w:after="100" w:before="100" w:line="240"/>
               <w:ind w:left="100" w:right="100" w:firstLine="0" w:firstLineChars="0"/>
               <w:rPr>
-                <w:rFonts w:ascii="Helvetica" w:hAnsi="Helvetica" w:eastAsia="Helvetica" w:cs="Helvetica"/>
+                <w:rFonts w:ascii="Arial" w:hAnsi="Arial" w:eastAsia="Arial" w:cs="Arial"/>
                 <w:i w:val="false"/>
                 <w:b w:val="false"/>
                 <w:u w:val="none"/>
@@ -4240,7 +4320,7 @@
             </w:pPr>
             <w:r xmlns:w="http://schemas.openxmlformats.org/wordprocessingml/2006/main" xmlns:wp="http://schemas.openxmlformats.org/drawingml/2006/wordprocessingDrawing" xmlns:r="http://schemas.openxmlformats.org/officeDocument/2006/relationships" xmlns:w14="http://schemas.microsoft.com/office/word/2010/wordml">
               <w:rPr>
-                <w:rFonts w:ascii="Helvetica" w:hAnsi="Helvetica" w:eastAsia="Helvetica" w:cs="Helvetica"/>
+                <w:rFonts w:ascii="Arial" w:hAnsi="Arial" w:eastAsia="Arial" w:cs="Arial"/>
                 <w:i w:val="false"/>
                 <w:b w:val="false"/>
                 <w:u w:val="none"/>
@@ -4282,7 +4362,7 @@
               <w:spacing w:after="100" w:before="100" w:line="240"/>
               <w:ind w:left="100" w:right="100" w:firstLine="0" w:firstLineChars="0"/>
               <w:rPr>
-                <w:rFonts w:ascii="Helvetica" w:hAnsi="Helvetica" w:eastAsia="Helvetica" w:cs="Helvetica"/>
+                <w:rFonts w:ascii="Arial" w:hAnsi="Arial" w:eastAsia="Arial" w:cs="Arial"/>
                 <w:i w:val="false"/>
                 <w:b w:val="false"/>
                 <w:u w:val="none"/>
@@ -4294,7 +4374,7 @@
             </w:pPr>
             <w:r xmlns:w="http://schemas.openxmlformats.org/wordprocessingml/2006/main" xmlns:wp="http://schemas.openxmlformats.org/drawingml/2006/wordprocessingDrawing" xmlns:r="http://schemas.openxmlformats.org/officeDocument/2006/relationships" xmlns:w14="http://schemas.microsoft.com/office/word/2010/wordml">
               <w:rPr>
-                <w:rFonts w:ascii="Helvetica" w:hAnsi="Helvetica" w:eastAsia="Helvetica" w:cs="Helvetica"/>
+                <w:rFonts w:ascii="Arial" w:hAnsi="Arial" w:eastAsia="Arial" w:cs="Arial"/>
                 <w:i w:val="false"/>
                 <w:b w:val="false"/>
                 <w:u w:val="none"/>
@@ -4311,12 +4391,8 @@
     </w:tbl>
     <w:p>
       <w:pPr>
-        <w:pStyle w:val="BodyText"/>
-      </w:pPr>
-    </w:p>
-    <w:p>
-      <w:pPr>
         <w:pStyle w:val="Question"/>
+        <w:keepNext/>
       </w:pPr>
       <w:r>
         <w:t xml:space="preserve">5.</w:t>
@@ -4358,9 +4434,7 @@
         <w:pStyle w:val="AnswerBox"/>
       </w:pPr>
       <w:r>
-        <w:rPr>
-          <w:rStyle w:val="VerbatimChar"/>
-        </w:rPr>
+        <w:rPr/>
         <w:t xml:space="preserve">Write-up</w:t>
       </w:r>
       <w:r>
@@ -4375,6 +4449,7 @@
     <w:p>
       <w:pPr>
         <w:pStyle w:val="Question"/>
+        <w:keepNext/>
       </w:pPr>
       <w:r>
         <w:t xml:space="preserve">6. Grab a screenshot of the homework checker screen, showing all of your input answers in green (correct). Paste it below this step.</w:t>
@@ -4410,18 +4485,11 @@
         <w:pStyle w:val="AnswerBox"/>
       </w:pPr>
       <w:r>
-        <w:rPr>
-          <w:rStyle w:val="VerbatimChar"/>
-        </w:rPr>
+        <w:rPr/>
         <w:t xml:space="preserve">Paste Homework Checker screenshot here</w:t>
       </w:r>
       <w:r>
         <w:t xml:space="preserve">:</w:t>
-      </w:r>
-    </w:p>
-    <w:p>
-      <w:r>
-        <w:br w:type="page"/>
       </w:r>
     </w:p>
     <w:bookmarkEnd w:id="22"/>
@@ -4436,93 +4504,152 @@
         <w:t xml:space="preserve">Your Turn (20 points)</w:t>
       </w:r>
     </w:p>
-    <w:p>
-      <w:pPr>
-        <w:pStyle w:val="box"/>
-      </w:pPr>
-      <w:r>
-        <w:rPr>
-          <w:rStyle w:val="section-title"/>
-        </w:rPr>
-        <w:t xml:space="preserve">Instructions</w:t>
-      </w:r>
-    </w:p>
-    <w:p>
-      <w:pPr>
-        <w:pStyle w:val="box"/>
-      </w:pPr>
-      <w:r>
-        <w:t xml:space="preserve">In the next section, you will practice using these statistical models on your own using a new dataset. We’ll be using the</w:t>
-      </w:r>
-      <w:r>
-        <w:t xml:space="preserve"> </w:t>
-      </w:r>
-      <w:r>
-        <w:rPr>
-          <w:rStyle w:val="VerbatimChar"/>
-        </w:rPr>
-        <w:t xml:space="preserve">hotones_data.sav</w:t>
-      </w:r>
-      <w:r>
-        <w:t xml:space="preserve"> </w:t>
-      </w:r>
-      <w:r>
-        <w:t xml:space="preserve">dataset, that includes information related to the interview show</w:t>
-      </w:r>
-      <w:r>
-        <w:t xml:space="preserve"> </w:t>
-      </w:r>
-      <w:hyperlink r:id="rId25">
-        <w:r>
-          <w:rPr>
-            <w:rStyle w:val="Hyperlink"/>
-          </w:rPr>
-          <w:t xml:space="preserve">Hot Ones</w:t>
-        </w:r>
-      </w:hyperlink>
-      <w:r>
-        <w:t xml:space="preserve"> </w:t>
-      </w:r>
-      <w:r>
-        <w:t xml:space="preserve">where celebrity guests are interviewed over a platter of increasingly spicy chicken wings.</w:t>
-      </w:r>
-    </w:p>
-    <w:p>
-      <w:pPr>
-        <w:pStyle w:val="box"/>
-      </w:pPr>
-      <w:r>
-        <w:t xml:space="preserve">The show features 10 progressively spicier chicken wings, each coated with a different hot sauce. The spiciness of each sauce is measured using the</w:t>
-      </w:r>
-      <w:r>
-        <w:t xml:space="preserve"> </w:t>
-      </w:r>
-      <w:r>
-        <w:rPr>
-          <w:b/>
-          <w:bCs/>
-        </w:rPr>
-        <w:t xml:space="preserve">Scoville Heat Unit (SHU)</w:t>
-      </w:r>
-      <w:r>
-        <w:t xml:space="preserve"> </w:t>
-      </w:r>
-      <w:r>
-        <w:t xml:space="preserve">scale, which measures the concentration of capsaicin (the chemical compound that makes peppers hot). For reference, a jalapeño pepper ranges from 2,500 to 8,000 SHU, while some of the hottest sauces on Hot Ones can exceed 2,000,000 SHU!</w:t>
-      </w:r>
-    </w:p>
-    <w:p>
-      <w:pPr>
-        <w:pStyle w:val="box"/>
-      </w:pPr>
-      <w:r>
-        <w:t xml:space="preserve">Open the dataset and make a quick review of the variables.</w:t>
-      </w:r>
-    </w:p>
+    <w:tbl>
+      <w:tblPr>
+        <w:tblStyle w:val="Table"/>
+        <w:tblLook w:firstRow="1" w:lastRow="0" w:firstColumn="0" w:lastColumn="0" w:noHBand="0" w:noVBand="0" w:val="0020"/>
+        <w:tblBorders>
+          <w:top w:val="single" w:sz="4" w:space="0" w:color="ECCC87"/>
+          <w:left w:val="single" w:sz="4" w:space="0" w:color="ECCC87"/>
+          <w:bottom w:val="single" w:sz="4" w:space="0" w:color="ECCC87"/>
+          <w:right w:val="single" w:sz="4" w:space="0" w:color="ECCC87"/>
+          <w:insideH w:val="nil" w:sz="0" w:space="0" w:color="ECCC87"/>
+          <w:insideV w:val="nil" w:sz="0" w:space="0" w:color="ECCC87"/>
+        </w:tblBorders>
+        <w:tblCellMar>
+          <w:left w:w="144" w:type="dxa"/>
+          <w:right w:w="144" w:type="dxa"/>
+        </w:tblCellMar>
+        <w:tblCaption w:val="Instructions information box"/>
+        <w:tblDescription w:val="Instructions callout containing related guidance and content."/>
+      </w:tblPr>
+      <w:tr>
+        <w:trPr>
+          <w:cantSplit/>
+          <w:tblHeader/>
+        </w:trPr>
+        <w:tc>
+          <w:tcPr>
+            <w:shd w:color="auto" w:fill="FDF6E3" w:val="clear"/>
+            <w:tcMar>
+              <w:top w:w="100" w:type="dxa"/>
+              <w:bottom w:w="100" w:type="dxa"/>
+              <w:left w:w="140" w:type="dxa"/>
+              <w:right w:w="140" w:type="dxa"/>
+            </w:tcMar>
+          </w:tcPr>
+          <w:p>
+            <w:pPr>
+              <w:pStyle w:val="FirstParagraph"/>
+              <w:spacing xmlns:w="http://schemas.openxmlformats.org/wordprocessingml/2006/main" w:before="0" w:after="0" w:line="240" w:lineRule="auto"/>
+              <w:keepNext/>
+            </w:pPr>
+            <w:r>
+              <w:rPr>
+                <w:rStyle w:val="section-title"/>
+              </w:rPr>
+              <w:t xml:space="preserve">Instructions</w:t>
+            </w:r>
+          </w:p>
+        </w:tc>
+      </w:tr>
+      <w:tr>
+        <w:trPr>
+          <w:cantSplit/>
+        </w:trPr>
+        <w:tc>
+          <w:tcPr>
+            <w:tcMar>
+              <w:top w:w="100" w:type="dxa"/>
+              <w:bottom w:w="100" w:type="dxa"/>
+              <w:left w:w="140" w:type="dxa"/>
+              <w:right w:w="140" w:type="dxa"/>
+            </w:tcMar>
+            <w:shd w:val="clear" w:color="auto" w:fill="FDF6E3"/>
+          </w:tcPr>
+          <w:p>
+            <w:pPr>
+              <w:pStyle w:val="BodyText"/>
+              <w:spacing xmlns:w="http://schemas.openxmlformats.org/wordprocessingml/2006/main" w:before="0" w:after="120" w:line="288" w:lineRule="auto"/>
+            </w:pPr>
+            <w:r>
+              <w:t xml:space="preserve">In the next section, you will practice using these statistical models on your own using a new dataset. We’ll be using the</w:t>
+            </w:r>
+            <w:r>
+              <w:t xml:space="preserve"> </w:t>
+            </w:r>
+            <w:r>
+              <w:rPr>
+                <w:rStyle w:val="VerbatimChar"/>
+              </w:rPr>
+              <w:t xml:space="preserve">hotones_data.sav</w:t>
+            </w:r>
+            <w:r>
+              <w:t xml:space="preserve"> </w:t>
+            </w:r>
+            <w:r>
+              <w:t xml:space="preserve">dataset, that includes information related to the interview show</w:t>
+            </w:r>
+            <w:r>
+              <w:t xml:space="preserve"> </w:t>
+            </w:r>
+            <w:hyperlink r:id="rId25">
+              <w:r>
+                <w:rPr>
+                  <w:rStyle w:val="Hyperlink"/>
+                </w:rPr>
+                <w:t xml:space="preserve">Hot Ones</w:t>
+              </w:r>
+            </w:hyperlink>
+            <w:r>
+              <w:t xml:space="preserve"> </w:t>
+            </w:r>
+            <w:r>
+              <w:t xml:space="preserve">where celebrity guests are interviewed over a platter of increasingly spicy chicken wings.</w:t>
+            </w:r>
+          </w:p>
+          <w:p>
+            <w:pPr>
+              <w:pStyle w:val="BodyText"/>
+              <w:spacing w:before="0" w:after="120" w:line="288" w:lineRule="auto"/>
+            </w:pPr>
+            <w:r>
+              <w:t xml:space="preserve">The show features 10 progressively spicier chicken wings, each coated with a different hot sauce. The spiciness of each sauce is measured using the</w:t>
+            </w:r>
+            <w:r>
+              <w:t xml:space="preserve"> </w:t>
+            </w:r>
+            <w:r>
+              <w:rPr>
+                <w:b/>
+                <w:bCs/>
+              </w:rPr>
+              <w:t xml:space="preserve">Scoville Heat Unit (SHU)</w:t>
+            </w:r>
+            <w:r>
+              <w:t xml:space="preserve"> </w:t>
+            </w:r>
+            <w:r>
+              <w:t xml:space="preserve">scale, which measures the concentration of capsaicin (the chemical compound that makes peppers hot). For reference, a jalapeño pepper ranges from 2,500 to 8,000 SHU, while some of the hottest sauces on Hot Ones can exceed 2,000,000 SHU!</w:t>
+            </w:r>
+          </w:p>
+          <w:p>
+            <w:pPr>
+              <w:pStyle w:val="BodyText"/>
+              <w:spacing xmlns:w="http://schemas.openxmlformats.org/wordprocessingml/2006/main" w:after="40" w:before="0" w:line="288" w:lineRule="auto"/>
+            </w:pPr>
+            <w:r>
+              <w:t xml:space="preserve">Open the dataset and make a quick review of the variables.</w:t>
+            </w:r>
+          </w:p>
+        </w:tc>
+      </w:tr>
+    </w:tbl>
     <w:bookmarkStart w:id="27" w:name="rh3-correlation---your-turn-1"/>
     <w:p>
       <w:pPr>
         <w:pStyle w:val="Heading2"/>
+        <w:spacing w:before="360"/>
       </w:pPr>
       <w:r>
         <w:t xml:space="preserve">RH3: Correlation - Your Turn #1</w:t>
@@ -4564,11 +4691,13 @@
     </w:p>
     <w:p>
       <w:pPr>
-        <w:pStyle w:val="Compact"/>
+        <w:pStyle w:val="ListParagraph"/>
         <w:numPr>
           <w:ilvl w:val="0"/>
-          <w:numId w:val="1008"/>
+          <w:numId w:val="107"/>
         </w:numPr>
+        <w:spacing w:before="0" w:after="120" w:line="288" w:lineRule="auto"/>
+        <w:widowControl/>
       </w:pPr>
       <w:r>
         <w:rPr>
@@ -4601,11 +4730,13 @@
     </w:p>
     <w:p>
       <w:pPr>
-        <w:pStyle w:val="Compact"/>
+        <w:pStyle w:val="ListParagraph"/>
         <w:numPr>
           <w:ilvl w:val="0"/>
-          <w:numId w:val="1008"/>
+          <w:numId w:val="107"/>
         </w:numPr>
+        <w:spacing w:before="0" w:after="120" w:line="288" w:lineRule="auto"/>
+        <w:widowControl/>
       </w:pPr>
       <w:r>
         <w:rPr>
@@ -4652,6 +4783,7 @@
     <w:p>
       <w:pPr>
         <w:pStyle w:val="Question"/>
+        <w:keepNext/>
       </w:pPr>
       <w:r>
         <w:t xml:space="preserve">1.</w:t>
@@ -4693,9 +4825,7 @@
         <w:pStyle w:val="AnswerBox"/>
       </w:pPr>
       <w:r>
-        <w:rPr>
-          <w:rStyle w:val="VerbatimChar"/>
-        </w:rPr>
+        <w:rPr/>
         <w:t xml:space="preserve">Answer</w:t>
       </w:r>
       <w:r>
@@ -4703,9 +4833,9 @@
       </w:r>
     </w:p>
     <w:p>
-      <w:pPr>
-        <w:pStyle w:val="BodyText"/>
-      </w:pPr>
+      <w:r>
+        <w:br w:type="page"/>
+      </w:r>
     </w:p>
     <w:p>
       <w:pPr>
@@ -4733,11 +4863,13 @@
     </w:p>
     <w:p>
       <w:pPr>
-        <w:pStyle w:val="Compact"/>
+        <w:pStyle w:val="ListParagraph"/>
         <w:numPr>
           <w:ilvl w:val="0"/>
-          <w:numId w:val="1009"/>
+          <w:numId w:val="108"/>
         </w:numPr>
+        <w:spacing w:before="0" w:after="120" w:line="288" w:lineRule="auto"/>
+        <w:widowControl/>
       </w:pPr>
       <w:r>
         <w:t xml:space="preserve">Each variable has a label</w:t>
@@ -4745,11 +4877,13 @@
     </w:p>
     <w:p>
       <w:pPr>
-        <w:pStyle w:val="Compact"/>
+        <w:pStyle w:val="ListParagraph"/>
         <w:numPr>
           <w:ilvl w:val="0"/>
-          <w:numId w:val="1009"/>
+          <w:numId w:val="108"/>
         </w:numPr>
+        <w:spacing w:before="0" w:after="120" w:line="288" w:lineRule="auto"/>
+        <w:widowControl/>
       </w:pPr>
       <w:r>
         <w:t xml:space="preserve">All qualitative variables have value labels</w:t>
@@ -4757,11 +4891,13 @@
     </w:p>
     <w:p>
       <w:pPr>
-        <w:pStyle w:val="Compact"/>
+        <w:pStyle w:val="ListParagraph"/>
         <w:numPr>
           <w:ilvl w:val="0"/>
-          <w:numId w:val="1009"/>
+          <w:numId w:val="108"/>
         </w:numPr>
+        <w:spacing w:before="0" w:after="120" w:line="288" w:lineRule="auto"/>
+        <w:widowControl/>
       </w:pPr>
       <w:r>
         <w:t xml:space="preserve">All variables have missing values declared as -99</w:t>
@@ -4901,11 +5037,13 @@
     </w:p>
     <w:p>
       <w:pPr>
-        <w:pStyle w:val="Compact"/>
+        <w:pStyle w:val="ListParagraph"/>
         <w:numPr>
           <w:ilvl w:val="0"/>
-          <w:numId w:val="1010"/>
+          <w:numId w:val="109"/>
         </w:numPr>
+        <w:spacing w:before="0" w:after="120" w:line="288" w:lineRule="auto"/>
+        <w:widowControl/>
       </w:pPr>
       <w:r>
         <w:t xml:space="preserve">Is the relationship clearly nonlinear?</w:t>
@@ -4913,11 +5051,14 @@
     </w:p>
     <w:p>
       <w:pPr>
-        <w:pStyle w:val="Compact"/>
+        <w:pStyle w:val="ListParagraph"/>
         <w:numPr>
           <w:ilvl w:val="0"/>
-          <w:numId w:val="1010"/>
+          <w:numId w:val="109"/>
         </w:numPr>
+        <w:spacing w:before="0" w:after="120" w:line="288" w:lineRule="auto"/>
+        <w:widowControl/>
+        <w:keepNext/>
       </w:pPr>
       <w:r>
         <w:t xml:space="preserve">Does the direction support the RH?</w:t>
@@ -4928,9 +5069,7 @@
         <w:pStyle w:val="AnswerBox"/>
       </w:pPr>
       <w:r>
-        <w:rPr>
-          <w:rStyle w:val="VerbatimChar"/>
-        </w:rPr>
+        <w:rPr/>
         <w:t xml:space="preserve">Answer</w:t>
       </w:r>
       <w:r>
@@ -5330,6 +5469,7 @@
     <w:p>
       <w:pPr>
         <w:pStyle w:val="Question"/>
+        <w:keepNext/>
       </w:pPr>
       <w:r>
         <w:t xml:space="preserve">7.</w:t>
@@ -5365,9 +5505,7 @@
         <w:pStyle w:val="AnswerBox"/>
       </w:pPr>
       <w:r>
-        <w:rPr>
-          <w:rStyle w:val="VerbatimChar"/>
-        </w:rPr>
+        <w:rPr/>
         <w:t xml:space="preserve">Write-up</w:t>
       </w:r>
       <w:r>
@@ -5382,6 +5520,7 @@
     <w:p>
       <w:pPr>
         <w:pStyle w:val="Question"/>
+        <w:keepNext/>
       </w:pPr>
       <w:r>
         <w:t xml:space="preserve">8. Grab a screenshot of the homework checker screen, showing all of your input answers in green (correct). Paste it below this step.</w:t>
@@ -5417,9 +5556,7 @@
         <w:pStyle w:val="AnswerBox"/>
       </w:pPr>
       <w:r>
-        <w:rPr>
-          <w:rStyle w:val="VerbatimChar"/>
-        </w:rPr>
+        <w:rPr/>
         <w:t xml:space="preserve">Paste Homework Checker screenshot here</w:t>
       </w:r>
       <w:r>
@@ -5456,7 +5593,7 @@
         <w:t xml:space="preserve">total_SHU_mil</w:t>
       </w:r>
       <w:r>
-        <w:t xml:space="preserve">, measured in millions) would be associated with less engagement (comments per view) on the video (</w:t>
+        <w:t xml:space="preserve">, measured in millions) would be associated with less engagement (comments per million views) on the video (</w:t>
       </w:r>
       <w:r>
         <w:rPr>
@@ -5478,11 +5615,13 @@
     </w:p>
     <w:p>
       <w:pPr>
-        <w:pStyle w:val="Compact"/>
+        <w:pStyle w:val="ListParagraph"/>
         <w:numPr>
           <w:ilvl w:val="0"/>
-          <w:numId w:val="1011"/>
+          <w:numId w:val="110"/>
         </w:numPr>
+        <w:spacing w:before="0" w:after="120" w:line="288" w:lineRule="auto"/>
+        <w:widowControl/>
       </w:pPr>
       <w:r>
         <w:rPr>
@@ -5515,18 +5654,20 @@
     </w:p>
     <w:p>
       <w:pPr>
-        <w:pStyle w:val="Compact"/>
+        <w:pStyle w:val="ListParagraph"/>
         <w:numPr>
           <w:ilvl w:val="0"/>
-          <w:numId w:val="1011"/>
+          <w:numId w:val="110"/>
         </w:numPr>
+        <w:spacing w:before="0" w:after="120" w:line="288" w:lineRule="auto"/>
+        <w:widowControl/>
       </w:pPr>
       <w:r>
         <w:rPr>
           <w:b/>
           <w:bCs/>
         </w:rPr>
-        <w:t xml:space="preserve">Engagement - comments per view (</w:t>
+        <w:t xml:space="preserve">Engagement - comments per million views (</w:t>
       </w:r>
       <w:r>
         <w:rPr>
@@ -5566,6 +5707,7 @@
     <w:p>
       <w:pPr>
         <w:pStyle w:val="Question"/>
+        <w:keepNext/>
       </w:pPr>
       <w:r>
         <w:t xml:space="preserve">1.</w:t>
@@ -5607,9 +5749,7 @@
         <w:pStyle w:val="AnswerBox"/>
       </w:pPr>
       <w:r>
-        <w:rPr>
-          <w:rStyle w:val="VerbatimChar"/>
-        </w:rPr>
+        <w:rPr/>
         <w:t xml:space="preserve">Answer</w:t>
       </w:r>
       <w:r>
@@ -5617,9 +5757,9 @@
       </w:r>
     </w:p>
     <w:p>
-      <w:pPr>
-        <w:pStyle w:val="BodyText"/>
-      </w:pPr>
+      <w:r>
+        <w:br w:type="page"/>
+      </w:r>
     </w:p>
     <w:p>
       <w:pPr>
@@ -5647,11 +5787,13 @@
     </w:p>
     <w:p>
       <w:pPr>
-        <w:pStyle w:val="Compact"/>
+        <w:pStyle w:val="ListParagraph"/>
         <w:numPr>
           <w:ilvl w:val="0"/>
-          <w:numId w:val="1012"/>
+          <w:numId w:val="111"/>
         </w:numPr>
+        <w:spacing w:before="0" w:after="120" w:line="288" w:lineRule="auto"/>
+        <w:widowControl/>
       </w:pPr>
       <w:r>
         <w:t xml:space="preserve">Each variable has a label</w:t>
@@ -5659,11 +5801,13 @@
     </w:p>
     <w:p>
       <w:pPr>
-        <w:pStyle w:val="Compact"/>
+        <w:pStyle w:val="ListParagraph"/>
         <w:numPr>
           <w:ilvl w:val="0"/>
-          <w:numId w:val="1012"/>
+          <w:numId w:val="111"/>
         </w:numPr>
+        <w:spacing w:before="0" w:after="120" w:line="288" w:lineRule="auto"/>
+        <w:widowControl/>
       </w:pPr>
       <w:r>
         <w:t xml:space="preserve">All qualitative variables have value labels</w:t>
@@ -5671,11 +5815,13 @@
     </w:p>
     <w:p>
       <w:pPr>
-        <w:pStyle w:val="Compact"/>
+        <w:pStyle w:val="ListParagraph"/>
         <w:numPr>
           <w:ilvl w:val="0"/>
-          <w:numId w:val="1012"/>
+          <w:numId w:val="111"/>
         </w:numPr>
+        <w:spacing w:before="0" w:after="120" w:line="288" w:lineRule="auto"/>
+        <w:widowControl/>
       </w:pPr>
       <w:r>
         <w:t xml:space="preserve">All variables have missing values declared as -99</w:t>
@@ -5744,7 +5890,10 @@
         <w:t xml:space="preserve">views</w:t>
       </w:r>
       <w:r>
-        <w:t xml:space="preserve">.</w:t>
+        <w:t xml:space="preserve"> </w:t>
+      </w:r>
+      <w:r>
+        <w:t xml:space="preserve">(comments per million views).</w:t>
       </w:r>
     </w:p>
     <w:p>
@@ -5789,6 +5938,7 @@
     <w:p>
       <w:pPr>
         <w:pStyle w:val="Question"/>
+        <w:keepNext/>
       </w:pPr>
       <w:r>
         <w:t xml:space="preserve">5.</w:t>
@@ -5845,19 +5995,12 @@
         <w:pStyle w:val="AnswerBox"/>
       </w:pPr>
       <w:r>
-        <w:rPr>
-          <w:rStyle w:val="VerbatimChar"/>
-        </w:rPr>
+        <w:rPr/>
         <w:t xml:space="preserve">Answer</w:t>
       </w:r>
       <w:r>
         <w:t xml:space="preserve">:</w:t>
       </w:r>
-    </w:p>
-    <w:p>
-      <w:pPr>
-        <w:pStyle w:val="BodyText"/>
-      </w:pPr>
     </w:p>
     <w:p>
       <w:pPr>
@@ -6247,6 +6390,7 @@
     <w:p>
       <w:pPr>
         <w:pStyle w:val="Question"/>
+        <w:keepNext/>
       </w:pPr>
       <w:r>
         <w:t xml:space="preserve">7.</w:t>
@@ -6282,9 +6426,7 @@
         <w:pStyle w:val="AnswerBox"/>
       </w:pPr>
       <w:r>
-        <w:rPr>
-          <w:rStyle w:val="VerbatimChar"/>
-        </w:rPr>
+        <w:rPr/>
         <w:t xml:space="preserve">Write-up</w:t>
       </w:r>
       <w:r>
@@ -6299,6 +6441,7 @@
     <w:p>
       <w:pPr>
         <w:pStyle w:val="Question"/>
+        <w:keepNext/>
       </w:pPr>
       <w:r>
         <w:t xml:space="preserve">8. Grab a screenshot of the homework checker screen, showing all of your input answers in green (correct). Paste it below this step.</w:t>
@@ -6334,9 +6477,7 @@
         <w:pStyle w:val="AnswerBox"/>
       </w:pPr>
       <w:r>
-        <w:rPr>
-          <w:rStyle w:val="VerbatimChar"/>
-        </w:rPr>
+        <w:rPr/>
         <w:t xml:space="preserve">Paste Homework Checker screenshot here</w:t>
       </w:r>
       <w:r>
@@ -6375,7 +6516,7 @@
       <w:tblPr>
         <w:tblLayout w:type="fixed"/>
         <w:jc w:val="start"/>
-        <w:tblLook w:firstRow="1" w:lastRow="0" w:firstColumn="0" w:lastColumn="0" w:noHBand="0" w:noVBand="1"/>
+        <w:tblLook w:firstRow="1" w:lastRow="0" w:firstColumn="0" w:lastColumn="0" w:noHBand="0" w:noVBand="1" w:val="0020"/>
       </w:tblPr>
       <w:tblGrid>
         <w:gridCol w:w="3600"/>
@@ -6420,7 +6561,7 @@
               <w:spacing w:after="100" w:before="100" w:line="240"/>
               <w:ind w:left="100" w:right="100" w:firstLine="0" w:firstLineChars="0"/>
               <w:rPr>
-                <w:rFonts w:ascii="Helvetica" w:hAnsi="Helvetica" w:eastAsia="Helvetica" w:cs="Helvetica"/>
+                <w:rFonts w:ascii="Arial" w:hAnsi="Arial" w:eastAsia="Arial" w:cs="Arial"/>
                 <w:i w:val="false"/>
                 <w:b w:val="false"/>
                 <w:u w:val="none"/>
@@ -6432,7 +6573,7 @@
             </w:pPr>
             <w:r xmlns:w="http://schemas.openxmlformats.org/wordprocessingml/2006/main" xmlns:wp="http://schemas.openxmlformats.org/drawingml/2006/wordprocessingDrawing" xmlns:r="http://schemas.openxmlformats.org/officeDocument/2006/relationships" xmlns:w14="http://schemas.microsoft.com/office/word/2010/wordml">
               <w:rPr>
-                <w:rFonts w:ascii="Helvetica" w:hAnsi="Helvetica" w:eastAsia="Helvetica" w:cs="Helvetica"/>
+                <w:rFonts w:ascii="Arial" w:hAnsi="Arial" w:eastAsia="Arial" w:cs="Arial"/>
                 <w:i w:val="false"/>
                 <w:b w:val="false"/>
                 <w:u w:val="none"/>
@@ -6475,7 +6616,7 @@
               <w:spacing w:after="100" w:before="100" w:line="240"/>
               <w:ind w:left="100" w:right="100" w:firstLine="0" w:firstLineChars="0"/>
               <w:rPr>
-                <w:rFonts w:ascii="Helvetica" w:hAnsi="Helvetica" w:eastAsia="Helvetica" w:cs="Helvetica"/>
+                <w:rFonts w:ascii="Arial" w:hAnsi="Arial" w:eastAsia="Arial" w:cs="Arial"/>
                 <w:i w:val="false"/>
                 <w:b w:val="false"/>
                 <w:u w:val="none"/>
@@ -6487,7 +6628,7 @@
             </w:pPr>
             <w:r xmlns:w="http://schemas.openxmlformats.org/wordprocessingml/2006/main" xmlns:wp="http://schemas.openxmlformats.org/drawingml/2006/wordprocessingDrawing" xmlns:r="http://schemas.openxmlformats.org/officeDocument/2006/relationships" xmlns:w14="http://schemas.microsoft.com/office/word/2010/wordml">
               <w:rPr>
-                <w:rFonts w:ascii="Helvetica" w:hAnsi="Helvetica" w:eastAsia="Helvetica" w:cs="Helvetica"/>
+                <w:rFonts w:ascii="Arial" w:hAnsi="Arial" w:eastAsia="Arial" w:cs="Arial"/>
                 <w:i w:val="false"/>
                 <w:b w:val="false"/>
                 <w:u w:val="none"/>
@@ -6530,7 +6671,7 @@
               <w:spacing w:after="100" w:before="100" w:line="240"/>
               <w:ind w:left="100" w:right="100" w:firstLine="0" w:firstLineChars="0"/>
               <w:rPr>
-                <w:rFonts w:ascii="Helvetica" w:hAnsi="Helvetica" w:eastAsia="Helvetica" w:cs="Helvetica"/>
+                <w:rFonts w:ascii="Arial" w:hAnsi="Arial" w:eastAsia="Arial" w:cs="Arial"/>
                 <w:i w:val="false"/>
                 <w:b w:val="false"/>
                 <w:u w:val="none"/>
@@ -6542,7 +6683,7 @@
             </w:pPr>
             <w:r xmlns:w="http://schemas.openxmlformats.org/wordprocessingml/2006/main" xmlns:wp="http://schemas.openxmlformats.org/drawingml/2006/wordprocessingDrawing" xmlns:r="http://schemas.openxmlformats.org/officeDocument/2006/relationships" xmlns:w14="http://schemas.microsoft.com/office/word/2010/wordml">
               <w:rPr>
-                <w:rFonts w:ascii="Helvetica" w:hAnsi="Helvetica" w:eastAsia="Helvetica" w:cs="Helvetica"/>
+                <w:rFonts w:ascii="Arial" w:hAnsi="Arial" w:eastAsia="Arial" w:cs="Arial"/>
                 <w:i w:val="false"/>
                 <w:b w:val="false"/>
                 <w:u w:val="none"/>
@@ -6591,7 +6732,7 @@
               <w:spacing w:after="100" w:before="100" w:line="240"/>
               <w:ind w:left="100" w:right="100" w:firstLine="0" w:firstLineChars="0"/>
               <w:rPr>
-                <w:rFonts w:ascii="Helvetica" w:hAnsi="Helvetica" w:eastAsia="Helvetica" w:cs="Helvetica"/>
+                <w:rFonts w:ascii="Arial" w:hAnsi="Arial" w:eastAsia="Arial" w:cs="Arial"/>
                 <w:i w:val="false"/>
                 <w:b w:val="false"/>
                 <w:u w:val="none"/>
@@ -6603,7 +6744,7 @@
             </w:pPr>
             <w:r xmlns:w="http://schemas.openxmlformats.org/wordprocessingml/2006/main" xmlns:wp="http://schemas.openxmlformats.org/drawingml/2006/wordprocessingDrawing" xmlns:r="http://schemas.openxmlformats.org/officeDocument/2006/relationships" xmlns:w14="http://schemas.microsoft.com/office/word/2010/wordml">
               <w:rPr>
-                <w:rFonts w:ascii="Helvetica" w:hAnsi="Helvetica" w:eastAsia="Helvetica" w:cs="Helvetica"/>
+                <w:rFonts w:ascii="Arial" w:hAnsi="Arial" w:eastAsia="Arial" w:cs="Arial"/>
                 <w:i w:val="false"/>
                 <w:b w:val="false"/>
                 <w:u w:val="none"/>
@@ -6645,7 +6786,7 @@
               <w:spacing w:after="100" w:before="100" w:line="240"/>
               <w:ind w:left="100" w:right="100" w:firstLine="0" w:firstLineChars="0"/>
               <w:rPr>
-                <w:rFonts w:ascii="Helvetica" w:hAnsi="Helvetica" w:eastAsia="Helvetica" w:cs="Helvetica"/>
+                <w:rFonts w:ascii="Arial" w:hAnsi="Arial" w:eastAsia="Arial" w:cs="Arial"/>
                 <w:i w:val="false"/>
                 <w:b w:val="false"/>
                 <w:u w:val="none"/>
@@ -6657,7 +6798,7 @@
             </w:pPr>
             <w:r xmlns:w="http://schemas.openxmlformats.org/wordprocessingml/2006/main" xmlns:wp="http://schemas.openxmlformats.org/drawingml/2006/wordprocessingDrawing" xmlns:r="http://schemas.openxmlformats.org/officeDocument/2006/relationships" xmlns:w14="http://schemas.microsoft.com/office/word/2010/wordml">
               <w:rPr>
-                <w:rFonts w:ascii="Helvetica" w:hAnsi="Helvetica" w:eastAsia="Helvetica" w:cs="Helvetica"/>
+                <w:rFonts w:ascii="Arial" w:hAnsi="Arial" w:eastAsia="Arial" w:cs="Arial"/>
                 <w:i w:val="false"/>
                 <w:b w:val="false"/>
                 <w:u w:val="none"/>
@@ -6699,7 +6840,7 @@
               <w:spacing w:after="100" w:before="100" w:line="240"/>
               <w:ind w:left="100" w:right="100" w:firstLine="0" w:firstLineChars="0"/>
               <w:rPr>
-                <w:rFonts w:ascii="Helvetica" w:hAnsi="Helvetica" w:eastAsia="Helvetica" w:cs="Helvetica"/>
+                <w:rFonts w:ascii="Arial" w:hAnsi="Arial" w:eastAsia="Arial" w:cs="Arial"/>
                 <w:i w:val="false"/>
                 <w:b w:val="false"/>
                 <w:u w:val="none"/>
@@ -6711,7 +6852,7 @@
             </w:pPr>
             <w:r xmlns:w="http://schemas.openxmlformats.org/wordprocessingml/2006/main" xmlns:wp="http://schemas.openxmlformats.org/drawingml/2006/wordprocessingDrawing" xmlns:r="http://schemas.openxmlformats.org/officeDocument/2006/relationships" xmlns:w14="http://schemas.microsoft.com/office/word/2010/wordml">
               <w:rPr>
-                <w:rFonts w:ascii="Helvetica" w:hAnsi="Helvetica" w:eastAsia="Helvetica" w:cs="Helvetica"/>
+                <w:rFonts w:ascii="Arial" w:hAnsi="Arial" w:eastAsia="Arial" w:cs="Arial"/>
                 <w:i w:val="false"/>
                 <w:b w:val="false"/>
                 <w:u w:val="none"/>
@@ -6753,7 +6894,7 @@
               <w:spacing w:after="100" w:before="100" w:line="240"/>
               <w:ind w:left="100" w:right="100" w:firstLine="0" w:firstLineChars="0"/>
               <w:rPr>
-                <w:rFonts w:ascii="Helvetica" w:hAnsi="Helvetica" w:eastAsia="Helvetica" w:cs="Helvetica"/>
+                <w:rFonts w:ascii="Arial" w:hAnsi="Arial" w:eastAsia="Arial" w:cs="Arial"/>
                 <w:i w:val="false"/>
                 <w:b w:val="false"/>
                 <w:u w:val="none"/>
@@ -6765,7 +6906,7 @@
             </w:pPr>
             <w:r xmlns:w="http://schemas.openxmlformats.org/wordprocessingml/2006/main" xmlns:wp="http://schemas.openxmlformats.org/drawingml/2006/wordprocessingDrawing" xmlns:r="http://schemas.openxmlformats.org/officeDocument/2006/relationships" xmlns:w14="http://schemas.microsoft.com/office/word/2010/wordml">
               <w:rPr>
-                <w:rFonts w:ascii="Helvetica" w:hAnsi="Helvetica" w:eastAsia="Helvetica" w:cs="Helvetica"/>
+                <w:rFonts w:ascii="Arial" w:hAnsi="Arial" w:eastAsia="Arial" w:cs="Arial"/>
                 <w:i w:val="false"/>
                 <w:b w:val="false"/>
                 <w:u w:val="none"/>
@@ -6807,7 +6948,7 @@
               <w:spacing w:after="100" w:before="100" w:line="240"/>
               <w:ind w:left="100" w:right="100" w:firstLine="0" w:firstLineChars="0"/>
               <w:rPr>
-                <w:rFonts w:ascii="Helvetica" w:hAnsi="Helvetica" w:eastAsia="Helvetica" w:cs="Helvetica"/>
+                <w:rFonts w:ascii="Arial" w:hAnsi="Arial" w:eastAsia="Arial" w:cs="Arial"/>
                 <w:i w:val="false"/>
                 <w:b w:val="false"/>
                 <w:u w:val="none"/>
@@ -6819,7 +6960,7 @@
             </w:pPr>
             <w:r xmlns:w="http://schemas.openxmlformats.org/wordprocessingml/2006/main" xmlns:wp="http://schemas.openxmlformats.org/drawingml/2006/wordprocessingDrawing" xmlns:r="http://schemas.openxmlformats.org/officeDocument/2006/relationships" xmlns:w14="http://schemas.microsoft.com/office/word/2010/wordml">
               <w:rPr>
-                <w:rFonts w:ascii="Helvetica" w:hAnsi="Helvetica" w:eastAsia="Helvetica" w:cs="Helvetica"/>
+                <w:rFonts w:ascii="Arial" w:hAnsi="Arial" w:eastAsia="Arial" w:cs="Arial"/>
                 <w:i w:val="false"/>
                 <w:b w:val="false"/>
                 <w:u w:val="none"/>
@@ -6861,7 +7002,7 @@
               <w:spacing w:after="100" w:before="100" w:line="240"/>
               <w:ind w:left="100" w:right="100" w:firstLine="0" w:firstLineChars="0"/>
               <w:rPr>
-                <w:rFonts w:ascii="Helvetica" w:hAnsi="Helvetica" w:eastAsia="Helvetica" w:cs="Helvetica"/>
+                <w:rFonts w:ascii="Arial" w:hAnsi="Arial" w:eastAsia="Arial" w:cs="Arial"/>
                 <w:i w:val="false"/>
                 <w:b w:val="false"/>
                 <w:u w:val="none"/>
@@ -6873,7 +7014,7 @@
             </w:pPr>
             <w:r xmlns:w="http://schemas.openxmlformats.org/wordprocessingml/2006/main" xmlns:wp="http://schemas.openxmlformats.org/drawingml/2006/wordprocessingDrawing" xmlns:r="http://schemas.openxmlformats.org/officeDocument/2006/relationships" xmlns:w14="http://schemas.microsoft.com/office/word/2010/wordml">
               <w:rPr>
-                <w:rFonts w:ascii="Helvetica" w:hAnsi="Helvetica" w:eastAsia="Helvetica" w:cs="Helvetica"/>
+                <w:rFonts w:ascii="Arial" w:hAnsi="Arial" w:eastAsia="Arial" w:cs="Arial"/>
                 <w:i w:val="false"/>
                 <w:b w:val="false"/>
                 <w:u w:val="none"/>
@@ -6921,7 +7062,7 @@
               <w:spacing w:after="100" w:before="100" w:line="240"/>
               <w:ind w:left="100" w:right="100" w:firstLine="0" w:firstLineChars="0"/>
               <w:rPr>
-                <w:rFonts w:ascii="Helvetica" w:hAnsi="Helvetica" w:eastAsia="Helvetica" w:cs="Helvetica"/>
+                <w:rFonts w:ascii="Arial" w:hAnsi="Arial" w:eastAsia="Arial" w:cs="Arial"/>
                 <w:i w:val="false"/>
                 <w:b w:val="false"/>
                 <w:u w:val="none"/>
@@ -6933,7 +7074,7 @@
             </w:pPr>
             <w:r xmlns:w="http://schemas.openxmlformats.org/wordprocessingml/2006/main" xmlns:wp="http://schemas.openxmlformats.org/drawingml/2006/wordprocessingDrawing" xmlns:r="http://schemas.openxmlformats.org/officeDocument/2006/relationships" xmlns:w14="http://schemas.microsoft.com/office/word/2010/wordml">
               <w:rPr>
-                <w:rFonts w:ascii="Helvetica" w:hAnsi="Helvetica" w:eastAsia="Helvetica" w:cs="Helvetica"/>
+                <w:rFonts w:ascii="Arial" w:hAnsi="Arial" w:eastAsia="Arial" w:cs="Arial"/>
                 <w:i w:val="false"/>
                 <w:b w:val="false"/>
                 <w:u w:val="none"/>
@@ -6975,7 +7116,7 @@
               <w:spacing w:after="100" w:before="100" w:line="240"/>
               <w:ind w:left="100" w:right="100" w:firstLine="0" w:firstLineChars="0"/>
               <w:rPr>
-                <w:rFonts w:ascii="Helvetica" w:hAnsi="Helvetica" w:eastAsia="Helvetica" w:cs="Helvetica"/>
+                <w:rFonts w:ascii="Arial" w:hAnsi="Arial" w:eastAsia="Arial" w:cs="Arial"/>
                 <w:i w:val="false"/>
                 <w:b w:val="false"/>
                 <w:u w:val="none"/>
@@ -6987,7 +7128,7 @@
             </w:pPr>
             <w:r xmlns:w="http://schemas.openxmlformats.org/wordprocessingml/2006/main" xmlns:wp="http://schemas.openxmlformats.org/drawingml/2006/wordprocessingDrawing" xmlns:r="http://schemas.openxmlformats.org/officeDocument/2006/relationships" xmlns:w14="http://schemas.microsoft.com/office/word/2010/wordml">
               <w:rPr>
-                <w:rFonts w:ascii="Helvetica" w:hAnsi="Helvetica" w:eastAsia="Helvetica" w:cs="Helvetica"/>
+                <w:rFonts w:ascii="Arial" w:hAnsi="Arial" w:eastAsia="Arial" w:cs="Arial"/>
                 <w:i w:val="false"/>
                 <w:b w:val="false"/>
                 <w:u w:val="none"/>
@@ -7029,7 +7170,7 @@
               <w:spacing w:after="100" w:before="100" w:line="240"/>
               <w:ind w:left="100" w:right="100" w:firstLine="0" w:firstLineChars="0"/>
               <w:rPr>
-                <w:rFonts w:ascii="Helvetica" w:hAnsi="Helvetica" w:eastAsia="Helvetica" w:cs="Helvetica"/>
+                <w:rFonts w:ascii="Arial" w:hAnsi="Arial" w:eastAsia="Arial" w:cs="Arial"/>
                 <w:i w:val="false"/>
                 <w:b w:val="false"/>
                 <w:u w:val="none"/>
@@ -7041,7 +7182,7 @@
             </w:pPr>
             <w:r xmlns:w="http://schemas.openxmlformats.org/wordprocessingml/2006/main" xmlns:wp="http://schemas.openxmlformats.org/drawingml/2006/wordprocessingDrawing" xmlns:r="http://schemas.openxmlformats.org/officeDocument/2006/relationships" xmlns:w14="http://schemas.microsoft.com/office/word/2010/wordml">
               <w:rPr>
-                <w:rFonts w:ascii="Helvetica" w:hAnsi="Helvetica" w:eastAsia="Helvetica" w:cs="Helvetica"/>
+                <w:rFonts w:ascii="Arial" w:hAnsi="Arial" w:eastAsia="Arial" w:cs="Arial"/>
                 <w:i w:val="false"/>
                 <w:b w:val="false"/>
                 <w:u w:val="none"/>
@@ -7083,7 +7224,7 @@
               <w:spacing w:after="100" w:before="100" w:line="240"/>
               <w:ind w:left="100" w:right="100" w:firstLine="0" w:firstLineChars="0"/>
               <w:rPr>
-                <w:rFonts w:ascii="Helvetica" w:hAnsi="Helvetica" w:eastAsia="Helvetica" w:cs="Helvetica"/>
+                <w:rFonts w:ascii="Arial" w:hAnsi="Arial" w:eastAsia="Arial" w:cs="Arial"/>
                 <w:i w:val="false"/>
                 <w:b w:val="false"/>
                 <w:u w:val="none"/>
@@ -7095,7 +7236,7 @@
             </w:pPr>
             <w:r xmlns:w="http://schemas.openxmlformats.org/wordprocessingml/2006/main" xmlns:wp="http://schemas.openxmlformats.org/drawingml/2006/wordprocessingDrawing" xmlns:r="http://schemas.openxmlformats.org/officeDocument/2006/relationships" xmlns:w14="http://schemas.microsoft.com/office/word/2010/wordml">
               <w:rPr>
-                <w:rFonts w:ascii="Helvetica" w:hAnsi="Helvetica" w:eastAsia="Helvetica" w:cs="Helvetica"/>
+                <w:rFonts w:ascii="Arial" w:hAnsi="Arial" w:eastAsia="Arial" w:cs="Arial"/>
                 <w:i w:val="false"/>
                 <w:b w:val="false"/>
                 <w:u w:val="none"/>
@@ -7137,7 +7278,7 @@
               <w:spacing w:after="100" w:before="100" w:line="240"/>
               <w:ind w:left="100" w:right="100" w:firstLine="0" w:firstLineChars="0"/>
               <w:rPr>
-                <w:rFonts w:ascii="Helvetica" w:hAnsi="Helvetica" w:eastAsia="Helvetica" w:cs="Helvetica"/>
+                <w:rFonts w:ascii="Arial" w:hAnsi="Arial" w:eastAsia="Arial" w:cs="Arial"/>
                 <w:i w:val="false"/>
                 <w:b w:val="false"/>
                 <w:u w:val="none"/>
@@ -7149,7 +7290,7 @@
             </w:pPr>
             <w:r xmlns:w="http://schemas.openxmlformats.org/wordprocessingml/2006/main" xmlns:wp="http://schemas.openxmlformats.org/drawingml/2006/wordprocessingDrawing" xmlns:r="http://schemas.openxmlformats.org/officeDocument/2006/relationships" xmlns:w14="http://schemas.microsoft.com/office/word/2010/wordml">
               <w:rPr>
-                <w:rFonts w:ascii="Helvetica" w:hAnsi="Helvetica" w:eastAsia="Helvetica" w:cs="Helvetica"/>
+                <w:rFonts w:ascii="Arial" w:hAnsi="Arial" w:eastAsia="Arial" w:cs="Arial"/>
                 <w:i w:val="false"/>
                 <w:b w:val="false"/>
                 <w:u w:val="none"/>
@@ -7191,7 +7332,7 @@
               <w:spacing w:after="100" w:before="100" w:line="240"/>
               <w:ind w:left="100" w:right="100" w:firstLine="0" w:firstLineChars="0"/>
               <w:rPr>
-                <w:rFonts w:ascii="Helvetica" w:hAnsi="Helvetica" w:eastAsia="Helvetica" w:cs="Helvetica"/>
+                <w:rFonts w:ascii="Arial" w:hAnsi="Arial" w:eastAsia="Arial" w:cs="Arial"/>
                 <w:i w:val="false"/>
                 <w:b w:val="false"/>
                 <w:u w:val="none"/>
@@ -7203,7 +7344,7 @@
             </w:pPr>
             <w:r xmlns:w="http://schemas.openxmlformats.org/wordprocessingml/2006/main" xmlns:wp="http://schemas.openxmlformats.org/drawingml/2006/wordprocessingDrawing" xmlns:r="http://schemas.openxmlformats.org/officeDocument/2006/relationships" xmlns:w14="http://schemas.microsoft.com/office/word/2010/wordml">
               <w:rPr>
-                <w:rFonts w:ascii="Helvetica" w:hAnsi="Helvetica" w:eastAsia="Helvetica" w:cs="Helvetica"/>
+                <w:rFonts w:ascii="Arial" w:hAnsi="Arial" w:eastAsia="Arial" w:cs="Arial"/>
                 <w:i w:val="false"/>
                 <w:b w:val="false"/>
                 <w:u w:val="none"/>
@@ -7251,7 +7392,7 @@
               <w:spacing w:after="100" w:before="100" w:line="240"/>
               <w:ind w:left="100" w:right="100" w:firstLine="0" w:firstLineChars="0"/>
               <w:rPr>
-                <w:rFonts w:ascii="Helvetica" w:hAnsi="Helvetica" w:eastAsia="Helvetica" w:cs="Helvetica"/>
+                <w:rFonts w:ascii="Arial" w:hAnsi="Arial" w:eastAsia="Arial" w:cs="Arial"/>
                 <w:i w:val="false"/>
                 <w:b w:val="false"/>
                 <w:u w:val="none"/>
@@ -7263,7 +7404,7 @@
             </w:pPr>
             <w:r xmlns:w="http://schemas.openxmlformats.org/wordprocessingml/2006/main" xmlns:wp="http://schemas.openxmlformats.org/drawingml/2006/wordprocessingDrawing" xmlns:r="http://schemas.openxmlformats.org/officeDocument/2006/relationships" xmlns:w14="http://schemas.microsoft.com/office/word/2010/wordml">
               <w:rPr>
-                <w:rFonts w:ascii="Helvetica" w:hAnsi="Helvetica" w:eastAsia="Helvetica" w:cs="Helvetica"/>
+                <w:rFonts w:ascii="Arial" w:hAnsi="Arial" w:eastAsia="Arial" w:cs="Arial"/>
                 <w:i w:val="false"/>
                 <w:b w:val="false"/>
                 <w:u w:val="none"/>
@@ -7272,7 +7413,7 @@
                 <w:szCs w:val="20"/>
                 <w:color w:val="000000"/>
               </w:rPr>
-              <w:t xml:space="preserve">2. Engagement</w:t>
+              <w:t xml:space="preserve">2. Engagement (comments per million views)</w:t>
             </w:r>
           </w:p>
         </w:tc>
@@ -7305,7 +7446,7 @@
               <w:spacing w:after="100" w:before="100" w:line="240"/>
               <w:ind w:left="100" w:right="100" w:firstLine="0" w:firstLineChars="0"/>
               <w:rPr>
-                <w:rFonts w:ascii="Helvetica" w:hAnsi="Helvetica" w:eastAsia="Helvetica" w:cs="Helvetica"/>
+                <w:rFonts w:ascii="Arial" w:hAnsi="Arial" w:eastAsia="Arial" w:cs="Arial"/>
                 <w:i w:val="false"/>
                 <w:b w:val="false"/>
                 <w:u w:val="none"/>
@@ -7317,7 +7458,7 @@
             </w:pPr>
             <w:r xmlns:w="http://schemas.openxmlformats.org/wordprocessingml/2006/main" xmlns:wp="http://schemas.openxmlformats.org/drawingml/2006/wordprocessingDrawing" xmlns:r="http://schemas.openxmlformats.org/officeDocument/2006/relationships" xmlns:w14="http://schemas.microsoft.com/office/word/2010/wordml">
               <w:rPr>
-                <w:rFonts w:ascii="Helvetica" w:hAnsi="Helvetica" w:eastAsia="Helvetica" w:cs="Helvetica"/>
+                <w:rFonts w:ascii="Arial" w:hAnsi="Arial" w:eastAsia="Arial" w:cs="Arial"/>
                 <w:i w:val="false"/>
                 <w:b w:val="false"/>
                 <w:u w:val="none"/>
@@ -7359,7 +7500,7 @@
               <w:spacing w:after="100" w:before="100" w:line="240"/>
               <w:ind w:left="100" w:right="100" w:firstLine="0" w:firstLineChars="0"/>
               <w:rPr>
-                <w:rFonts w:ascii="Helvetica" w:hAnsi="Helvetica" w:eastAsia="Helvetica" w:cs="Helvetica"/>
+                <w:rFonts w:ascii="Arial" w:hAnsi="Arial" w:eastAsia="Arial" w:cs="Arial"/>
                 <w:i w:val="false"/>
                 <w:b w:val="false"/>
                 <w:u w:val="none"/>
@@ -7371,7 +7512,7 @@
             </w:pPr>
             <w:r xmlns:w="http://schemas.openxmlformats.org/wordprocessingml/2006/main" xmlns:wp="http://schemas.openxmlformats.org/drawingml/2006/wordprocessingDrawing" xmlns:r="http://schemas.openxmlformats.org/officeDocument/2006/relationships" xmlns:w14="http://schemas.microsoft.com/office/word/2010/wordml">
               <w:rPr>
-                <w:rFonts w:ascii="Helvetica" w:hAnsi="Helvetica" w:eastAsia="Helvetica" w:cs="Helvetica"/>
+                <w:rFonts w:ascii="Arial" w:hAnsi="Arial" w:eastAsia="Arial" w:cs="Arial"/>
                 <w:i w:val="false"/>
                 <w:b w:val="false"/>
                 <w:u w:val="none"/>
@@ -7413,7 +7554,7 @@
               <w:spacing w:after="100" w:before="100" w:line="240"/>
               <w:ind w:left="100" w:right="100" w:firstLine="0" w:firstLineChars="0"/>
               <w:rPr>
-                <w:rFonts w:ascii="Helvetica" w:hAnsi="Helvetica" w:eastAsia="Helvetica" w:cs="Helvetica"/>
+                <w:rFonts w:ascii="Arial" w:hAnsi="Arial" w:eastAsia="Arial" w:cs="Arial"/>
                 <w:i w:val="false"/>
                 <w:b w:val="false"/>
                 <w:u w:val="none"/>
@@ -7425,7 +7566,7 @@
             </w:pPr>
             <w:r xmlns:w="http://schemas.openxmlformats.org/wordprocessingml/2006/main" xmlns:wp="http://schemas.openxmlformats.org/drawingml/2006/wordprocessingDrawing" xmlns:r="http://schemas.openxmlformats.org/officeDocument/2006/relationships" xmlns:w14="http://schemas.microsoft.com/office/word/2010/wordml">
               <w:rPr>
-                <w:rFonts w:ascii="Helvetica" w:hAnsi="Helvetica" w:eastAsia="Helvetica" w:cs="Helvetica"/>
+                <w:rFonts w:ascii="Arial" w:hAnsi="Arial" w:eastAsia="Arial" w:cs="Arial"/>
                 <w:i w:val="false"/>
                 <w:b w:val="false"/>
                 <w:u w:val="none"/>
@@ -7467,7 +7608,7 @@
               <w:spacing w:after="100" w:before="100" w:line="240"/>
               <w:ind w:left="100" w:right="100" w:firstLine="0" w:firstLineChars="0"/>
               <w:rPr>
-                <w:rFonts w:ascii="Helvetica" w:hAnsi="Helvetica" w:eastAsia="Helvetica" w:cs="Helvetica"/>
+                <w:rFonts w:ascii="Arial" w:hAnsi="Arial" w:eastAsia="Arial" w:cs="Arial"/>
                 <w:i w:val="false"/>
                 <w:b w:val="false"/>
                 <w:u w:val="none"/>
@@ -7479,7 +7620,7 @@
             </w:pPr>
             <w:r xmlns:w="http://schemas.openxmlformats.org/wordprocessingml/2006/main" xmlns:wp="http://schemas.openxmlformats.org/drawingml/2006/wordprocessingDrawing" xmlns:r="http://schemas.openxmlformats.org/officeDocument/2006/relationships" xmlns:w14="http://schemas.microsoft.com/office/word/2010/wordml">
               <w:rPr>
-                <w:rFonts w:ascii="Helvetica" w:hAnsi="Helvetica" w:eastAsia="Helvetica" w:cs="Helvetica"/>
+                <w:rFonts w:ascii="Arial" w:hAnsi="Arial" w:eastAsia="Arial" w:cs="Arial"/>
                 <w:i w:val="false"/>
                 <w:b w:val="false"/>
                 <w:u w:val="none"/>
@@ -7521,7 +7662,7 @@
               <w:spacing w:after="100" w:before="100" w:line="240"/>
               <w:ind w:left="100" w:right="100" w:firstLine="0" w:firstLineChars="0"/>
               <w:rPr>
-                <w:rFonts w:ascii="Helvetica" w:hAnsi="Helvetica" w:eastAsia="Helvetica" w:cs="Helvetica"/>
+                <w:rFonts w:ascii="Arial" w:hAnsi="Arial" w:eastAsia="Arial" w:cs="Arial"/>
                 <w:i w:val="false"/>
                 <w:b w:val="false"/>
                 <w:u w:val="none"/>
@@ -7533,7 +7674,7 @@
             </w:pPr>
             <w:r xmlns:w="http://schemas.openxmlformats.org/wordprocessingml/2006/main" xmlns:wp="http://schemas.openxmlformats.org/drawingml/2006/wordprocessingDrawing" xmlns:r="http://schemas.openxmlformats.org/officeDocument/2006/relationships" xmlns:w14="http://schemas.microsoft.com/office/word/2010/wordml">
               <w:rPr>
-                <w:rFonts w:ascii="Helvetica" w:hAnsi="Helvetica" w:eastAsia="Helvetica" w:cs="Helvetica"/>
+                <w:rFonts w:ascii="Arial" w:hAnsi="Arial" w:eastAsia="Arial" w:cs="Arial"/>
                 <w:i w:val="false"/>
                 <w:b w:val="false"/>
                 <w:u w:val="none"/>
@@ -7581,7 +7722,7 @@
               <w:spacing w:after="100" w:before="100" w:line="240"/>
               <w:ind w:left="100" w:right="100" w:firstLine="0" w:firstLineChars="0"/>
               <w:rPr>
-                <w:rFonts w:ascii="Helvetica" w:hAnsi="Helvetica" w:eastAsia="Helvetica" w:cs="Helvetica"/>
+                <w:rFonts w:ascii="Arial" w:hAnsi="Arial" w:eastAsia="Arial" w:cs="Arial"/>
                 <w:i w:val="false"/>
                 <w:b w:val="false"/>
                 <w:u w:val="none"/>
@@ -7593,7 +7734,7 @@
             </w:pPr>
             <w:r xmlns:w="http://schemas.openxmlformats.org/wordprocessingml/2006/main" xmlns:wp="http://schemas.openxmlformats.org/drawingml/2006/wordprocessingDrawing" xmlns:r="http://schemas.openxmlformats.org/officeDocument/2006/relationships" xmlns:w14="http://schemas.microsoft.com/office/word/2010/wordml">
               <w:rPr>
-                <w:rFonts w:ascii="Helvetica" w:hAnsi="Helvetica" w:eastAsia="Helvetica" w:cs="Helvetica"/>
+                <w:rFonts w:ascii="Arial" w:hAnsi="Arial" w:eastAsia="Arial" w:cs="Arial"/>
                 <w:i w:val="false"/>
                 <w:b w:val="false"/>
                 <w:u w:val="none"/>
@@ -7635,7 +7776,7 @@
               <w:spacing w:after="100" w:before="100" w:line="240"/>
               <w:ind w:left="100" w:right="100" w:firstLine="0" w:firstLineChars="0"/>
               <w:rPr>
-                <w:rFonts w:ascii="Helvetica" w:hAnsi="Helvetica" w:eastAsia="Helvetica" w:cs="Helvetica"/>
+                <w:rFonts w:ascii="Arial" w:hAnsi="Arial" w:eastAsia="Arial" w:cs="Arial"/>
                 <w:i w:val="false"/>
                 <w:b w:val="false"/>
                 <w:u w:val="none"/>
@@ -7647,7 +7788,7 @@
             </w:pPr>
             <w:r xmlns:w="http://schemas.openxmlformats.org/wordprocessingml/2006/main" xmlns:wp="http://schemas.openxmlformats.org/drawingml/2006/wordprocessingDrawing" xmlns:r="http://schemas.openxmlformats.org/officeDocument/2006/relationships" xmlns:w14="http://schemas.microsoft.com/office/word/2010/wordml">
               <w:rPr>
-                <w:rFonts w:ascii="Helvetica" w:hAnsi="Helvetica" w:eastAsia="Helvetica" w:cs="Helvetica"/>
+                <w:rFonts w:ascii="Arial" w:hAnsi="Arial" w:eastAsia="Arial" w:cs="Arial"/>
                 <w:i w:val="false"/>
                 <w:b w:val="false"/>
                 <w:u w:val="none"/>
@@ -7689,7 +7830,7 @@
               <w:spacing w:after="100" w:before="100" w:line="240"/>
               <w:ind w:left="100" w:right="100" w:firstLine="0" w:firstLineChars="0"/>
               <w:rPr>
-                <w:rFonts w:ascii="Helvetica" w:hAnsi="Helvetica" w:eastAsia="Helvetica" w:cs="Helvetica"/>
+                <w:rFonts w:ascii="Arial" w:hAnsi="Arial" w:eastAsia="Arial" w:cs="Arial"/>
                 <w:i w:val="false"/>
                 <w:b w:val="false"/>
                 <w:u w:val="none"/>
@@ -7701,7 +7842,7 @@
             </w:pPr>
             <w:r xmlns:w="http://schemas.openxmlformats.org/wordprocessingml/2006/main" xmlns:wp="http://schemas.openxmlformats.org/drawingml/2006/wordprocessingDrawing" xmlns:r="http://schemas.openxmlformats.org/officeDocument/2006/relationships" xmlns:w14="http://schemas.microsoft.com/office/word/2010/wordml">
               <w:rPr>
-                <w:rFonts w:ascii="Helvetica" w:hAnsi="Helvetica" w:eastAsia="Helvetica" w:cs="Helvetica"/>
+                <w:rFonts w:ascii="Arial" w:hAnsi="Arial" w:eastAsia="Arial" w:cs="Arial"/>
                 <w:i w:val="false"/>
                 <w:b w:val="false"/>
                 <w:u w:val="none"/>
@@ -7743,7 +7884,7 @@
               <w:spacing w:after="100" w:before="100" w:line="240"/>
               <w:ind w:left="100" w:right="100" w:firstLine="0" w:firstLineChars="0"/>
               <w:rPr>
-                <w:rFonts w:ascii="Helvetica" w:hAnsi="Helvetica" w:eastAsia="Helvetica" w:cs="Helvetica"/>
+                <w:rFonts w:ascii="Arial" w:hAnsi="Arial" w:eastAsia="Arial" w:cs="Arial"/>
                 <w:i w:val="false"/>
                 <w:b w:val="false"/>
                 <w:u w:val="none"/>
@@ -7755,7 +7896,7 @@
             </w:pPr>
             <w:r xmlns:w="http://schemas.openxmlformats.org/wordprocessingml/2006/main" xmlns:wp="http://schemas.openxmlformats.org/drawingml/2006/wordprocessingDrawing" xmlns:r="http://schemas.openxmlformats.org/officeDocument/2006/relationships" xmlns:w14="http://schemas.microsoft.com/office/word/2010/wordml">
               <w:rPr>
-                <w:rFonts w:ascii="Helvetica" w:hAnsi="Helvetica" w:eastAsia="Helvetica" w:cs="Helvetica"/>
+                <w:rFonts w:ascii="Arial" w:hAnsi="Arial" w:eastAsia="Arial" w:cs="Arial"/>
                 <w:i w:val="false"/>
                 <w:b w:val="false"/>
                 <w:u w:val="none"/>
@@ -7797,7 +7938,7 @@
               <w:spacing w:after="100" w:before="100" w:line="240"/>
               <w:ind w:left="100" w:right="100" w:firstLine="0" w:firstLineChars="0"/>
               <w:rPr>
-                <w:rFonts w:ascii="Helvetica" w:hAnsi="Helvetica" w:eastAsia="Helvetica" w:cs="Helvetica"/>
+                <w:rFonts w:ascii="Arial" w:hAnsi="Arial" w:eastAsia="Arial" w:cs="Arial"/>
                 <w:i w:val="false"/>
                 <w:b w:val="false"/>
                 <w:u w:val="none"/>
@@ -7809,7 +7950,7 @@
             </w:pPr>
             <w:r xmlns:w="http://schemas.openxmlformats.org/wordprocessingml/2006/main" xmlns:wp="http://schemas.openxmlformats.org/drawingml/2006/wordprocessingDrawing" xmlns:r="http://schemas.openxmlformats.org/officeDocument/2006/relationships" xmlns:w14="http://schemas.microsoft.com/office/word/2010/wordml">
               <w:rPr>
-                <w:rFonts w:ascii="Helvetica" w:hAnsi="Helvetica" w:eastAsia="Helvetica" w:cs="Helvetica"/>
+                <w:rFonts w:ascii="Arial" w:hAnsi="Arial" w:eastAsia="Arial" w:cs="Arial"/>
                 <w:i w:val="false"/>
                 <w:b w:val="false"/>
                 <w:u w:val="none"/>
@@ -7851,7 +7992,7 @@
               <w:spacing w:after="100" w:before="100" w:line="240"/>
               <w:ind w:left="100" w:right="100" w:firstLine="0" w:firstLineChars="0"/>
               <w:rPr>
-                <w:rFonts w:ascii="Helvetica" w:hAnsi="Helvetica" w:eastAsia="Helvetica" w:cs="Helvetica"/>
+                <w:rFonts w:ascii="Arial" w:hAnsi="Arial" w:eastAsia="Arial" w:cs="Arial"/>
                 <w:i w:val="false"/>
                 <w:b w:val="false"/>
                 <w:u w:val="none"/>
@@ -7863,7 +8004,7 @@
             </w:pPr>
             <w:r xmlns:w="http://schemas.openxmlformats.org/wordprocessingml/2006/main" xmlns:wp="http://schemas.openxmlformats.org/drawingml/2006/wordprocessingDrawing" xmlns:r="http://schemas.openxmlformats.org/officeDocument/2006/relationships" xmlns:w14="http://schemas.microsoft.com/office/word/2010/wordml">
               <w:rPr>
-                <w:rFonts w:ascii="Helvetica" w:hAnsi="Helvetica" w:eastAsia="Helvetica" w:cs="Helvetica"/>
+                <w:rFonts w:ascii="Arial" w:hAnsi="Arial" w:eastAsia="Arial" w:cs="Arial"/>
                 <w:i w:val="false"/>
                 <w:b w:val="false"/>
                 <w:u w:val="none"/>
@@ -7912,7 +8053,7 @@
               <w:spacing w:after="100" w:before="100" w:line="240"/>
               <w:ind w:left="100" w:right="100" w:firstLine="0" w:firstLineChars="0"/>
               <w:rPr>
-                <w:rFonts w:ascii="Helvetica" w:hAnsi="Helvetica" w:eastAsia="Helvetica" w:cs="Helvetica"/>
+                <w:rFonts w:ascii="Arial" w:hAnsi="Arial" w:eastAsia="Arial" w:cs="Arial"/>
                 <w:i w:val="false"/>
                 <w:b w:val="false"/>
                 <w:u w:val="none"/>
@@ -7924,7 +8065,7 @@
             </w:pPr>
             <w:r xmlns:w="http://schemas.openxmlformats.org/wordprocessingml/2006/main" xmlns:wp="http://schemas.openxmlformats.org/drawingml/2006/wordprocessingDrawing" xmlns:r="http://schemas.openxmlformats.org/officeDocument/2006/relationships" xmlns:w14="http://schemas.microsoft.com/office/word/2010/wordml">
               <w:rPr>
-                <w:rFonts w:ascii="Helvetica" w:hAnsi="Helvetica" w:eastAsia="Helvetica" w:cs="Helvetica"/>
+                <w:rFonts w:ascii="Arial" w:hAnsi="Arial" w:eastAsia="Arial" w:cs="Arial"/>
                 <w:i w:val="false"/>
                 <w:b w:val="false"/>
                 <w:u w:val="none"/>
@@ -7973,11 +8114,13 @@
     </w:p>
     <w:p>
       <w:pPr>
-        <w:pStyle w:val="Compact"/>
+        <w:pStyle w:val="ListParagraph"/>
         <w:numPr>
           <w:ilvl w:val="0"/>
-          <w:numId w:val="1013"/>
+          <w:numId w:val="112"/>
         </w:numPr>
+        <w:spacing w:before="0" w:after="120" w:line="288" w:lineRule="auto"/>
+        <w:widowControl/>
       </w:pPr>
       <w:r>
         <w:rPr>
@@ -8010,11 +8153,13 @@
     </w:p>
     <w:p>
       <w:pPr>
-        <w:pStyle w:val="Compact"/>
+        <w:pStyle w:val="ListParagraph"/>
         <w:numPr>
           <w:ilvl w:val="0"/>
-          <w:numId w:val="1013"/>
+          <w:numId w:val="112"/>
         </w:numPr>
+        <w:spacing w:before="0" w:after="120" w:line="288" w:lineRule="auto"/>
+        <w:widowControl/>
       </w:pPr>
       <w:r>
         <w:rPr>
@@ -8043,6 +8188,11 @@
       </w:r>
       <w:r>
         <w:t xml:space="preserve">- categorical/nominal; 2-levels</w:t>
+      </w:r>
+    </w:p>
+    <w:p>
+      <w:r>
+        <w:br w:type="page"/>
       </w:r>
     </w:p>
     <w:bookmarkStart w:id="30" w:name="data-analysis-4"/>
@@ -8093,11 +8243,13 @@
     </w:p>
     <w:p>
       <w:pPr>
-        <w:pStyle w:val="Compact"/>
+        <w:pStyle w:val="ListParagraph"/>
         <w:numPr>
           <w:ilvl w:val="0"/>
-          <w:numId w:val="1014"/>
+          <w:numId w:val="113"/>
         </w:numPr>
+        <w:spacing w:before="0" w:after="120" w:line="288" w:lineRule="auto"/>
+        <w:widowControl/>
       </w:pPr>
       <w:r>
         <w:t xml:space="preserve">Label the contingency table to depict the RH by changing each ? to</w:t>
@@ -8119,7 +8271,7 @@
       <w:tblPr>
         <w:tblLayout w:type="fixed"/>
         <w:jc w:val="center"/>
-        <w:tblLook w:firstRow="1" w:lastRow="0" w:firstColumn="0" w:lastColumn="0" w:noHBand="0" w:noVBand="1"/>
+        <w:tblLook w:firstRow="1" w:lastRow="0" w:firstColumn="0" w:lastColumn="0" w:noHBand="0" w:noVBand="1" w:val="0020"/>
       </w:tblPr>
       <w:tblGrid>
         <w:gridCol w:w="2195"/>
@@ -8163,7 +8315,7 @@
               <w:spacing w:after="100" w:before="100" w:line="240"/>
               <w:ind w:left="100" w:right="100" w:firstLine="0" w:firstLineChars="0"/>
               <w:rPr>
-                <w:rFonts w:ascii="Helvetica" w:hAnsi="Helvetica" w:eastAsia="Helvetica" w:cs="Helvetica"/>
+                <w:rFonts w:ascii="Arial" w:hAnsi="Arial" w:eastAsia="Arial" w:cs="Arial"/>
                 <w:i w:val="false"/>
                 <w:b w:val="true"/>
                 <w:u w:val="none"/>
@@ -8175,7 +8327,7 @@
             </w:pPr>
             <w:r xmlns:w="http://schemas.openxmlformats.org/wordprocessingml/2006/main" xmlns:wp="http://schemas.openxmlformats.org/drawingml/2006/wordprocessingDrawing" xmlns:r="http://schemas.openxmlformats.org/officeDocument/2006/relationships" xmlns:w14="http://schemas.microsoft.com/office/word/2010/wordml">
               <w:rPr>
-                <w:rFonts w:ascii="Helvetica" w:hAnsi="Helvetica" w:eastAsia="Helvetica" w:cs="Helvetica"/>
+                <w:rFonts w:ascii="Arial" w:hAnsi="Arial" w:eastAsia="Arial" w:cs="Arial"/>
                 <w:i w:val="false"/>
                 <w:b w:val="true"/>
                 <w:u w:val="none"/>
@@ -8218,7 +8370,7 @@
               <w:spacing w:after="100" w:before="100" w:line="240"/>
               <w:ind w:left="100" w:right="100" w:firstLine="0" w:firstLineChars="0"/>
               <w:rPr>
-                <w:rFonts w:ascii="Helvetica" w:hAnsi="Helvetica" w:eastAsia="Helvetica" w:cs="Helvetica"/>
+                <w:rFonts w:ascii="Arial" w:hAnsi="Arial" w:eastAsia="Arial" w:cs="Arial"/>
                 <w:i w:val="false"/>
                 <w:b w:val="true"/>
                 <w:u w:val="none"/>
@@ -8230,7 +8382,7 @@
             </w:pPr>
             <w:r xmlns:w="http://schemas.openxmlformats.org/wordprocessingml/2006/main" xmlns:wp="http://schemas.openxmlformats.org/drawingml/2006/wordprocessingDrawing" xmlns:r="http://schemas.openxmlformats.org/officeDocument/2006/relationships" xmlns:w14="http://schemas.microsoft.com/office/word/2010/wordml">
               <w:rPr>
-                <w:rFonts w:ascii="Helvetica" w:hAnsi="Helvetica" w:eastAsia="Helvetica" w:cs="Helvetica"/>
+                <w:rFonts w:ascii="Arial" w:hAnsi="Arial" w:eastAsia="Arial" w:cs="Arial"/>
                 <w:i w:val="false"/>
                 <w:b w:val="true"/>
                 <w:u w:val="none"/>
@@ -8273,7 +8425,7 @@
               <w:spacing w:after="100" w:before="100" w:line="240"/>
               <w:ind w:left="100" w:right="100" w:firstLine="0" w:firstLineChars="0"/>
               <w:rPr>
-                <w:rFonts w:ascii="Helvetica" w:hAnsi="Helvetica" w:eastAsia="Helvetica" w:cs="Helvetica"/>
+                <w:rFonts w:ascii="Arial" w:hAnsi="Arial" w:eastAsia="Arial" w:cs="Arial"/>
                 <w:i w:val="false"/>
                 <w:b w:val="true"/>
                 <w:u w:val="none"/>
@@ -8285,7 +8437,7 @@
             </w:pPr>
             <w:r xmlns:w="http://schemas.openxmlformats.org/wordprocessingml/2006/main" xmlns:wp="http://schemas.openxmlformats.org/drawingml/2006/wordprocessingDrawing" xmlns:r="http://schemas.openxmlformats.org/officeDocument/2006/relationships" xmlns:w14="http://schemas.microsoft.com/office/word/2010/wordml">
               <w:rPr>
-                <w:rFonts w:ascii="Helvetica" w:hAnsi="Helvetica" w:eastAsia="Helvetica" w:cs="Helvetica"/>
+                <w:rFonts w:ascii="Arial" w:hAnsi="Arial" w:eastAsia="Arial" w:cs="Arial"/>
                 <w:i w:val="false"/>
                 <w:b w:val="true"/>
                 <w:u w:val="none"/>
@@ -8328,7 +8480,7 @@
               <w:spacing w:after="100" w:before="100" w:line="240"/>
               <w:ind w:left="100" w:right="100" w:firstLine="0" w:firstLineChars="0"/>
               <w:rPr>
-                <w:rFonts w:ascii="Helvetica" w:hAnsi="Helvetica" w:eastAsia="Helvetica" w:cs="Helvetica"/>
+                <w:rFonts w:ascii="Arial" w:hAnsi="Arial" w:eastAsia="Arial" w:cs="Arial"/>
                 <w:i w:val="false"/>
                 <w:b w:val="true"/>
                 <w:u w:val="none"/>
@@ -8340,7 +8492,7 @@
             </w:pPr>
             <w:r xmlns:w="http://schemas.openxmlformats.org/wordprocessingml/2006/main" xmlns:wp="http://schemas.openxmlformats.org/drawingml/2006/wordprocessingDrawing" xmlns:r="http://schemas.openxmlformats.org/officeDocument/2006/relationships" xmlns:w14="http://schemas.microsoft.com/office/word/2010/wordml">
               <w:rPr>
-                <w:rFonts w:ascii="Helvetica" w:hAnsi="Helvetica" w:eastAsia="Helvetica" w:cs="Helvetica"/>
+                <w:rFonts w:ascii="Arial" w:hAnsi="Arial" w:eastAsia="Arial" w:cs="Arial"/>
                 <w:i w:val="false"/>
                 <w:b w:val="true"/>
                 <w:u w:val="none"/>
@@ -8389,7 +8541,7 @@
               <w:spacing w:after="100" w:before="100" w:line="240"/>
               <w:ind w:left="100" w:right="100" w:firstLine="0" w:firstLineChars="0"/>
               <w:rPr>
-                <w:rFonts w:ascii="Helvetica" w:hAnsi="Helvetica" w:eastAsia="Helvetica" w:cs="Helvetica"/>
+                <w:rFonts w:ascii="Arial" w:hAnsi="Arial" w:eastAsia="Arial" w:cs="Arial"/>
                 <w:i w:val="false"/>
                 <w:b w:val="false"/>
                 <w:u w:val="none"/>
@@ -8401,7 +8553,7 @@
             </w:pPr>
             <w:r xmlns:w="http://schemas.openxmlformats.org/wordprocessingml/2006/main" xmlns:wp="http://schemas.openxmlformats.org/drawingml/2006/wordprocessingDrawing" xmlns:r="http://schemas.openxmlformats.org/officeDocument/2006/relationships" xmlns:w14="http://schemas.microsoft.com/office/word/2010/wordml">
               <w:rPr>
-                <w:rFonts w:ascii="Helvetica" w:hAnsi="Helvetica" w:eastAsia="Helvetica" w:cs="Helvetica"/>
+                <w:rFonts w:ascii="Arial" w:hAnsi="Arial" w:eastAsia="Arial" w:cs="Arial"/>
                 <w:i w:val="false"/>
                 <w:b w:val="false"/>
                 <w:u w:val="none"/>
@@ -8444,7 +8596,7 @@
               <w:spacing w:after="100" w:before="100" w:line="240"/>
               <w:ind w:left="100" w:right="100" w:firstLine="0" w:firstLineChars="0"/>
               <w:rPr>
-                <w:rFonts w:ascii="Helvetica" w:hAnsi="Helvetica" w:eastAsia="Helvetica" w:cs="Helvetica"/>
+                <w:rFonts w:ascii="Arial" w:hAnsi="Arial" w:eastAsia="Arial" w:cs="Arial"/>
                 <w:i w:val="false"/>
                 <w:b w:val="false"/>
                 <w:u w:val="none"/>
@@ -8456,7 +8608,7 @@
             </w:pPr>
             <w:r xmlns:w="http://schemas.openxmlformats.org/wordprocessingml/2006/main" xmlns:wp="http://schemas.openxmlformats.org/drawingml/2006/wordprocessingDrawing" xmlns:r="http://schemas.openxmlformats.org/officeDocument/2006/relationships" xmlns:w14="http://schemas.microsoft.com/office/word/2010/wordml">
               <w:rPr>
-                <w:rFonts w:ascii="Helvetica" w:hAnsi="Helvetica" w:eastAsia="Helvetica" w:cs="Helvetica"/>
+                <w:rFonts w:ascii="Arial" w:hAnsi="Arial" w:eastAsia="Arial" w:cs="Arial"/>
                 <w:i w:val="false"/>
                 <w:b w:val="false"/>
                 <w:u w:val="none"/>
@@ -8499,7 +8651,7 @@
               <w:spacing w:after="100" w:before="100" w:line="240"/>
               <w:ind w:left="100" w:right="100" w:firstLine="0" w:firstLineChars="0"/>
               <w:rPr>
-                <w:rFonts w:ascii="Helvetica" w:hAnsi="Helvetica" w:eastAsia="Helvetica" w:cs="Helvetica"/>
+                <w:rFonts w:ascii="Arial" w:hAnsi="Arial" w:eastAsia="Arial" w:cs="Arial"/>
                 <w:i w:val="false"/>
                 <w:b w:val="false"/>
                 <w:u w:val="none"/>
@@ -8511,7 +8663,7 @@
             </w:pPr>
             <w:r xmlns:w="http://schemas.openxmlformats.org/wordprocessingml/2006/main" xmlns:wp="http://schemas.openxmlformats.org/drawingml/2006/wordprocessingDrawing" xmlns:r="http://schemas.openxmlformats.org/officeDocument/2006/relationships" xmlns:w14="http://schemas.microsoft.com/office/word/2010/wordml">
               <w:rPr>
-                <w:rFonts w:ascii="Helvetica" w:hAnsi="Helvetica" w:eastAsia="Helvetica" w:cs="Helvetica"/>
+                <w:rFonts w:ascii="Arial" w:hAnsi="Arial" w:eastAsia="Arial" w:cs="Arial"/>
                 <w:i w:val="false"/>
                 <w:b w:val="false"/>
                 <w:u w:val="none"/>
@@ -8554,7 +8706,7 @@
               <w:spacing w:after="100" w:before="100" w:line="240"/>
               <w:ind w:left="100" w:right="100" w:firstLine="0" w:firstLineChars="0"/>
               <w:rPr>
-                <w:rFonts w:ascii="Helvetica" w:hAnsi="Helvetica" w:eastAsia="Helvetica" w:cs="Helvetica"/>
+                <w:rFonts w:ascii="Arial" w:hAnsi="Arial" w:eastAsia="Arial" w:cs="Arial"/>
                 <w:i w:val="false"/>
                 <w:b w:val="false"/>
                 <w:u w:val="none"/>
@@ -8566,7 +8718,7 @@
             </w:pPr>
             <w:r xmlns:w="http://schemas.openxmlformats.org/wordprocessingml/2006/main" xmlns:wp="http://schemas.openxmlformats.org/drawingml/2006/wordprocessingDrawing" xmlns:r="http://schemas.openxmlformats.org/officeDocument/2006/relationships" xmlns:w14="http://schemas.microsoft.com/office/word/2010/wordml">
               <w:rPr>
-                <w:rFonts w:ascii="Helvetica" w:hAnsi="Helvetica" w:eastAsia="Helvetica" w:cs="Helvetica"/>
+                <w:rFonts w:ascii="Arial" w:hAnsi="Arial" w:eastAsia="Arial" w:cs="Arial"/>
                 <w:i w:val="false"/>
                 <w:b w:val="false"/>
                 <w:u w:val="none"/>
@@ -8615,7 +8767,7 @@
               <w:spacing w:after="100" w:before="100" w:line="240"/>
               <w:ind w:left="100" w:right="100" w:firstLine="0" w:firstLineChars="0"/>
               <w:rPr>
-                <w:rFonts w:ascii="Helvetica" w:hAnsi="Helvetica" w:eastAsia="Helvetica" w:cs="Helvetica"/>
+                <w:rFonts w:ascii="Arial" w:hAnsi="Arial" w:eastAsia="Arial" w:cs="Arial"/>
                 <w:i w:val="false"/>
                 <w:b w:val="false"/>
                 <w:u w:val="none"/>
@@ -8627,7 +8779,7 @@
             </w:pPr>
             <w:r xmlns:w="http://schemas.openxmlformats.org/wordprocessingml/2006/main" xmlns:wp="http://schemas.openxmlformats.org/drawingml/2006/wordprocessingDrawing" xmlns:r="http://schemas.openxmlformats.org/officeDocument/2006/relationships" xmlns:w14="http://schemas.microsoft.com/office/word/2010/wordml">
               <w:rPr>
-                <w:rFonts w:ascii="Helvetica" w:hAnsi="Helvetica" w:eastAsia="Helvetica" w:cs="Helvetica"/>
+                <w:rFonts w:ascii="Arial" w:hAnsi="Arial" w:eastAsia="Arial" w:cs="Arial"/>
                 <w:i w:val="false"/>
                 <w:b w:val="false"/>
                 <w:u w:val="none"/>
@@ -8670,7 +8822,7 @@
               <w:spacing w:after="100" w:before="100" w:line="240"/>
               <w:ind w:left="100" w:right="100" w:firstLine="0" w:firstLineChars="0"/>
               <w:rPr>
-                <w:rFonts w:ascii="Helvetica" w:hAnsi="Helvetica" w:eastAsia="Helvetica" w:cs="Helvetica"/>
+                <w:rFonts w:ascii="Arial" w:hAnsi="Arial" w:eastAsia="Arial" w:cs="Arial"/>
                 <w:i w:val="false"/>
                 <w:b w:val="false"/>
                 <w:u w:val="none"/>
@@ -8682,7 +8834,7 @@
             </w:pPr>
             <w:r xmlns:w="http://schemas.openxmlformats.org/wordprocessingml/2006/main" xmlns:wp="http://schemas.openxmlformats.org/drawingml/2006/wordprocessingDrawing" xmlns:r="http://schemas.openxmlformats.org/officeDocument/2006/relationships" xmlns:w14="http://schemas.microsoft.com/office/word/2010/wordml">
               <w:rPr>
-                <w:rFonts w:ascii="Helvetica" w:hAnsi="Helvetica" w:eastAsia="Helvetica" w:cs="Helvetica"/>
+                <w:rFonts w:ascii="Arial" w:hAnsi="Arial" w:eastAsia="Arial" w:cs="Arial"/>
                 <w:i w:val="false"/>
                 <w:b w:val="false"/>
                 <w:u w:val="none"/>
@@ -8725,7 +8877,7 @@
               <w:spacing w:after="100" w:before="100" w:line="240"/>
               <w:ind w:left="100" w:right="100" w:firstLine="0" w:firstLineChars="0"/>
               <w:rPr>
-                <w:rFonts w:ascii="Helvetica" w:hAnsi="Helvetica" w:eastAsia="Helvetica" w:cs="Helvetica"/>
+                <w:rFonts w:ascii="Arial" w:hAnsi="Arial" w:eastAsia="Arial" w:cs="Arial"/>
                 <w:i w:val="false"/>
                 <w:b w:val="false"/>
                 <w:u w:val="none"/>
@@ -8737,7 +8889,7 @@
             </w:pPr>
             <w:r xmlns:w="http://schemas.openxmlformats.org/wordprocessingml/2006/main" xmlns:wp="http://schemas.openxmlformats.org/drawingml/2006/wordprocessingDrawing" xmlns:r="http://schemas.openxmlformats.org/officeDocument/2006/relationships" xmlns:w14="http://schemas.microsoft.com/office/word/2010/wordml">
               <w:rPr>
-                <w:rFonts w:ascii="Helvetica" w:hAnsi="Helvetica" w:eastAsia="Helvetica" w:cs="Helvetica"/>
+                <w:rFonts w:ascii="Arial" w:hAnsi="Arial" w:eastAsia="Arial" w:cs="Arial"/>
                 <w:i w:val="false"/>
                 <w:b w:val="false"/>
                 <w:u w:val="none"/>
@@ -8780,7 +8932,7 @@
               <w:spacing w:after="100" w:before="100" w:line="240"/>
               <w:ind w:left="100" w:right="100" w:firstLine="0" w:firstLineChars="0"/>
               <w:rPr>
-                <w:rFonts w:ascii="Helvetica" w:hAnsi="Helvetica" w:eastAsia="Helvetica" w:cs="Helvetica"/>
+                <w:rFonts w:ascii="Arial" w:hAnsi="Arial" w:eastAsia="Arial" w:cs="Arial"/>
                 <w:i w:val="false"/>
                 <w:b w:val="false"/>
                 <w:u w:val="none"/>
@@ -8792,7 +8944,7 @@
             </w:pPr>
             <w:r xmlns:w="http://schemas.openxmlformats.org/wordprocessingml/2006/main" xmlns:wp="http://schemas.openxmlformats.org/drawingml/2006/wordprocessingDrawing" xmlns:r="http://schemas.openxmlformats.org/officeDocument/2006/relationships" xmlns:w14="http://schemas.microsoft.com/office/word/2010/wordml">
               <w:rPr>
-                <w:rFonts w:ascii="Helvetica" w:hAnsi="Helvetica" w:eastAsia="Helvetica" w:cs="Helvetica"/>
+                <w:rFonts w:ascii="Arial" w:hAnsi="Arial" w:eastAsia="Arial" w:cs="Arial"/>
                 <w:i w:val="false"/>
                 <w:b w:val="false"/>
                 <w:u w:val="none"/>
@@ -8814,11 +8966,14 @@
     </w:p>
     <w:p>
       <w:pPr>
-        <w:pStyle w:val="Compact"/>
+        <w:pStyle w:val="ListParagraph"/>
         <w:numPr>
           <w:ilvl w:val="0"/>
-          <w:numId w:val="1015"/>
+          <w:numId w:val="114"/>
         </w:numPr>
+        <w:spacing w:before="0" w:after="120" w:line="288" w:lineRule="auto"/>
+        <w:widowControl/>
+        <w:keepNext/>
       </w:pPr>
       <w:r>
         <w:t xml:space="preserve">Does this research hypothesis suggest a symmetrical pattern of relationship, asymmetrical pattern of relationship or no relationship between these variables?</w:t>
@@ -8829,9 +8984,7 @@
         <w:pStyle w:val="AnswerBox"/>
       </w:pPr>
       <w:r>
-        <w:rPr>
-          <w:rStyle w:val="VerbatimChar"/>
-        </w:rPr>
+        <w:rPr/>
         <w:t xml:space="preserve">Answer</w:t>
       </w:r>
       <w:r>
@@ -9007,11 +9160,14 @@
     </w:p>
     <w:p>
       <w:pPr>
-        <w:pStyle w:val="Compact"/>
+        <w:pStyle w:val="ListParagraph"/>
         <w:numPr>
           <w:ilvl w:val="0"/>
-          <w:numId w:val="1016"/>
+          <w:numId w:val="115"/>
         </w:numPr>
+        <w:spacing w:before="0" w:after="120" w:line="288" w:lineRule="auto"/>
+        <w:widowControl/>
+        <w:keepNext/>
       </w:pPr>
       <w:r>
         <w:t xml:space="preserve">Does the pattern seem to support the RH?</w:t>
@@ -9022,9 +9178,7 @@
         <w:pStyle w:val="AnswerBox"/>
       </w:pPr>
       <w:r>
-        <w:rPr>
-          <w:rStyle w:val="VerbatimChar"/>
-        </w:rPr>
+        <w:rPr/>
         <w:t xml:space="preserve">Answer</w:t>
       </w:r>
       <w:r>
@@ -9032,9 +9186,9 @@
       </w:r>
     </w:p>
     <w:p>
-      <w:pPr>
-        <w:pStyle w:val="BodyText"/>
-      </w:pPr>
+      <w:r>
+        <w:br w:type="page"/>
+      </w:r>
     </w:p>
     <w:p>
       <w:pPr>
@@ -9156,7 +9310,7 @@
       <w:tblPr>
         <w:tblLayout w:type="fixed"/>
         <w:jc w:val="start"/>
-        <w:tblLook w:firstRow="1" w:lastRow="0" w:firstColumn="0" w:lastColumn="0" w:noHBand="0" w:noVBand="1"/>
+        <w:tblLook w:firstRow="1" w:lastRow="0" w:firstColumn="0" w:lastColumn="0" w:noHBand="0" w:noVBand="1" w:val="0020"/>
       </w:tblPr>
       <w:tblGrid>
         <w:gridCol w:w="2016"/>
@@ -9199,7 +9353,7 @@
               <w:spacing w:after="100" w:before="100" w:line="240"/>
               <w:ind w:left="100" w:right="100" w:firstLine="0" w:firstLineChars="0"/>
               <w:rPr>
-                <w:rFonts w:ascii="Helvetica" w:hAnsi="Helvetica" w:eastAsia="Helvetica" w:cs="Helvetica"/>
+                <w:rFonts w:ascii="Arial" w:hAnsi="Arial" w:eastAsia="Arial" w:cs="Arial"/>
                 <w:i w:val="false"/>
                 <w:b w:val="false"/>
                 <w:u w:val="none"/>
@@ -9211,7 +9365,7 @@
             </w:pPr>
             <w:r xmlns:w="http://schemas.openxmlformats.org/wordprocessingml/2006/main" xmlns:wp="http://schemas.openxmlformats.org/drawingml/2006/wordprocessingDrawing" xmlns:r="http://schemas.openxmlformats.org/officeDocument/2006/relationships" xmlns:w14="http://schemas.microsoft.com/office/word/2010/wordml">
               <w:rPr>
-                <w:rFonts w:ascii="Helvetica" w:hAnsi="Helvetica" w:eastAsia="Helvetica" w:cs="Helvetica"/>
+                <w:rFonts w:ascii="Arial" w:hAnsi="Arial" w:eastAsia="Arial" w:cs="Arial"/>
                 <w:i w:val="false"/>
                 <w:b w:val="false"/>
                 <w:u w:val="none"/>
@@ -9254,7 +9408,7 @@
               <w:spacing w:after="100" w:before="100" w:line="240"/>
               <w:ind w:left="100" w:right="100" w:firstLine="0" w:firstLineChars="0"/>
               <w:rPr>
-                <w:rFonts w:ascii="Helvetica" w:hAnsi="Helvetica" w:eastAsia="Helvetica" w:cs="Helvetica"/>
+                <w:rFonts w:ascii="Arial" w:hAnsi="Arial" w:eastAsia="Arial" w:cs="Arial"/>
                 <w:i w:val="false"/>
                 <w:b w:val="false"/>
                 <w:u w:val="none"/>
@@ -9266,7 +9420,7 @@
             </w:pPr>
             <w:r xmlns:w="http://schemas.openxmlformats.org/wordprocessingml/2006/main" xmlns:wp="http://schemas.openxmlformats.org/drawingml/2006/wordprocessingDrawing" xmlns:r="http://schemas.openxmlformats.org/officeDocument/2006/relationships" xmlns:w14="http://schemas.microsoft.com/office/word/2010/wordml">
               <w:rPr>
-                <w:rFonts w:ascii="Helvetica" w:hAnsi="Helvetica" w:eastAsia="Helvetica" w:cs="Helvetica"/>
+                <w:rFonts w:ascii="Arial" w:hAnsi="Arial" w:eastAsia="Arial" w:cs="Arial"/>
                 <w:i w:val="false"/>
                 <w:b w:val="false"/>
                 <w:u w:val="none"/>
@@ -9308,7 +9462,7 @@
               <w:spacing w:after="100" w:before="100" w:line="240"/>
               <w:ind w:left="100" w:right="100" w:firstLine="0" w:firstLineChars="0"/>
               <w:rPr>
-                <w:rFonts w:ascii="Helvetica" w:hAnsi="Helvetica" w:eastAsia="Helvetica" w:cs="Helvetica"/>
+                <w:rFonts w:ascii="Arial" w:hAnsi="Arial" w:eastAsia="Arial" w:cs="Arial"/>
                 <w:i w:val="false"/>
                 <w:b w:val="false"/>
                 <w:u w:val="none"/>
@@ -9320,7 +9474,7 @@
             </w:pPr>
             <w:r xmlns:w="http://schemas.openxmlformats.org/wordprocessingml/2006/main" xmlns:wp="http://schemas.openxmlformats.org/drawingml/2006/wordprocessingDrawing" xmlns:r="http://schemas.openxmlformats.org/officeDocument/2006/relationships" xmlns:w14="http://schemas.microsoft.com/office/word/2010/wordml">
               <w:rPr>
-                <w:rFonts w:ascii="Helvetica" w:hAnsi="Helvetica" w:eastAsia="Helvetica" w:cs="Helvetica"/>
+                <w:rFonts w:ascii="Arial" w:hAnsi="Arial" w:eastAsia="Arial" w:cs="Arial"/>
                 <w:i w:val="false"/>
                 <w:b w:val="false"/>
                 <w:u w:val="none"/>
@@ -9369,7 +9523,7 @@
               <w:spacing w:after="100" w:before="100" w:line="240"/>
               <w:ind w:left="100" w:right="100" w:firstLine="0" w:firstLineChars="0"/>
               <w:rPr>
-                <w:rFonts w:ascii="Helvetica" w:hAnsi="Helvetica" w:eastAsia="Helvetica" w:cs="Helvetica"/>
+                <w:rFonts w:ascii="Arial" w:hAnsi="Arial" w:eastAsia="Arial" w:cs="Arial"/>
                 <w:i w:val="false"/>
                 <w:b w:val="false"/>
                 <w:u w:val="none"/>
@@ -9381,7 +9535,7 @@
             </w:pPr>
             <w:r xmlns:w="http://schemas.openxmlformats.org/wordprocessingml/2006/main" xmlns:wp="http://schemas.openxmlformats.org/drawingml/2006/wordprocessingDrawing" xmlns:r="http://schemas.openxmlformats.org/officeDocument/2006/relationships" xmlns:w14="http://schemas.microsoft.com/office/word/2010/wordml">
               <w:rPr>
-                <w:rFonts w:ascii="Helvetica" w:hAnsi="Helvetica" w:eastAsia="Helvetica" w:cs="Helvetica"/>
+                <w:rFonts w:ascii="Arial" w:hAnsi="Arial" w:eastAsia="Arial" w:cs="Arial"/>
                 <w:i w:val="false"/>
                 <w:b w:val="false"/>
                 <w:u w:val="none"/>
@@ -9423,7 +9577,7 @@
               <w:spacing w:after="100" w:before="100" w:line="240"/>
               <w:ind w:left="100" w:right="100" w:firstLine="0" w:firstLineChars="0"/>
               <w:rPr>
-                <w:rFonts w:ascii="Helvetica" w:hAnsi="Helvetica" w:eastAsia="Helvetica" w:cs="Helvetica"/>
+                <w:rFonts w:ascii="Arial" w:hAnsi="Arial" w:eastAsia="Arial" w:cs="Arial"/>
                 <w:i w:val="false"/>
                 <w:b w:val="false"/>
                 <w:u w:val="none"/>
@@ -9435,7 +9589,7 @@
             </w:pPr>
             <w:r xmlns:w="http://schemas.openxmlformats.org/wordprocessingml/2006/main" xmlns:wp="http://schemas.openxmlformats.org/drawingml/2006/wordprocessingDrawing" xmlns:r="http://schemas.openxmlformats.org/officeDocument/2006/relationships" xmlns:w14="http://schemas.microsoft.com/office/word/2010/wordml">
               <w:rPr>
-                <w:rFonts w:ascii="Helvetica" w:hAnsi="Helvetica" w:eastAsia="Helvetica" w:cs="Helvetica"/>
+                <w:rFonts w:ascii="Arial" w:hAnsi="Arial" w:eastAsia="Arial" w:cs="Arial"/>
                 <w:i w:val="false"/>
                 <w:b w:val="false"/>
                 <w:u w:val="none"/>
@@ -9477,7 +9631,7 @@
               <w:spacing w:after="100" w:before="100" w:line="240"/>
               <w:ind w:left="100" w:right="100" w:firstLine="0" w:firstLineChars="0"/>
               <w:rPr>
-                <w:rFonts w:ascii="Helvetica" w:hAnsi="Helvetica" w:eastAsia="Helvetica" w:cs="Helvetica"/>
+                <w:rFonts w:ascii="Arial" w:hAnsi="Arial" w:eastAsia="Arial" w:cs="Arial"/>
                 <w:i w:val="false"/>
                 <w:b w:val="false"/>
                 <w:u w:val="none"/>
@@ -9489,7 +9643,7 @@
             </w:pPr>
             <w:r xmlns:w="http://schemas.openxmlformats.org/wordprocessingml/2006/main" xmlns:wp="http://schemas.openxmlformats.org/drawingml/2006/wordprocessingDrawing" xmlns:r="http://schemas.openxmlformats.org/officeDocument/2006/relationships" xmlns:w14="http://schemas.microsoft.com/office/word/2010/wordml">
               <w:rPr>
-                <w:rFonts w:ascii="Helvetica" w:hAnsi="Helvetica" w:eastAsia="Helvetica" w:cs="Helvetica"/>
+                <w:rFonts w:ascii="Arial" w:hAnsi="Arial" w:eastAsia="Arial" w:cs="Arial"/>
                 <w:i w:val="false"/>
                 <w:b w:val="false"/>
                 <w:u w:val="none"/>
@@ -9531,7 +9685,7 @@
               <w:spacing w:after="100" w:before="100" w:line="240"/>
               <w:ind w:left="100" w:right="100" w:firstLine="0" w:firstLineChars="0"/>
               <w:rPr>
-                <w:rFonts w:ascii="Helvetica" w:hAnsi="Helvetica" w:eastAsia="Helvetica" w:cs="Helvetica"/>
+                <w:rFonts w:ascii="Arial" w:hAnsi="Arial" w:eastAsia="Arial" w:cs="Arial"/>
                 <w:i w:val="false"/>
                 <w:b w:val="false"/>
                 <w:u w:val="none"/>
@@ -9543,7 +9697,7 @@
             </w:pPr>
             <w:r xmlns:w="http://schemas.openxmlformats.org/wordprocessingml/2006/main" xmlns:wp="http://schemas.openxmlformats.org/drawingml/2006/wordprocessingDrawing" xmlns:r="http://schemas.openxmlformats.org/officeDocument/2006/relationships" xmlns:w14="http://schemas.microsoft.com/office/word/2010/wordml">
               <w:rPr>
-                <w:rFonts w:ascii="Helvetica" w:hAnsi="Helvetica" w:eastAsia="Helvetica" w:cs="Helvetica"/>
+                <w:rFonts w:ascii="Arial" w:hAnsi="Arial" w:eastAsia="Arial" w:cs="Arial"/>
                 <w:i w:val="false"/>
                 <w:b w:val="false"/>
                 <w:u w:val="none"/>
@@ -9591,7 +9745,7 @@
               <w:spacing w:after="100" w:before="100" w:line="240"/>
               <w:ind w:left="100" w:right="100" w:firstLine="0" w:firstLineChars="0"/>
               <w:rPr>
-                <w:rFonts w:ascii="Helvetica" w:hAnsi="Helvetica" w:eastAsia="Helvetica" w:cs="Helvetica"/>
+                <w:rFonts w:ascii="Arial" w:hAnsi="Arial" w:eastAsia="Arial" w:cs="Arial"/>
                 <w:i w:val="false"/>
                 <w:b w:val="false"/>
                 <w:u w:val="none"/>
@@ -9603,7 +9757,7 @@
             </w:pPr>
             <w:r xmlns:w="http://schemas.openxmlformats.org/wordprocessingml/2006/main" xmlns:wp="http://schemas.openxmlformats.org/drawingml/2006/wordprocessingDrawing" xmlns:r="http://schemas.openxmlformats.org/officeDocument/2006/relationships" xmlns:w14="http://schemas.microsoft.com/office/word/2010/wordml">
               <w:rPr>
-                <w:rFonts w:ascii="Helvetica" w:hAnsi="Helvetica" w:eastAsia="Helvetica" w:cs="Helvetica"/>
+                <w:rFonts w:ascii="Arial" w:hAnsi="Arial" w:eastAsia="Arial" w:cs="Arial"/>
                 <w:i w:val="false"/>
                 <w:b w:val="false"/>
                 <w:u w:val="none"/>
@@ -9645,7 +9799,7 @@
               <w:spacing w:after="100" w:before="100" w:line="240"/>
               <w:ind w:left="100" w:right="100" w:firstLine="0" w:firstLineChars="0"/>
               <w:rPr>
-                <w:rFonts w:ascii="Helvetica" w:hAnsi="Helvetica" w:eastAsia="Helvetica" w:cs="Helvetica"/>
+                <w:rFonts w:ascii="Arial" w:hAnsi="Arial" w:eastAsia="Arial" w:cs="Arial"/>
                 <w:i w:val="false"/>
                 <w:b w:val="false"/>
                 <w:u w:val="none"/>
@@ -9657,7 +9811,7 @@
             </w:pPr>
             <w:r xmlns:w="http://schemas.openxmlformats.org/wordprocessingml/2006/main" xmlns:wp="http://schemas.openxmlformats.org/drawingml/2006/wordprocessingDrawing" xmlns:r="http://schemas.openxmlformats.org/officeDocument/2006/relationships" xmlns:w14="http://schemas.microsoft.com/office/word/2010/wordml">
               <w:rPr>
-                <w:rFonts w:ascii="Helvetica" w:hAnsi="Helvetica" w:eastAsia="Helvetica" w:cs="Helvetica"/>
+                <w:rFonts w:ascii="Arial" w:hAnsi="Arial" w:eastAsia="Arial" w:cs="Arial"/>
                 <w:i w:val="false"/>
                 <w:b w:val="false"/>
                 <w:u w:val="none"/>
@@ -9699,7 +9853,7 @@
               <w:spacing w:after="100" w:before="100" w:line="240"/>
               <w:ind w:left="100" w:right="100" w:firstLine="0" w:firstLineChars="0"/>
               <w:rPr>
-                <w:rFonts w:ascii="Helvetica" w:hAnsi="Helvetica" w:eastAsia="Helvetica" w:cs="Helvetica"/>
+                <w:rFonts w:ascii="Arial" w:hAnsi="Arial" w:eastAsia="Arial" w:cs="Arial"/>
                 <w:i w:val="false"/>
                 <w:b w:val="false"/>
                 <w:u w:val="none"/>
@@ -9711,7 +9865,7 @@
             </w:pPr>
             <w:r xmlns:w="http://schemas.openxmlformats.org/wordprocessingml/2006/main" xmlns:wp="http://schemas.openxmlformats.org/drawingml/2006/wordprocessingDrawing" xmlns:r="http://schemas.openxmlformats.org/officeDocument/2006/relationships" xmlns:w14="http://schemas.microsoft.com/office/word/2010/wordml">
               <w:rPr>
-                <w:rFonts w:ascii="Helvetica" w:hAnsi="Helvetica" w:eastAsia="Helvetica" w:cs="Helvetica"/>
+                <w:rFonts w:ascii="Arial" w:hAnsi="Arial" w:eastAsia="Arial" w:cs="Arial"/>
                 <w:i w:val="false"/>
                 <w:b w:val="false"/>
                 <w:u w:val="none"/>
@@ -9753,7 +9907,7 @@
               <w:spacing w:after="100" w:before="100" w:line="240"/>
               <w:ind w:left="100" w:right="100" w:firstLine="0" w:firstLineChars="0"/>
               <w:rPr>
-                <w:rFonts w:ascii="Helvetica" w:hAnsi="Helvetica" w:eastAsia="Helvetica" w:cs="Helvetica"/>
+                <w:rFonts w:ascii="Arial" w:hAnsi="Arial" w:eastAsia="Arial" w:cs="Arial"/>
                 <w:i w:val="false"/>
                 <w:b w:val="false"/>
                 <w:u w:val="none"/>
@@ -9765,7 +9919,7 @@
             </w:pPr>
             <w:r xmlns:w="http://schemas.openxmlformats.org/wordprocessingml/2006/main" xmlns:wp="http://schemas.openxmlformats.org/drawingml/2006/wordprocessingDrawing" xmlns:r="http://schemas.openxmlformats.org/officeDocument/2006/relationships" xmlns:w14="http://schemas.microsoft.com/office/word/2010/wordml">
               <w:rPr>
-                <w:rFonts w:ascii="Helvetica" w:hAnsi="Helvetica" w:eastAsia="Helvetica" w:cs="Helvetica"/>
+                <w:rFonts w:ascii="Arial" w:hAnsi="Arial" w:eastAsia="Arial" w:cs="Arial"/>
                 <w:i w:val="false"/>
                 <w:b w:val="false"/>
                 <w:u w:val="none"/>
@@ -9813,7 +9967,7 @@
               <w:spacing w:after="100" w:before="100" w:line="240"/>
               <w:ind w:left="100" w:right="100" w:firstLine="0" w:firstLineChars="0"/>
               <w:rPr>
-                <w:rFonts w:ascii="Helvetica" w:hAnsi="Helvetica" w:eastAsia="Helvetica" w:cs="Helvetica"/>
+                <w:rFonts w:ascii="Arial" w:hAnsi="Arial" w:eastAsia="Arial" w:cs="Arial"/>
                 <w:i w:val="false"/>
                 <w:b w:val="false"/>
                 <w:u w:val="none"/>
@@ -9825,7 +9979,7 @@
             </w:pPr>
             <w:r xmlns:w="http://schemas.openxmlformats.org/wordprocessingml/2006/main" xmlns:wp="http://schemas.openxmlformats.org/drawingml/2006/wordprocessingDrawing" xmlns:r="http://schemas.openxmlformats.org/officeDocument/2006/relationships" xmlns:w14="http://schemas.microsoft.com/office/word/2010/wordml">
               <w:rPr>
-                <w:rFonts w:ascii="Helvetica" w:hAnsi="Helvetica" w:eastAsia="Helvetica" w:cs="Helvetica"/>
+                <w:rFonts w:ascii="Arial" w:hAnsi="Arial" w:eastAsia="Arial" w:cs="Arial"/>
                 <w:i w:val="false"/>
                 <w:b w:val="false"/>
                 <w:u w:val="none"/>
@@ -9867,7 +10021,7 @@
               <w:spacing w:after="100" w:before="100" w:line="240"/>
               <w:ind w:left="100" w:right="100" w:firstLine="0" w:firstLineChars="0"/>
               <w:rPr>
-                <w:rFonts w:ascii="Helvetica" w:hAnsi="Helvetica" w:eastAsia="Helvetica" w:cs="Helvetica"/>
+                <w:rFonts w:ascii="Arial" w:hAnsi="Arial" w:eastAsia="Arial" w:cs="Arial"/>
                 <w:i w:val="false"/>
                 <w:b w:val="false"/>
                 <w:u w:val="none"/>
@@ -9879,7 +10033,7 @@
             </w:pPr>
             <w:r xmlns:w="http://schemas.openxmlformats.org/wordprocessingml/2006/main" xmlns:wp="http://schemas.openxmlformats.org/drawingml/2006/wordprocessingDrawing" xmlns:r="http://schemas.openxmlformats.org/officeDocument/2006/relationships" xmlns:w14="http://schemas.microsoft.com/office/word/2010/wordml">
               <w:rPr>
-                <w:rFonts w:ascii="Helvetica" w:hAnsi="Helvetica" w:eastAsia="Helvetica" w:cs="Helvetica"/>
+                <w:rFonts w:ascii="Arial" w:hAnsi="Arial" w:eastAsia="Arial" w:cs="Arial"/>
                 <w:i w:val="false"/>
                 <w:b w:val="false"/>
                 <w:u w:val="none"/>
@@ -9921,7 +10075,7 @@
               <w:spacing w:after="100" w:before="100" w:line="240"/>
               <w:ind w:left="100" w:right="100" w:firstLine="0" w:firstLineChars="0"/>
               <w:rPr>
-                <w:rFonts w:ascii="Helvetica" w:hAnsi="Helvetica" w:eastAsia="Helvetica" w:cs="Helvetica"/>
+                <w:rFonts w:ascii="Arial" w:hAnsi="Arial" w:eastAsia="Arial" w:cs="Arial"/>
                 <w:i w:val="false"/>
                 <w:b w:val="false"/>
                 <w:u w:val="none"/>
@@ -9933,7 +10087,7 @@
             </w:pPr>
             <w:r xmlns:w="http://schemas.openxmlformats.org/wordprocessingml/2006/main" xmlns:wp="http://schemas.openxmlformats.org/drawingml/2006/wordprocessingDrawing" xmlns:r="http://schemas.openxmlformats.org/officeDocument/2006/relationships" xmlns:w14="http://schemas.microsoft.com/office/word/2010/wordml">
               <w:rPr>
-                <w:rFonts w:ascii="Helvetica" w:hAnsi="Helvetica" w:eastAsia="Helvetica" w:cs="Helvetica"/>
+                <w:rFonts w:ascii="Arial" w:hAnsi="Arial" w:eastAsia="Arial" w:cs="Arial"/>
                 <w:i w:val="false"/>
                 <w:b w:val="false"/>
                 <w:u w:val="none"/>
@@ -9975,7 +10129,7 @@
               <w:spacing w:after="100" w:before="100" w:line="240"/>
               <w:ind w:left="100" w:right="100" w:firstLine="0" w:firstLineChars="0"/>
               <w:rPr>
-                <w:rFonts w:ascii="Helvetica" w:hAnsi="Helvetica" w:eastAsia="Helvetica" w:cs="Helvetica"/>
+                <w:rFonts w:ascii="Arial" w:hAnsi="Arial" w:eastAsia="Arial" w:cs="Arial"/>
                 <w:i w:val="false"/>
                 <w:b w:val="false"/>
                 <w:u w:val="none"/>
@@ -9987,7 +10141,7 @@
             </w:pPr>
             <w:r xmlns:w="http://schemas.openxmlformats.org/wordprocessingml/2006/main" xmlns:wp="http://schemas.openxmlformats.org/drawingml/2006/wordprocessingDrawing" xmlns:r="http://schemas.openxmlformats.org/officeDocument/2006/relationships" xmlns:w14="http://schemas.microsoft.com/office/word/2010/wordml">
               <w:rPr>
-                <w:rFonts w:ascii="Helvetica" w:hAnsi="Helvetica" w:eastAsia="Helvetica" w:cs="Helvetica"/>
+                <w:rFonts w:ascii="Arial" w:hAnsi="Arial" w:eastAsia="Arial" w:cs="Arial"/>
                 <w:i w:val="false"/>
                 <w:b w:val="false"/>
                 <w:u w:val="none"/>
@@ -10035,7 +10189,7 @@
               <w:spacing w:after="100" w:before="100" w:line="240"/>
               <w:ind w:left="100" w:right="100" w:firstLine="0" w:firstLineChars="0"/>
               <w:rPr>
-                <w:rFonts w:ascii="Helvetica" w:hAnsi="Helvetica" w:eastAsia="Helvetica" w:cs="Helvetica"/>
+                <w:rFonts w:ascii="Arial" w:hAnsi="Arial" w:eastAsia="Arial" w:cs="Arial"/>
                 <w:i w:val="false"/>
                 <w:b w:val="false"/>
                 <w:u w:val="none"/>
@@ -10047,7 +10201,7 @@
             </w:pPr>
             <w:r xmlns:w="http://schemas.openxmlformats.org/wordprocessingml/2006/main" xmlns:wp="http://schemas.openxmlformats.org/drawingml/2006/wordprocessingDrawing" xmlns:r="http://schemas.openxmlformats.org/officeDocument/2006/relationships" xmlns:w14="http://schemas.microsoft.com/office/word/2010/wordml">
               <w:rPr>
-                <w:rFonts w:ascii="Helvetica" w:hAnsi="Helvetica" w:eastAsia="Helvetica" w:cs="Helvetica"/>
+                <w:rFonts w:ascii="Arial" w:hAnsi="Arial" w:eastAsia="Arial" w:cs="Arial"/>
                 <w:i w:val="false"/>
                 <w:b w:val="false"/>
                 <w:u w:val="none"/>
@@ -10089,7 +10243,7 @@
               <w:spacing w:after="100" w:before="100" w:line="240"/>
               <w:ind w:left="100" w:right="100" w:firstLine="0" w:firstLineChars="0"/>
               <w:rPr>
-                <w:rFonts w:ascii="Helvetica" w:hAnsi="Helvetica" w:eastAsia="Helvetica" w:cs="Helvetica"/>
+                <w:rFonts w:ascii="Arial" w:hAnsi="Arial" w:eastAsia="Arial" w:cs="Arial"/>
                 <w:i w:val="false"/>
                 <w:b w:val="false"/>
                 <w:u w:val="none"/>
@@ -10101,7 +10255,7 @@
             </w:pPr>
             <w:r xmlns:w="http://schemas.openxmlformats.org/wordprocessingml/2006/main" xmlns:wp="http://schemas.openxmlformats.org/drawingml/2006/wordprocessingDrawing" xmlns:r="http://schemas.openxmlformats.org/officeDocument/2006/relationships" xmlns:w14="http://schemas.microsoft.com/office/word/2010/wordml">
               <w:rPr>
-                <w:rFonts w:ascii="Helvetica" w:hAnsi="Helvetica" w:eastAsia="Helvetica" w:cs="Helvetica"/>
+                <w:rFonts w:ascii="Arial" w:hAnsi="Arial" w:eastAsia="Arial" w:cs="Arial"/>
                 <w:i w:val="false"/>
                 <w:b w:val="false"/>
                 <w:u w:val="none"/>
@@ -10143,7 +10297,7 @@
               <w:spacing w:after="100" w:before="100" w:line="240"/>
               <w:ind w:left="100" w:right="100" w:firstLine="0" w:firstLineChars="0"/>
               <w:rPr>
-                <w:rFonts w:ascii="Helvetica" w:hAnsi="Helvetica" w:eastAsia="Helvetica" w:cs="Helvetica"/>
+                <w:rFonts w:ascii="Arial" w:hAnsi="Arial" w:eastAsia="Arial" w:cs="Arial"/>
                 <w:i w:val="false"/>
                 <w:b w:val="false"/>
                 <w:u w:val="none"/>
@@ -10155,7 +10309,7 @@
             </w:pPr>
             <w:r xmlns:w="http://schemas.openxmlformats.org/wordprocessingml/2006/main" xmlns:wp="http://schemas.openxmlformats.org/drawingml/2006/wordprocessingDrawing" xmlns:r="http://schemas.openxmlformats.org/officeDocument/2006/relationships" xmlns:w14="http://schemas.microsoft.com/office/word/2010/wordml">
               <w:rPr>
-                <w:rFonts w:ascii="Helvetica" w:hAnsi="Helvetica" w:eastAsia="Helvetica" w:cs="Helvetica"/>
+                <w:rFonts w:ascii="Arial" w:hAnsi="Arial" w:eastAsia="Arial" w:cs="Arial"/>
                 <w:i w:val="false"/>
                 <w:b w:val="false"/>
                 <w:u w:val="none"/>
@@ -10197,7 +10351,7 @@
               <w:spacing w:after="100" w:before="100" w:line="240"/>
               <w:ind w:left="100" w:right="100" w:firstLine="0" w:firstLineChars="0"/>
               <w:rPr>
-                <w:rFonts w:ascii="Helvetica" w:hAnsi="Helvetica" w:eastAsia="Helvetica" w:cs="Helvetica"/>
+                <w:rFonts w:ascii="Arial" w:hAnsi="Arial" w:eastAsia="Arial" w:cs="Arial"/>
                 <w:i w:val="false"/>
                 <w:b w:val="false"/>
                 <w:u w:val="none"/>
@@ -10209,7 +10363,7 @@
             </w:pPr>
             <w:r xmlns:w="http://schemas.openxmlformats.org/wordprocessingml/2006/main" xmlns:wp="http://schemas.openxmlformats.org/drawingml/2006/wordprocessingDrawing" xmlns:r="http://schemas.openxmlformats.org/officeDocument/2006/relationships" xmlns:w14="http://schemas.microsoft.com/office/word/2010/wordml">
               <w:rPr>
-                <w:rFonts w:ascii="Helvetica" w:hAnsi="Helvetica" w:eastAsia="Helvetica" w:cs="Helvetica"/>
+                <w:rFonts w:ascii="Arial" w:hAnsi="Arial" w:eastAsia="Arial" w:cs="Arial"/>
                 <w:i w:val="false"/>
                 <w:b w:val="false"/>
                 <w:u w:val="none"/>
@@ -10226,12 +10380,8 @@
     </w:tbl>
     <w:p>
       <w:pPr>
-        <w:pStyle w:val="BodyText"/>
-      </w:pPr>
-    </w:p>
-    <w:p>
-      <w:pPr>
         <w:pStyle w:val="Question"/>
+        <w:keepNext/>
       </w:pPr>
       <w:r>
         <w:t xml:space="preserve">7.</w:t>
@@ -10273,9 +10423,7 @@
         <w:pStyle w:val="AnswerBox"/>
       </w:pPr>
       <w:r>
-        <w:rPr>
-          <w:rStyle w:val="VerbatimChar"/>
-        </w:rPr>
+        <w:rPr/>
         <w:t xml:space="preserve">Write-up</w:t>
       </w:r>
       <w:r>
@@ -10290,6 +10438,7 @@
     <w:p>
       <w:pPr>
         <w:pStyle w:val="Question"/>
+        <w:keepNext/>
       </w:pPr>
       <w:r>
         <w:t xml:space="preserve">8. Grab a screenshot of the homework checker screen, showing all of your input answers in green (correct). Paste it below this step.</w:t>
@@ -10325,19 +10474,12 @@
         <w:pStyle w:val="AnswerBox"/>
       </w:pPr>
       <w:r>
-        <w:rPr>
-          <w:rStyle w:val="VerbatimChar"/>
-        </w:rPr>
+        <w:rPr/>
         <w:t xml:space="preserve">Paste Homework Checker screenshot here</w:t>
       </w:r>
       <w:r>
         <w:t xml:space="preserve">:</w:t>
       </w:r>
-    </w:p>
-    <w:p>
-      <w:pPr>
-        <w:pStyle w:val="BodyText"/>
-      </w:pPr>
     </w:p>
     <w:bookmarkEnd w:id="30"/>
     <w:bookmarkEnd w:id="31"/>
@@ -10368,11 +10510,13 @@
     </w:p>
     <w:p>
       <w:pPr>
-        <w:pStyle w:val="Compact"/>
+        <w:pStyle w:val="ListParagraph"/>
         <w:numPr>
           <w:ilvl w:val="0"/>
-          <w:numId w:val="1017"/>
+          <w:numId w:val="116"/>
         </w:numPr>
+        <w:spacing w:before="0" w:after="120" w:line="288" w:lineRule="auto"/>
+        <w:widowControl/>
       </w:pPr>
       <w:r>
         <w:rPr>
@@ -10405,11 +10549,13 @@
     </w:p>
     <w:p>
       <w:pPr>
-        <w:pStyle w:val="Compact"/>
+        <w:pStyle w:val="ListParagraph"/>
         <w:numPr>
           <w:ilvl w:val="0"/>
-          <w:numId w:val="1017"/>
+          <w:numId w:val="116"/>
         </w:numPr>
+        <w:spacing w:before="0" w:after="120" w:line="288" w:lineRule="auto"/>
+        <w:widowControl/>
       </w:pPr>
       <w:r>
         <w:rPr>
@@ -10488,11 +10634,13 @@
     </w:p>
     <w:p>
       <w:pPr>
-        <w:pStyle w:val="Compact"/>
+        <w:pStyle w:val="ListParagraph"/>
         <w:numPr>
           <w:ilvl w:val="0"/>
-          <w:numId w:val="1018"/>
+          <w:numId w:val="117"/>
         </w:numPr>
+        <w:spacing w:before="0" w:after="120" w:line="288" w:lineRule="auto"/>
+        <w:widowControl/>
       </w:pPr>
       <w:r>
         <w:t xml:space="preserve">Label the contingency table to depict the RH by changing each ? to</w:t>
@@ -10514,7 +10662,7 @@
       <w:tblPr>
         <w:tblLayout w:type="fixed"/>
         <w:jc w:val="center"/>
-        <w:tblLook w:firstRow="1" w:lastRow="0" w:firstColumn="0" w:lastColumn="0" w:noHBand="0" w:noVBand="1"/>
+        <w:tblLook w:firstRow="1" w:lastRow="0" w:firstColumn="0" w:lastColumn="0" w:noHBand="0" w:noVBand="1" w:val="0020"/>
       </w:tblPr>
       <w:tblGrid>
         <w:gridCol w:w="1621"/>
@@ -10558,7 +10706,7 @@
               <w:spacing w:after="100" w:before="100" w:line="240"/>
               <w:ind w:left="100" w:right="100" w:firstLine="0" w:firstLineChars="0"/>
               <w:rPr>
-                <w:rFonts w:ascii="Helvetica" w:hAnsi="Helvetica" w:eastAsia="Helvetica" w:cs="Helvetica"/>
+                <w:rFonts w:ascii="Arial" w:hAnsi="Arial" w:eastAsia="Arial" w:cs="Arial"/>
                 <w:i w:val="false"/>
                 <w:b w:val="true"/>
                 <w:u w:val="none"/>
@@ -10570,7 +10718,7 @@
             </w:pPr>
             <w:r xmlns:w="http://schemas.openxmlformats.org/wordprocessingml/2006/main" xmlns:wp="http://schemas.openxmlformats.org/drawingml/2006/wordprocessingDrawing" xmlns:r="http://schemas.openxmlformats.org/officeDocument/2006/relationships" xmlns:w14="http://schemas.microsoft.com/office/word/2010/wordml">
               <w:rPr>
-                <w:rFonts w:ascii="Helvetica" w:hAnsi="Helvetica" w:eastAsia="Helvetica" w:cs="Helvetica"/>
+                <w:rFonts w:ascii="Arial" w:hAnsi="Arial" w:eastAsia="Arial" w:cs="Arial"/>
                 <w:i w:val="false"/>
                 <w:b w:val="true"/>
                 <w:u w:val="none"/>
@@ -10613,7 +10761,7 @@
               <w:spacing w:after="100" w:before="100" w:line="240"/>
               <w:ind w:left="100" w:right="100" w:firstLine="0" w:firstLineChars="0"/>
               <w:rPr>
-                <w:rFonts w:ascii="Helvetica" w:hAnsi="Helvetica" w:eastAsia="Helvetica" w:cs="Helvetica"/>
+                <w:rFonts w:ascii="Arial" w:hAnsi="Arial" w:eastAsia="Arial" w:cs="Arial"/>
                 <w:i w:val="false"/>
                 <w:b w:val="true"/>
                 <w:u w:val="none"/>
@@ -10625,7 +10773,7 @@
             </w:pPr>
             <w:r xmlns:w="http://schemas.openxmlformats.org/wordprocessingml/2006/main" xmlns:wp="http://schemas.openxmlformats.org/drawingml/2006/wordprocessingDrawing" xmlns:r="http://schemas.openxmlformats.org/officeDocument/2006/relationships" xmlns:w14="http://schemas.microsoft.com/office/word/2010/wordml">
               <w:rPr>
-                <w:rFonts w:ascii="Helvetica" w:hAnsi="Helvetica" w:eastAsia="Helvetica" w:cs="Helvetica"/>
+                <w:rFonts w:ascii="Arial" w:hAnsi="Arial" w:eastAsia="Arial" w:cs="Arial"/>
                 <w:i w:val="false"/>
                 <w:b w:val="true"/>
                 <w:u w:val="none"/>
@@ -10668,7 +10816,7 @@
               <w:spacing w:after="100" w:before="100" w:line="240"/>
               <w:ind w:left="100" w:right="100" w:firstLine="0" w:firstLineChars="0"/>
               <w:rPr>
-                <w:rFonts w:ascii="Helvetica" w:hAnsi="Helvetica" w:eastAsia="Helvetica" w:cs="Helvetica"/>
+                <w:rFonts w:ascii="Arial" w:hAnsi="Arial" w:eastAsia="Arial" w:cs="Arial"/>
                 <w:i w:val="false"/>
                 <w:b w:val="true"/>
                 <w:u w:val="none"/>
@@ -10680,7 +10828,7 @@
             </w:pPr>
             <w:r xmlns:w="http://schemas.openxmlformats.org/wordprocessingml/2006/main" xmlns:wp="http://schemas.openxmlformats.org/drawingml/2006/wordprocessingDrawing" xmlns:r="http://schemas.openxmlformats.org/officeDocument/2006/relationships" xmlns:w14="http://schemas.microsoft.com/office/word/2010/wordml">
               <w:rPr>
-                <w:rFonts w:ascii="Helvetica" w:hAnsi="Helvetica" w:eastAsia="Helvetica" w:cs="Helvetica"/>
+                <w:rFonts w:ascii="Arial" w:hAnsi="Arial" w:eastAsia="Arial" w:cs="Arial"/>
                 <w:i w:val="false"/>
                 <w:b w:val="true"/>
                 <w:u w:val="none"/>
@@ -10723,7 +10871,7 @@
               <w:spacing w:after="100" w:before="100" w:line="240"/>
               <w:ind w:left="100" w:right="100" w:firstLine="0" w:firstLineChars="0"/>
               <w:rPr>
-                <w:rFonts w:ascii="Helvetica" w:hAnsi="Helvetica" w:eastAsia="Helvetica" w:cs="Helvetica"/>
+                <w:rFonts w:ascii="Arial" w:hAnsi="Arial" w:eastAsia="Arial" w:cs="Arial"/>
                 <w:i w:val="false"/>
                 <w:b w:val="true"/>
                 <w:u w:val="none"/>
@@ -10735,7 +10883,7 @@
             </w:pPr>
             <w:r xmlns:w="http://schemas.openxmlformats.org/wordprocessingml/2006/main" xmlns:wp="http://schemas.openxmlformats.org/drawingml/2006/wordprocessingDrawing" xmlns:r="http://schemas.openxmlformats.org/officeDocument/2006/relationships" xmlns:w14="http://schemas.microsoft.com/office/word/2010/wordml">
               <w:rPr>
-                <w:rFonts w:ascii="Helvetica" w:hAnsi="Helvetica" w:eastAsia="Helvetica" w:cs="Helvetica"/>
+                <w:rFonts w:ascii="Arial" w:hAnsi="Arial" w:eastAsia="Arial" w:cs="Arial"/>
                 <w:i w:val="false"/>
                 <w:b w:val="true"/>
                 <w:u w:val="none"/>
@@ -10784,7 +10932,7 @@
               <w:spacing w:after="100" w:before="100" w:line="240"/>
               <w:ind w:left="100" w:right="100" w:firstLine="0" w:firstLineChars="0"/>
               <w:rPr>
-                <w:rFonts w:ascii="Helvetica" w:hAnsi="Helvetica" w:eastAsia="Helvetica" w:cs="Helvetica"/>
+                <w:rFonts w:ascii="Arial" w:hAnsi="Arial" w:eastAsia="Arial" w:cs="Arial"/>
                 <w:i w:val="false"/>
                 <w:b w:val="false"/>
                 <w:u w:val="none"/>
@@ -10796,7 +10944,7 @@
             </w:pPr>
             <w:r xmlns:w="http://schemas.openxmlformats.org/wordprocessingml/2006/main" xmlns:wp="http://schemas.openxmlformats.org/drawingml/2006/wordprocessingDrawing" xmlns:r="http://schemas.openxmlformats.org/officeDocument/2006/relationships" xmlns:w14="http://schemas.microsoft.com/office/word/2010/wordml">
               <w:rPr>
-                <w:rFonts w:ascii="Helvetica" w:hAnsi="Helvetica" w:eastAsia="Helvetica" w:cs="Helvetica"/>
+                <w:rFonts w:ascii="Arial" w:hAnsi="Arial" w:eastAsia="Arial" w:cs="Arial"/>
                 <w:i w:val="false"/>
                 <w:b w:val="false"/>
                 <w:u w:val="none"/>
@@ -10839,7 +10987,7 @@
               <w:spacing w:after="100" w:before="100" w:line="240"/>
               <w:ind w:left="100" w:right="100" w:firstLine="0" w:firstLineChars="0"/>
               <w:rPr>
-                <w:rFonts w:ascii="Helvetica" w:hAnsi="Helvetica" w:eastAsia="Helvetica" w:cs="Helvetica"/>
+                <w:rFonts w:ascii="Arial" w:hAnsi="Arial" w:eastAsia="Arial" w:cs="Arial"/>
                 <w:i w:val="false"/>
                 <w:b w:val="false"/>
                 <w:u w:val="none"/>
@@ -10851,7 +10999,7 @@
             </w:pPr>
             <w:r xmlns:w="http://schemas.openxmlformats.org/wordprocessingml/2006/main" xmlns:wp="http://schemas.openxmlformats.org/drawingml/2006/wordprocessingDrawing" xmlns:r="http://schemas.openxmlformats.org/officeDocument/2006/relationships" xmlns:w14="http://schemas.microsoft.com/office/word/2010/wordml">
               <w:rPr>
-                <w:rFonts w:ascii="Helvetica" w:hAnsi="Helvetica" w:eastAsia="Helvetica" w:cs="Helvetica"/>
+                <w:rFonts w:ascii="Arial" w:hAnsi="Arial" w:eastAsia="Arial" w:cs="Arial"/>
                 <w:i w:val="false"/>
                 <w:b w:val="false"/>
                 <w:u w:val="none"/>
@@ -10894,7 +11042,7 @@
               <w:spacing w:after="100" w:before="100" w:line="240"/>
               <w:ind w:left="100" w:right="100" w:firstLine="0" w:firstLineChars="0"/>
               <w:rPr>
-                <w:rFonts w:ascii="Helvetica" w:hAnsi="Helvetica" w:eastAsia="Helvetica" w:cs="Helvetica"/>
+                <w:rFonts w:ascii="Arial" w:hAnsi="Arial" w:eastAsia="Arial" w:cs="Arial"/>
                 <w:i w:val="false"/>
                 <w:b w:val="false"/>
                 <w:u w:val="none"/>
@@ -10906,7 +11054,7 @@
             </w:pPr>
             <w:r xmlns:w="http://schemas.openxmlformats.org/wordprocessingml/2006/main" xmlns:wp="http://schemas.openxmlformats.org/drawingml/2006/wordprocessingDrawing" xmlns:r="http://schemas.openxmlformats.org/officeDocument/2006/relationships" xmlns:w14="http://schemas.microsoft.com/office/word/2010/wordml">
               <w:rPr>
-                <w:rFonts w:ascii="Helvetica" w:hAnsi="Helvetica" w:eastAsia="Helvetica" w:cs="Helvetica"/>
+                <w:rFonts w:ascii="Arial" w:hAnsi="Arial" w:eastAsia="Arial" w:cs="Arial"/>
                 <w:i w:val="false"/>
                 <w:b w:val="false"/>
                 <w:u w:val="none"/>
@@ -10949,7 +11097,7 @@
               <w:spacing w:after="100" w:before="100" w:line="240"/>
               <w:ind w:left="100" w:right="100" w:firstLine="0" w:firstLineChars="0"/>
               <w:rPr>
-                <w:rFonts w:ascii="Helvetica" w:hAnsi="Helvetica" w:eastAsia="Helvetica" w:cs="Helvetica"/>
+                <w:rFonts w:ascii="Arial" w:hAnsi="Arial" w:eastAsia="Arial" w:cs="Arial"/>
                 <w:i w:val="false"/>
                 <w:b w:val="false"/>
                 <w:u w:val="none"/>
@@ -10961,7 +11109,7 @@
             </w:pPr>
             <w:r xmlns:w="http://schemas.openxmlformats.org/wordprocessingml/2006/main" xmlns:wp="http://schemas.openxmlformats.org/drawingml/2006/wordprocessingDrawing" xmlns:r="http://schemas.openxmlformats.org/officeDocument/2006/relationships" xmlns:w14="http://schemas.microsoft.com/office/word/2010/wordml">
               <w:rPr>
-                <w:rFonts w:ascii="Helvetica" w:hAnsi="Helvetica" w:eastAsia="Helvetica" w:cs="Helvetica"/>
+                <w:rFonts w:ascii="Arial" w:hAnsi="Arial" w:eastAsia="Arial" w:cs="Arial"/>
                 <w:i w:val="false"/>
                 <w:b w:val="false"/>
                 <w:u w:val="none"/>
@@ -11010,7 +11158,7 @@
               <w:spacing w:after="100" w:before="100" w:line="240"/>
               <w:ind w:left="100" w:right="100" w:firstLine="0" w:firstLineChars="0"/>
               <w:rPr>
-                <w:rFonts w:ascii="Helvetica" w:hAnsi="Helvetica" w:eastAsia="Helvetica" w:cs="Helvetica"/>
+                <w:rFonts w:ascii="Arial" w:hAnsi="Arial" w:eastAsia="Arial" w:cs="Arial"/>
                 <w:i w:val="false"/>
                 <w:b w:val="false"/>
                 <w:u w:val="none"/>
@@ -11022,7 +11170,7 @@
             </w:pPr>
             <w:r xmlns:w="http://schemas.openxmlformats.org/wordprocessingml/2006/main" xmlns:wp="http://schemas.openxmlformats.org/drawingml/2006/wordprocessingDrawing" xmlns:r="http://schemas.openxmlformats.org/officeDocument/2006/relationships" xmlns:w14="http://schemas.microsoft.com/office/word/2010/wordml">
               <w:rPr>
-                <w:rFonts w:ascii="Helvetica" w:hAnsi="Helvetica" w:eastAsia="Helvetica" w:cs="Helvetica"/>
+                <w:rFonts w:ascii="Arial" w:hAnsi="Arial" w:eastAsia="Arial" w:cs="Arial"/>
                 <w:i w:val="false"/>
                 <w:b w:val="false"/>
                 <w:u w:val="none"/>
@@ -11065,7 +11213,7 @@
               <w:spacing w:after="100" w:before="100" w:line="240"/>
               <w:ind w:left="100" w:right="100" w:firstLine="0" w:firstLineChars="0"/>
               <w:rPr>
-                <w:rFonts w:ascii="Helvetica" w:hAnsi="Helvetica" w:eastAsia="Helvetica" w:cs="Helvetica"/>
+                <w:rFonts w:ascii="Arial" w:hAnsi="Arial" w:eastAsia="Arial" w:cs="Arial"/>
                 <w:i w:val="false"/>
                 <w:b w:val="false"/>
                 <w:u w:val="none"/>
@@ -11077,7 +11225,7 @@
             </w:pPr>
             <w:r xmlns:w="http://schemas.openxmlformats.org/wordprocessingml/2006/main" xmlns:wp="http://schemas.openxmlformats.org/drawingml/2006/wordprocessingDrawing" xmlns:r="http://schemas.openxmlformats.org/officeDocument/2006/relationships" xmlns:w14="http://schemas.microsoft.com/office/word/2010/wordml">
               <w:rPr>
-                <w:rFonts w:ascii="Helvetica" w:hAnsi="Helvetica" w:eastAsia="Helvetica" w:cs="Helvetica"/>
+                <w:rFonts w:ascii="Arial" w:hAnsi="Arial" w:eastAsia="Arial" w:cs="Arial"/>
                 <w:i w:val="false"/>
                 <w:b w:val="false"/>
                 <w:u w:val="none"/>
@@ -11120,7 +11268,7 @@
               <w:spacing w:after="100" w:before="100" w:line="240"/>
               <w:ind w:left="100" w:right="100" w:firstLine="0" w:firstLineChars="0"/>
               <w:rPr>
-                <w:rFonts w:ascii="Helvetica" w:hAnsi="Helvetica" w:eastAsia="Helvetica" w:cs="Helvetica"/>
+                <w:rFonts w:ascii="Arial" w:hAnsi="Arial" w:eastAsia="Arial" w:cs="Arial"/>
                 <w:i w:val="false"/>
                 <w:b w:val="false"/>
                 <w:u w:val="none"/>
@@ -11132,7 +11280,7 @@
             </w:pPr>
             <w:r xmlns:w="http://schemas.openxmlformats.org/wordprocessingml/2006/main" xmlns:wp="http://schemas.openxmlformats.org/drawingml/2006/wordprocessingDrawing" xmlns:r="http://schemas.openxmlformats.org/officeDocument/2006/relationships" xmlns:w14="http://schemas.microsoft.com/office/word/2010/wordml">
               <w:rPr>
-                <w:rFonts w:ascii="Helvetica" w:hAnsi="Helvetica" w:eastAsia="Helvetica" w:cs="Helvetica"/>
+                <w:rFonts w:ascii="Arial" w:hAnsi="Arial" w:eastAsia="Arial" w:cs="Arial"/>
                 <w:i w:val="false"/>
                 <w:b w:val="false"/>
                 <w:u w:val="none"/>
@@ -11175,7 +11323,7 @@
               <w:spacing w:after="100" w:before="100" w:line="240"/>
               <w:ind w:left="100" w:right="100" w:firstLine="0" w:firstLineChars="0"/>
               <w:rPr>
-                <w:rFonts w:ascii="Helvetica" w:hAnsi="Helvetica" w:eastAsia="Helvetica" w:cs="Helvetica"/>
+                <w:rFonts w:ascii="Arial" w:hAnsi="Arial" w:eastAsia="Arial" w:cs="Arial"/>
                 <w:i w:val="false"/>
                 <w:b w:val="false"/>
                 <w:u w:val="none"/>
@@ -11187,7 +11335,7 @@
             </w:pPr>
             <w:r xmlns:w="http://schemas.openxmlformats.org/wordprocessingml/2006/main" xmlns:wp="http://schemas.openxmlformats.org/drawingml/2006/wordprocessingDrawing" xmlns:r="http://schemas.openxmlformats.org/officeDocument/2006/relationships" xmlns:w14="http://schemas.microsoft.com/office/word/2010/wordml">
               <w:rPr>
-                <w:rFonts w:ascii="Helvetica" w:hAnsi="Helvetica" w:eastAsia="Helvetica" w:cs="Helvetica"/>
+                <w:rFonts w:ascii="Arial" w:hAnsi="Arial" w:eastAsia="Arial" w:cs="Arial"/>
                 <w:i w:val="false"/>
                 <w:b w:val="false"/>
                 <w:u w:val="none"/>
@@ -11209,11 +11357,14 @@
     </w:p>
     <w:p>
       <w:pPr>
-        <w:pStyle w:val="Compact"/>
+        <w:pStyle w:val="ListParagraph"/>
         <w:numPr>
           <w:ilvl w:val="0"/>
-          <w:numId w:val="1019"/>
+          <w:numId w:val="118"/>
         </w:numPr>
+        <w:spacing w:before="0" w:after="120" w:line="288" w:lineRule="auto"/>
+        <w:widowControl/>
+        <w:keepNext/>
       </w:pPr>
       <w:r>
         <w:t xml:space="preserve">Does this research hypothesis suggest a symmetrical pattern of relationship, asymmetrical pattern of relationship or no relationship between these variables?</w:t>
@@ -11224,9 +11375,7 @@
         <w:pStyle w:val="AnswerBox"/>
       </w:pPr>
       <w:r>
-        <w:rPr>
-          <w:rStyle w:val="VerbatimChar"/>
-        </w:rPr>
+        <w:rPr/>
         <w:t xml:space="preserve">Answer</w:t>
       </w:r>
       <w:r>
@@ -11329,6 +11478,11 @@
       </w:r>
       <w:r>
         <w:t xml:space="preserve">= 1.</w:t>
+      </w:r>
+    </w:p>
+    <w:p>
+      <w:r>
+        <w:br w:type="page"/>
       </w:r>
     </w:p>
     <w:p>
@@ -11372,11 +11526,14 @@
     </w:p>
     <w:p>
       <w:pPr>
-        <w:pStyle w:val="Compact"/>
+        <w:pStyle w:val="ListParagraph"/>
         <w:numPr>
           <w:ilvl w:val="0"/>
-          <w:numId w:val="1020"/>
+          <w:numId w:val="119"/>
         </w:numPr>
+        <w:spacing w:before="0" w:after="120" w:line="288" w:lineRule="auto"/>
+        <w:widowControl/>
+        <w:keepNext/>
       </w:pPr>
       <w:r>
         <w:t xml:space="preserve">Does the pattern seem to support the RH?</w:t>
@@ -11387,9 +11544,7 @@
         <w:pStyle w:val="AnswerBox"/>
       </w:pPr>
       <w:r>
-        <w:rPr>
-          <w:rStyle w:val="VerbatimChar"/>
-        </w:rPr>
+        <w:rPr/>
         <w:t xml:space="preserve">Answer</w:t>
       </w:r>
       <w:r>
@@ -11487,6 +11642,11 @@
       </w:pPr>
       <w:r>
         <w:t xml:space="preserve">Support research hypothesis? ____</w:t>
+      </w:r>
+    </w:p>
+    <w:p>
+      <w:r>
+        <w:br w:type="page"/>
       </w:r>
     </w:p>
     <w:p>
@@ -11521,7 +11681,7 @@
       <w:tblPr>
         <w:tblLayout w:type="fixed"/>
         <w:jc w:val="start"/>
-        <w:tblLook w:firstRow="1" w:lastRow="0" w:firstColumn="0" w:lastColumn="0" w:noHBand="0" w:noVBand="1"/>
+        <w:tblLook w:firstRow="1" w:lastRow="0" w:firstColumn="0" w:lastColumn="0" w:noHBand="0" w:noVBand="1" w:val="0020"/>
       </w:tblPr>
       <w:tblGrid>
         <w:gridCol w:w="2016"/>
@@ -11564,7 +11724,7 @@
               <w:spacing w:after="100" w:before="100" w:line="240"/>
               <w:ind w:left="100" w:right="100" w:firstLine="0" w:firstLineChars="0"/>
               <w:rPr>
-                <w:rFonts w:ascii="Helvetica" w:hAnsi="Helvetica" w:eastAsia="Helvetica" w:cs="Helvetica"/>
+                <w:rFonts w:ascii="Arial" w:hAnsi="Arial" w:eastAsia="Arial" w:cs="Arial"/>
                 <w:i w:val="false"/>
                 <w:b w:val="false"/>
                 <w:u w:val="none"/>
@@ -11576,7 +11736,7 @@
             </w:pPr>
             <w:r xmlns:w="http://schemas.openxmlformats.org/wordprocessingml/2006/main" xmlns:wp="http://schemas.openxmlformats.org/drawingml/2006/wordprocessingDrawing" xmlns:r="http://schemas.openxmlformats.org/officeDocument/2006/relationships" xmlns:w14="http://schemas.microsoft.com/office/word/2010/wordml">
               <w:rPr>
-                <w:rFonts w:ascii="Helvetica" w:hAnsi="Helvetica" w:eastAsia="Helvetica" w:cs="Helvetica"/>
+                <w:rFonts w:ascii="Arial" w:hAnsi="Arial" w:eastAsia="Arial" w:cs="Arial"/>
                 <w:i w:val="false"/>
                 <w:b w:val="false"/>
                 <w:u w:val="none"/>
@@ -11619,7 +11779,7 @@
               <w:spacing w:after="100" w:before="100" w:line="240"/>
               <w:ind w:left="100" w:right="100" w:firstLine="0" w:firstLineChars="0"/>
               <w:rPr>
-                <w:rFonts w:ascii="Helvetica" w:hAnsi="Helvetica" w:eastAsia="Helvetica" w:cs="Helvetica"/>
+                <w:rFonts w:ascii="Arial" w:hAnsi="Arial" w:eastAsia="Arial" w:cs="Arial"/>
                 <w:i w:val="false"/>
                 <w:b w:val="false"/>
                 <w:u w:val="none"/>
@@ -11631,7 +11791,7 @@
             </w:pPr>
             <w:r xmlns:w="http://schemas.openxmlformats.org/wordprocessingml/2006/main" xmlns:wp="http://schemas.openxmlformats.org/drawingml/2006/wordprocessingDrawing" xmlns:r="http://schemas.openxmlformats.org/officeDocument/2006/relationships" xmlns:w14="http://schemas.microsoft.com/office/word/2010/wordml">
               <w:rPr>
-                <w:rFonts w:ascii="Helvetica" w:hAnsi="Helvetica" w:eastAsia="Helvetica" w:cs="Helvetica"/>
+                <w:rFonts w:ascii="Arial" w:hAnsi="Arial" w:eastAsia="Arial" w:cs="Arial"/>
                 <w:i w:val="false"/>
                 <w:b w:val="false"/>
                 <w:u w:val="none"/>
@@ -11673,7 +11833,7 @@
               <w:spacing w:after="100" w:before="100" w:line="240"/>
               <w:ind w:left="100" w:right="100" w:firstLine="0" w:firstLineChars="0"/>
               <w:rPr>
-                <w:rFonts w:ascii="Helvetica" w:hAnsi="Helvetica" w:eastAsia="Helvetica" w:cs="Helvetica"/>
+                <w:rFonts w:ascii="Arial" w:hAnsi="Arial" w:eastAsia="Arial" w:cs="Arial"/>
                 <w:i w:val="false"/>
                 <w:b w:val="false"/>
                 <w:u w:val="none"/>
@@ -11685,7 +11845,7 @@
             </w:pPr>
             <w:r xmlns:w="http://schemas.openxmlformats.org/wordprocessingml/2006/main" xmlns:wp="http://schemas.openxmlformats.org/drawingml/2006/wordprocessingDrawing" xmlns:r="http://schemas.openxmlformats.org/officeDocument/2006/relationships" xmlns:w14="http://schemas.microsoft.com/office/word/2010/wordml">
               <w:rPr>
-                <w:rFonts w:ascii="Helvetica" w:hAnsi="Helvetica" w:eastAsia="Helvetica" w:cs="Helvetica"/>
+                <w:rFonts w:ascii="Arial" w:hAnsi="Arial" w:eastAsia="Arial" w:cs="Arial"/>
                 <w:i w:val="false"/>
                 <w:b w:val="false"/>
                 <w:u w:val="none"/>
@@ -11734,7 +11894,7 @@
               <w:spacing w:after="100" w:before="100" w:line="240"/>
               <w:ind w:left="100" w:right="100" w:firstLine="0" w:firstLineChars="0"/>
               <w:rPr>
-                <w:rFonts w:ascii="Helvetica" w:hAnsi="Helvetica" w:eastAsia="Helvetica" w:cs="Helvetica"/>
+                <w:rFonts w:ascii="Arial" w:hAnsi="Arial" w:eastAsia="Arial" w:cs="Arial"/>
                 <w:i w:val="false"/>
                 <w:b w:val="false"/>
                 <w:u w:val="none"/>
@@ -11746,7 +11906,7 @@
             </w:pPr>
             <w:r xmlns:w="http://schemas.openxmlformats.org/wordprocessingml/2006/main" xmlns:wp="http://schemas.openxmlformats.org/drawingml/2006/wordprocessingDrawing" xmlns:r="http://schemas.openxmlformats.org/officeDocument/2006/relationships" xmlns:w14="http://schemas.microsoft.com/office/word/2010/wordml">
               <w:rPr>
-                <w:rFonts w:ascii="Helvetica" w:hAnsi="Helvetica" w:eastAsia="Helvetica" w:cs="Helvetica"/>
+                <w:rFonts w:ascii="Arial" w:hAnsi="Arial" w:eastAsia="Arial" w:cs="Arial"/>
                 <w:i w:val="false"/>
                 <w:b w:val="false"/>
                 <w:u w:val="none"/>
@@ -11788,7 +11948,7 @@
               <w:spacing w:after="100" w:before="100" w:line="240"/>
               <w:ind w:left="100" w:right="100" w:firstLine="0" w:firstLineChars="0"/>
               <w:rPr>
-                <w:rFonts w:ascii="Helvetica" w:hAnsi="Helvetica" w:eastAsia="Helvetica" w:cs="Helvetica"/>
+                <w:rFonts w:ascii="Arial" w:hAnsi="Arial" w:eastAsia="Arial" w:cs="Arial"/>
                 <w:i w:val="false"/>
                 <w:b w:val="false"/>
                 <w:u w:val="none"/>
@@ -11800,7 +11960,7 @@
             </w:pPr>
             <w:r xmlns:w="http://schemas.openxmlformats.org/wordprocessingml/2006/main" xmlns:wp="http://schemas.openxmlformats.org/drawingml/2006/wordprocessingDrawing" xmlns:r="http://schemas.openxmlformats.org/officeDocument/2006/relationships" xmlns:w14="http://schemas.microsoft.com/office/word/2010/wordml">
               <w:rPr>
-                <w:rFonts w:ascii="Helvetica" w:hAnsi="Helvetica" w:eastAsia="Helvetica" w:cs="Helvetica"/>
+                <w:rFonts w:ascii="Arial" w:hAnsi="Arial" w:eastAsia="Arial" w:cs="Arial"/>
                 <w:i w:val="false"/>
                 <w:b w:val="false"/>
                 <w:u w:val="none"/>
@@ -11842,7 +12002,7 @@
               <w:spacing w:after="100" w:before="100" w:line="240"/>
               <w:ind w:left="100" w:right="100" w:firstLine="0" w:firstLineChars="0"/>
               <w:rPr>
-                <w:rFonts w:ascii="Helvetica" w:hAnsi="Helvetica" w:eastAsia="Helvetica" w:cs="Helvetica"/>
+                <w:rFonts w:ascii="Arial" w:hAnsi="Arial" w:eastAsia="Arial" w:cs="Arial"/>
                 <w:i w:val="false"/>
                 <w:b w:val="false"/>
                 <w:u w:val="none"/>
@@ -11854,7 +12014,7 @@
             </w:pPr>
             <w:r xmlns:w="http://schemas.openxmlformats.org/wordprocessingml/2006/main" xmlns:wp="http://schemas.openxmlformats.org/drawingml/2006/wordprocessingDrawing" xmlns:r="http://schemas.openxmlformats.org/officeDocument/2006/relationships" xmlns:w14="http://schemas.microsoft.com/office/word/2010/wordml">
               <w:rPr>
-                <w:rFonts w:ascii="Helvetica" w:hAnsi="Helvetica" w:eastAsia="Helvetica" w:cs="Helvetica"/>
+                <w:rFonts w:ascii="Arial" w:hAnsi="Arial" w:eastAsia="Arial" w:cs="Arial"/>
                 <w:i w:val="false"/>
                 <w:b w:val="false"/>
                 <w:u w:val="none"/>
@@ -11896,7 +12056,7 @@
               <w:spacing w:after="100" w:before="100" w:line="240"/>
               <w:ind w:left="100" w:right="100" w:firstLine="0" w:firstLineChars="0"/>
               <w:rPr>
-                <w:rFonts w:ascii="Helvetica" w:hAnsi="Helvetica" w:eastAsia="Helvetica" w:cs="Helvetica"/>
+                <w:rFonts w:ascii="Arial" w:hAnsi="Arial" w:eastAsia="Arial" w:cs="Arial"/>
                 <w:i w:val="false"/>
                 <w:b w:val="false"/>
                 <w:u w:val="none"/>
@@ -11908,7 +12068,7 @@
             </w:pPr>
             <w:r xmlns:w="http://schemas.openxmlformats.org/wordprocessingml/2006/main" xmlns:wp="http://schemas.openxmlformats.org/drawingml/2006/wordprocessingDrawing" xmlns:r="http://schemas.openxmlformats.org/officeDocument/2006/relationships" xmlns:w14="http://schemas.microsoft.com/office/word/2010/wordml">
               <w:rPr>
-                <w:rFonts w:ascii="Helvetica" w:hAnsi="Helvetica" w:eastAsia="Helvetica" w:cs="Helvetica"/>
+                <w:rFonts w:ascii="Arial" w:hAnsi="Arial" w:eastAsia="Arial" w:cs="Arial"/>
                 <w:i w:val="false"/>
                 <w:b w:val="false"/>
                 <w:u w:val="none"/>
@@ -11956,7 +12116,7 @@
               <w:spacing w:after="100" w:before="100" w:line="240"/>
               <w:ind w:left="100" w:right="100" w:firstLine="0" w:firstLineChars="0"/>
               <w:rPr>
-                <w:rFonts w:ascii="Helvetica" w:hAnsi="Helvetica" w:eastAsia="Helvetica" w:cs="Helvetica"/>
+                <w:rFonts w:ascii="Arial" w:hAnsi="Arial" w:eastAsia="Arial" w:cs="Arial"/>
                 <w:i w:val="false"/>
                 <w:b w:val="false"/>
                 <w:u w:val="none"/>
@@ -11968,7 +12128,7 @@
             </w:pPr>
             <w:r xmlns:w="http://schemas.openxmlformats.org/wordprocessingml/2006/main" xmlns:wp="http://schemas.openxmlformats.org/drawingml/2006/wordprocessingDrawing" xmlns:r="http://schemas.openxmlformats.org/officeDocument/2006/relationships" xmlns:w14="http://schemas.microsoft.com/office/word/2010/wordml">
               <w:rPr>
-                <w:rFonts w:ascii="Helvetica" w:hAnsi="Helvetica" w:eastAsia="Helvetica" w:cs="Helvetica"/>
+                <w:rFonts w:ascii="Arial" w:hAnsi="Arial" w:eastAsia="Arial" w:cs="Arial"/>
                 <w:i w:val="false"/>
                 <w:b w:val="false"/>
                 <w:u w:val="none"/>
@@ -12010,7 +12170,7 @@
               <w:spacing w:after="100" w:before="100" w:line="240"/>
               <w:ind w:left="100" w:right="100" w:firstLine="0" w:firstLineChars="0"/>
               <w:rPr>
-                <w:rFonts w:ascii="Helvetica" w:hAnsi="Helvetica" w:eastAsia="Helvetica" w:cs="Helvetica"/>
+                <w:rFonts w:ascii="Arial" w:hAnsi="Arial" w:eastAsia="Arial" w:cs="Arial"/>
                 <w:i w:val="false"/>
                 <w:b w:val="false"/>
                 <w:u w:val="none"/>
@@ -12022,7 +12182,7 @@
             </w:pPr>
             <w:r xmlns:w="http://schemas.openxmlformats.org/wordprocessingml/2006/main" xmlns:wp="http://schemas.openxmlformats.org/drawingml/2006/wordprocessingDrawing" xmlns:r="http://schemas.openxmlformats.org/officeDocument/2006/relationships" xmlns:w14="http://schemas.microsoft.com/office/word/2010/wordml">
               <w:rPr>
-                <w:rFonts w:ascii="Helvetica" w:hAnsi="Helvetica" w:eastAsia="Helvetica" w:cs="Helvetica"/>
+                <w:rFonts w:ascii="Arial" w:hAnsi="Arial" w:eastAsia="Arial" w:cs="Arial"/>
                 <w:i w:val="false"/>
                 <w:b w:val="false"/>
                 <w:u w:val="none"/>
@@ -12064,7 +12224,7 @@
               <w:spacing w:after="100" w:before="100" w:line="240"/>
               <w:ind w:left="100" w:right="100" w:firstLine="0" w:firstLineChars="0"/>
               <w:rPr>
-                <w:rFonts w:ascii="Helvetica" w:hAnsi="Helvetica" w:eastAsia="Helvetica" w:cs="Helvetica"/>
+                <w:rFonts w:ascii="Arial" w:hAnsi="Arial" w:eastAsia="Arial" w:cs="Arial"/>
                 <w:i w:val="false"/>
                 <w:b w:val="false"/>
                 <w:u w:val="none"/>
@@ -12076,7 +12236,7 @@
             </w:pPr>
             <w:r xmlns:w="http://schemas.openxmlformats.org/wordprocessingml/2006/main" xmlns:wp="http://schemas.openxmlformats.org/drawingml/2006/wordprocessingDrawing" xmlns:r="http://schemas.openxmlformats.org/officeDocument/2006/relationships" xmlns:w14="http://schemas.microsoft.com/office/word/2010/wordml">
               <w:rPr>
-                <w:rFonts w:ascii="Helvetica" w:hAnsi="Helvetica" w:eastAsia="Helvetica" w:cs="Helvetica"/>
+                <w:rFonts w:ascii="Arial" w:hAnsi="Arial" w:eastAsia="Arial" w:cs="Arial"/>
                 <w:i w:val="false"/>
                 <w:b w:val="false"/>
                 <w:u w:val="none"/>
@@ -12118,7 +12278,7 @@
               <w:spacing w:after="100" w:before="100" w:line="240"/>
               <w:ind w:left="100" w:right="100" w:firstLine="0" w:firstLineChars="0"/>
               <w:rPr>
-                <w:rFonts w:ascii="Helvetica" w:hAnsi="Helvetica" w:eastAsia="Helvetica" w:cs="Helvetica"/>
+                <w:rFonts w:ascii="Arial" w:hAnsi="Arial" w:eastAsia="Arial" w:cs="Arial"/>
                 <w:i w:val="false"/>
                 <w:b w:val="false"/>
                 <w:u w:val="none"/>
@@ -12130,7 +12290,7 @@
             </w:pPr>
             <w:r xmlns:w="http://schemas.openxmlformats.org/wordprocessingml/2006/main" xmlns:wp="http://schemas.openxmlformats.org/drawingml/2006/wordprocessingDrawing" xmlns:r="http://schemas.openxmlformats.org/officeDocument/2006/relationships" xmlns:w14="http://schemas.microsoft.com/office/word/2010/wordml">
               <w:rPr>
-                <w:rFonts w:ascii="Helvetica" w:hAnsi="Helvetica" w:eastAsia="Helvetica" w:cs="Helvetica"/>
+                <w:rFonts w:ascii="Arial" w:hAnsi="Arial" w:eastAsia="Arial" w:cs="Arial"/>
                 <w:i w:val="false"/>
                 <w:b w:val="false"/>
                 <w:u w:val="none"/>
@@ -12178,7 +12338,7 @@
               <w:spacing w:after="100" w:before="100" w:line="240"/>
               <w:ind w:left="100" w:right="100" w:firstLine="0" w:firstLineChars="0"/>
               <w:rPr>
-                <w:rFonts w:ascii="Helvetica" w:hAnsi="Helvetica" w:eastAsia="Helvetica" w:cs="Helvetica"/>
+                <w:rFonts w:ascii="Arial" w:hAnsi="Arial" w:eastAsia="Arial" w:cs="Arial"/>
                 <w:i w:val="false"/>
                 <w:b w:val="false"/>
                 <w:u w:val="none"/>
@@ -12190,7 +12350,7 @@
             </w:pPr>
             <w:r xmlns:w="http://schemas.openxmlformats.org/wordprocessingml/2006/main" xmlns:wp="http://schemas.openxmlformats.org/drawingml/2006/wordprocessingDrawing" xmlns:r="http://schemas.openxmlformats.org/officeDocument/2006/relationships" xmlns:w14="http://schemas.microsoft.com/office/word/2010/wordml">
               <w:rPr>
-                <w:rFonts w:ascii="Helvetica" w:hAnsi="Helvetica" w:eastAsia="Helvetica" w:cs="Helvetica"/>
+                <w:rFonts w:ascii="Arial" w:hAnsi="Arial" w:eastAsia="Arial" w:cs="Arial"/>
                 <w:i w:val="false"/>
                 <w:b w:val="false"/>
                 <w:u w:val="none"/>
@@ -12232,7 +12392,7 @@
               <w:spacing w:after="100" w:before="100" w:line="240"/>
               <w:ind w:left="100" w:right="100" w:firstLine="0" w:firstLineChars="0"/>
               <w:rPr>
-                <w:rFonts w:ascii="Helvetica" w:hAnsi="Helvetica" w:eastAsia="Helvetica" w:cs="Helvetica"/>
+                <w:rFonts w:ascii="Arial" w:hAnsi="Arial" w:eastAsia="Arial" w:cs="Arial"/>
                 <w:i w:val="false"/>
                 <w:b w:val="false"/>
                 <w:u w:val="none"/>
@@ -12244,7 +12404,7 @@
             </w:pPr>
             <w:r xmlns:w="http://schemas.openxmlformats.org/wordprocessingml/2006/main" xmlns:wp="http://schemas.openxmlformats.org/drawingml/2006/wordprocessingDrawing" xmlns:r="http://schemas.openxmlformats.org/officeDocument/2006/relationships" xmlns:w14="http://schemas.microsoft.com/office/word/2010/wordml">
               <w:rPr>
-                <w:rFonts w:ascii="Helvetica" w:hAnsi="Helvetica" w:eastAsia="Helvetica" w:cs="Helvetica"/>
+                <w:rFonts w:ascii="Arial" w:hAnsi="Arial" w:eastAsia="Arial" w:cs="Arial"/>
                 <w:i w:val="false"/>
                 <w:b w:val="false"/>
                 <w:u w:val="none"/>
@@ -12286,7 +12446,7 @@
               <w:spacing w:after="100" w:before="100" w:line="240"/>
               <w:ind w:left="100" w:right="100" w:firstLine="0" w:firstLineChars="0"/>
               <w:rPr>
-                <w:rFonts w:ascii="Helvetica" w:hAnsi="Helvetica" w:eastAsia="Helvetica" w:cs="Helvetica"/>
+                <w:rFonts w:ascii="Arial" w:hAnsi="Arial" w:eastAsia="Arial" w:cs="Arial"/>
                 <w:i w:val="false"/>
                 <w:b w:val="false"/>
                 <w:u w:val="none"/>
@@ -12298,7 +12458,7 @@
             </w:pPr>
             <w:r xmlns:w="http://schemas.openxmlformats.org/wordprocessingml/2006/main" xmlns:wp="http://schemas.openxmlformats.org/drawingml/2006/wordprocessingDrawing" xmlns:r="http://schemas.openxmlformats.org/officeDocument/2006/relationships" xmlns:w14="http://schemas.microsoft.com/office/word/2010/wordml">
               <w:rPr>
-                <w:rFonts w:ascii="Helvetica" w:hAnsi="Helvetica" w:eastAsia="Helvetica" w:cs="Helvetica"/>
+                <w:rFonts w:ascii="Arial" w:hAnsi="Arial" w:eastAsia="Arial" w:cs="Arial"/>
                 <w:i w:val="false"/>
                 <w:b w:val="false"/>
                 <w:u w:val="none"/>
@@ -12340,7 +12500,7 @@
               <w:spacing w:after="100" w:before="100" w:line="240"/>
               <w:ind w:left="100" w:right="100" w:firstLine="0" w:firstLineChars="0"/>
               <w:rPr>
-                <w:rFonts w:ascii="Helvetica" w:hAnsi="Helvetica" w:eastAsia="Helvetica" w:cs="Helvetica"/>
+                <w:rFonts w:ascii="Arial" w:hAnsi="Arial" w:eastAsia="Arial" w:cs="Arial"/>
                 <w:i w:val="false"/>
                 <w:b w:val="false"/>
                 <w:u w:val="none"/>
@@ -12352,7 +12512,7 @@
             </w:pPr>
             <w:r xmlns:w="http://schemas.openxmlformats.org/wordprocessingml/2006/main" xmlns:wp="http://schemas.openxmlformats.org/drawingml/2006/wordprocessingDrawing" xmlns:r="http://schemas.openxmlformats.org/officeDocument/2006/relationships" xmlns:w14="http://schemas.microsoft.com/office/word/2010/wordml">
               <w:rPr>
-                <w:rFonts w:ascii="Helvetica" w:hAnsi="Helvetica" w:eastAsia="Helvetica" w:cs="Helvetica"/>
+                <w:rFonts w:ascii="Arial" w:hAnsi="Arial" w:eastAsia="Arial" w:cs="Arial"/>
                 <w:i w:val="false"/>
                 <w:b w:val="false"/>
                 <w:u w:val="none"/>
@@ -12400,7 +12560,7 @@
               <w:spacing w:after="100" w:before="100" w:line="240"/>
               <w:ind w:left="100" w:right="100" w:firstLine="0" w:firstLineChars="0"/>
               <w:rPr>
-                <w:rFonts w:ascii="Helvetica" w:hAnsi="Helvetica" w:eastAsia="Helvetica" w:cs="Helvetica"/>
+                <w:rFonts w:ascii="Arial" w:hAnsi="Arial" w:eastAsia="Arial" w:cs="Arial"/>
                 <w:i w:val="false"/>
                 <w:b w:val="false"/>
                 <w:u w:val="none"/>
@@ -12412,7 +12572,7 @@
             </w:pPr>
             <w:r xmlns:w="http://schemas.openxmlformats.org/wordprocessingml/2006/main" xmlns:wp="http://schemas.openxmlformats.org/drawingml/2006/wordprocessingDrawing" xmlns:r="http://schemas.openxmlformats.org/officeDocument/2006/relationships" xmlns:w14="http://schemas.microsoft.com/office/word/2010/wordml">
               <w:rPr>
-                <w:rFonts w:ascii="Helvetica" w:hAnsi="Helvetica" w:eastAsia="Helvetica" w:cs="Helvetica"/>
+                <w:rFonts w:ascii="Arial" w:hAnsi="Arial" w:eastAsia="Arial" w:cs="Arial"/>
                 <w:i w:val="false"/>
                 <w:b w:val="false"/>
                 <w:u w:val="none"/>
@@ -12454,7 +12614,7 @@
               <w:spacing w:after="100" w:before="100" w:line="240"/>
               <w:ind w:left="100" w:right="100" w:firstLine="0" w:firstLineChars="0"/>
               <w:rPr>
-                <w:rFonts w:ascii="Helvetica" w:hAnsi="Helvetica" w:eastAsia="Helvetica" w:cs="Helvetica"/>
+                <w:rFonts w:ascii="Arial" w:hAnsi="Arial" w:eastAsia="Arial" w:cs="Arial"/>
                 <w:i w:val="false"/>
                 <w:b w:val="false"/>
                 <w:u w:val="none"/>
@@ -12466,7 +12626,7 @@
             </w:pPr>
             <w:r xmlns:w="http://schemas.openxmlformats.org/wordprocessingml/2006/main" xmlns:wp="http://schemas.openxmlformats.org/drawingml/2006/wordprocessingDrawing" xmlns:r="http://schemas.openxmlformats.org/officeDocument/2006/relationships" xmlns:w14="http://schemas.microsoft.com/office/word/2010/wordml">
               <w:rPr>
-                <w:rFonts w:ascii="Helvetica" w:hAnsi="Helvetica" w:eastAsia="Helvetica" w:cs="Helvetica"/>
+                <w:rFonts w:ascii="Arial" w:hAnsi="Arial" w:eastAsia="Arial" w:cs="Arial"/>
                 <w:i w:val="false"/>
                 <w:b w:val="false"/>
                 <w:u w:val="none"/>
@@ -12508,7 +12668,7 @@
               <w:spacing w:after="100" w:before="100" w:line="240"/>
               <w:ind w:left="100" w:right="100" w:firstLine="0" w:firstLineChars="0"/>
               <w:rPr>
-                <w:rFonts w:ascii="Helvetica" w:hAnsi="Helvetica" w:eastAsia="Helvetica" w:cs="Helvetica"/>
+                <w:rFonts w:ascii="Arial" w:hAnsi="Arial" w:eastAsia="Arial" w:cs="Arial"/>
                 <w:i w:val="false"/>
                 <w:b w:val="false"/>
                 <w:u w:val="none"/>
@@ -12520,7 +12680,7 @@
             </w:pPr>
             <w:r xmlns:w="http://schemas.openxmlformats.org/wordprocessingml/2006/main" xmlns:wp="http://schemas.openxmlformats.org/drawingml/2006/wordprocessingDrawing" xmlns:r="http://schemas.openxmlformats.org/officeDocument/2006/relationships" xmlns:w14="http://schemas.microsoft.com/office/word/2010/wordml">
               <w:rPr>
-                <w:rFonts w:ascii="Helvetica" w:hAnsi="Helvetica" w:eastAsia="Helvetica" w:cs="Helvetica"/>
+                <w:rFonts w:ascii="Arial" w:hAnsi="Arial" w:eastAsia="Arial" w:cs="Arial"/>
                 <w:i w:val="false"/>
                 <w:b w:val="false"/>
                 <w:u w:val="none"/>
@@ -12562,7 +12722,7 @@
               <w:spacing w:after="100" w:before="100" w:line="240"/>
               <w:ind w:left="100" w:right="100" w:firstLine="0" w:firstLineChars="0"/>
               <w:rPr>
-                <w:rFonts w:ascii="Helvetica" w:hAnsi="Helvetica" w:eastAsia="Helvetica" w:cs="Helvetica"/>
+                <w:rFonts w:ascii="Arial" w:hAnsi="Arial" w:eastAsia="Arial" w:cs="Arial"/>
                 <w:i w:val="false"/>
                 <w:b w:val="false"/>
                 <w:u w:val="none"/>
@@ -12574,7 +12734,7 @@
             </w:pPr>
             <w:r xmlns:w="http://schemas.openxmlformats.org/wordprocessingml/2006/main" xmlns:wp="http://schemas.openxmlformats.org/drawingml/2006/wordprocessingDrawing" xmlns:r="http://schemas.openxmlformats.org/officeDocument/2006/relationships" xmlns:w14="http://schemas.microsoft.com/office/word/2010/wordml">
               <w:rPr>
-                <w:rFonts w:ascii="Helvetica" w:hAnsi="Helvetica" w:eastAsia="Helvetica" w:cs="Helvetica"/>
+                <w:rFonts w:ascii="Arial" w:hAnsi="Arial" w:eastAsia="Arial" w:cs="Arial"/>
                 <w:i w:val="false"/>
                 <w:b w:val="false"/>
                 <w:u w:val="none"/>
@@ -12597,6 +12757,7 @@
     <w:p>
       <w:pPr>
         <w:pStyle w:val="Question"/>
+        <w:keepNext/>
       </w:pPr>
       <w:r>
         <w:t xml:space="preserve">7.</w:t>
@@ -12638,9 +12799,7 @@
         <w:pStyle w:val="AnswerBox"/>
       </w:pPr>
       <w:r>
-        <w:rPr>
-          <w:rStyle w:val="VerbatimChar"/>
-        </w:rPr>
+        <w:rPr/>
         <w:t xml:space="preserve">Write-up</w:t>
       </w:r>
       <w:r>
@@ -12655,6 +12814,7 @@
     <w:p>
       <w:pPr>
         <w:pStyle w:val="Question"/>
+        <w:keepNext/>
       </w:pPr>
       <w:r>
         <w:t xml:space="preserve">8. Grab a screenshot of the homework checker screen, showing all of your input answers in green (correct). Paste it below this step.</w:t>
@@ -12690,9 +12850,7 @@
         <w:pStyle w:val="AnswerBox"/>
       </w:pPr>
       <w:r>
-        <w:rPr>
-          <w:rStyle w:val="VerbatimChar"/>
-        </w:rPr>
+        <w:rPr/>
         <w:t xml:space="preserve">Paste Homework Checker screenshot here</w:t>
       </w:r>
       <w:r>
@@ -12720,394 +12878,112 @@
 </file>
 
 <file path=word/footer1.xml><?xml version="1.0" encoding="utf-8"?>
-<w:ftr xmlns:wpc="http://schemas.microsoft.com/office/word/2010/wordprocessingCanvas" xmlns:cx="http://schemas.microsoft.com/office/drawing/2014/chartex" xmlns:cx1="http://schemas.microsoft.com/office/drawing/2015/9/8/chartex" xmlns:cx2="http://schemas.microsoft.com/office/drawing/2015/10/21/chartex" xmlns:cx3="http://schemas.microsoft.com/office/drawing/2016/5/9/chartex" xmlns:cx4="http://schemas.microsoft.com/office/drawing/2016/5/10/chartex" xmlns:cx5="http://schemas.microsoft.com/office/drawing/2016/5/11/chartex" xmlns:cx6="http://schemas.microsoft.com/office/drawing/2016/5/12/chartex" xmlns:cx7="http://schemas.microsoft.com/office/drawing/2016/5/13/chartex" xmlns:cx8="http://schemas.microsoft.com/office/drawing/2016/5/14/chartex" xmlns:mc="http://schemas.openxmlformats.org/markup-compatibility/2006" xmlns:aink="http://schemas.microsoft.com/office/drawing/2016/ink" xmlns:am3d="http://schemas.microsoft.com/office/drawing/2017/model3d" xmlns:o="urn:schemas-microsoft-com:office:office" xmlns:oel="http://schemas.microsoft.com/office/2019/extlst" xmlns:r="http://schemas.openxmlformats.org/officeDocument/2006/relationships" xmlns:m="http://schemas.openxmlformats.org/officeDocument/2006/math" xmlns:v="urn:schemas-microsoft-com:vml" xmlns:wp14="http://schemas.microsoft.com/office/word/2010/wordprocessingDrawing" xmlns:wp="http://schemas.openxmlformats.org/drawingml/2006/wordprocessingDrawing" xmlns:w10="urn:schemas-microsoft-com:office:word" xmlns:w="http://schemas.openxmlformats.org/wordprocessingml/2006/main" xmlns:w14="http://schemas.microsoft.com/office/word/2010/wordml" xmlns:w15="http://schemas.microsoft.com/office/word/2012/wordml" xmlns:w16cex="http://schemas.microsoft.com/office/word/2018/wordml/cex" xmlns:w16cid="http://schemas.microsoft.com/office/word/2016/wordml/cid" xmlns:w16="http://schemas.microsoft.com/office/word/2018/wordml" xmlns:w16du="http://schemas.microsoft.com/office/word/2023/wordml/word16du" xmlns:w16sdtdh="http://schemas.microsoft.com/office/word/2020/wordml/sdtdatahash" xmlns:w16sdtfl="http://schemas.microsoft.com/office/word/2024/wordml/sdtformatlock" xmlns:w16se="http://schemas.microsoft.com/office/word/2015/wordml/symex" xmlns:wpg="http://schemas.microsoft.com/office/word/2010/wordprocessingGroup" xmlns:wpi="http://schemas.microsoft.com/office/word/2010/wordprocessingInk" xmlns:wne="http://schemas.microsoft.com/office/word/2006/wordml" xmlns:wps="http://schemas.microsoft.com/office/word/2010/wordprocessingShape" mc:Ignorable="w14 w15 w16se w16cid w16 w16cex w16sdtdh w16sdtfl w16du wp14">
-  <w:sdt>
-    <w:sdtPr>
-      <w:rPr>
-        <w:rStyle w:val="PageNumber"/>
-      </w:rPr>
-      <w:id w:val="-1602941162"/>
-      <w:docPartObj>
-        <w:docPartGallery w:val="Page Numbers (Bottom of Page)"/>
-        <w:docPartUnique/>
-      </w:docPartObj>
-    </w:sdtPr>
-    <w:sdtContent>
-      <w:p>
-        <w:pPr>
-          <w:pStyle w:val="Footer"/>
-          <w:framePr w:wrap="none" w:vAnchor="text" w:hAnchor="margin" w:y="1"/>
-          <w:rPr>
-            <w:rStyle w:val="PageNumber"/>
-          </w:rPr>
-        </w:pPr>
-        <w:r>
-          <w:rPr>
-            <w:rStyle w:val="PageNumber"/>
-          </w:rPr>
-          <w:fldChar w:fldCharType="begin"/>
-        </w:r>
-        <w:r>
-          <w:rPr>
-            <w:rStyle w:val="PageNumber"/>
-          </w:rPr>
-          <w:instrText xml:space="preserve"> PAGE </w:instrText>
-        </w:r>
-        <w:r>
-          <w:rPr>
-            <w:rStyle w:val="PageNumber"/>
-          </w:rPr>
-          <w:fldChar w:fldCharType="separate"/>
-        </w:r>
-        <w:r>
-          <w:rPr>
-            <w:rStyle w:val="PageNumber"/>
-            <w:noProof/>
-          </w:rPr>
-          <w:t>1</w:t>
-        </w:r>
-        <w:r>
-          <w:rPr>
-            <w:rStyle w:val="PageNumber"/>
-          </w:rPr>
-          <w:fldChar w:fldCharType="end"/>
-        </w:r>
-      </w:p>
-    </w:sdtContent>
-  </w:sdt>
-  <w:sdt>
-    <w:sdtPr>
-      <w:rPr>
-        <w:rStyle w:val="PageNumber"/>
-      </w:rPr>
-      <w:id w:val="-145356932"/>
-      <w:docPartObj>
-        <w:docPartGallery w:val="Page Numbers (Bottom of Page)"/>
-        <w:docPartUnique/>
-      </w:docPartObj>
-    </w:sdtPr>
-    <w:sdtContent>
-      <w:p>
-        <w:pPr>
-          <w:pStyle w:val="Footer"/>
-          <w:framePr w:wrap="none" w:vAnchor="text" w:hAnchor="margin" w:y="1"/>
-          <w:ind w:right="360" w:firstLine="360"/>
-          <w:rPr>
-            <w:rStyle w:val="PageNumber"/>
-          </w:rPr>
-        </w:pPr>
-        <w:r>
-          <w:rPr>
-            <w:rStyle w:val="PageNumber"/>
-          </w:rPr>
-          <w:fldChar w:fldCharType="begin"/>
-        </w:r>
-        <w:r>
-          <w:rPr>
-            <w:rStyle w:val="PageNumber"/>
-          </w:rPr>
-          <w:instrText xml:space="preserve"> PAGE </w:instrText>
-        </w:r>
-        <w:r>
-          <w:rPr>
-            <w:rStyle w:val="PageNumber"/>
-          </w:rPr>
-          <w:fldChar w:fldCharType="separate"/>
-        </w:r>
-        <w:r>
-          <w:rPr>
-            <w:rStyle w:val="PageNumber"/>
-            <w:noProof/>
-          </w:rPr>
-          <w:t>1</w:t>
-        </w:r>
-        <w:r>
-          <w:rPr>
-            <w:rStyle w:val="PageNumber"/>
-          </w:rPr>
-          <w:fldChar w:fldCharType="end"/>
-        </w:r>
-      </w:p>
-    </w:sdtContent>
-  </w:sdt>
+<w:ftr xmlns:w="http://schemas.openxmlformats.org/wordprocessingml/2006/main">
   <w:p>
     <w:pPr>
       <w:pStyle w:val="Footer"/>
-      <w:ind w:right="360" w:firstLine="360"/>
+      <w:tabs>
+        <w:tab w:val="center" w:pos="4680"/>
+        <w:tab w:val="right" w:pos="9360"/>
+      </w:tabs>
+      <w:pBdr>
+        <w:top w:val="single" w:sz="8" w:space="4" w:color="000000"/>
+      </w:pBdr>
+      <w:spacing w:before="0" w:after="0" w:line="220" w:lineRule="auto"/>
     </w:pPr>
+    <w:r>
+      <w:tab/>
+    </w:r>
+    <w:r>
+      <w:rPr>
+        <w:rFonts w:ascii="Arial" w:hAnsi="Arial"/>
+        <w:b/>
+        <w:color w:val="C8102E"/>
+        <w:spacing w:val="12"/>
+        <w:sz w:val="18"/>
+        <w:szCs w:val="18"/>
+      </w:rPr>
+      <w:t>NEBRASKA</w:t>
+    </w:r>
+    <w:r>
+      <w:tab/>
+    </w:r>
+    <w:r>
+      <w:t xml:space="preserve">- </w:t>
+    </w:r>
+    <w:r>
+      <w:fldChar w:fldCharType="begin"/>
+    </w:r>
+    <w:r>
+      <w:instrText xml:space="preserve"> PAGE </w:instrText>
+    </w:r>
+    <w:r>
+      <w:fldChar w:fldCharType="separate"/>
+    </w:r>
+    <w:r>
+      <w:t>1</w:t>
+    </w:r>
+    <w:r>
+      <w:fldChar w:fldCharType="end"/>
+    </w:r>
+    <w:r>
+      <w:t xml:space="preserve"> -</w:t>
+    </w:r>
   </w:p>
 </w:ftr>
 </file>
 
 <file path=word/footer2.xml><?xml version="1.0" encoding="utf-8"?>
-<w:ftr xmlns:wpc="http://schemas.microsoft.com/office/word/2010/wordprocessingCanvas" xmlns:cx="http://schemas.microsoft.com/office/drawing/2014/chartex" xmlns:cx1="http://schemas.microsoft.com/office/drawing/2015/9/8/chartex" xmlns:cx2="http://schemas.microsoft.com/office/drawing/2015/10/21/chartex" xmlns:cx3="http://schemas.microsoft.com/office/drawing/2016/5/9/chartex" xmlns:cx4="http://schemas.microsoft.com/office/drawing/2016/5/10/chartex" xmlns:cx5="http://schemas.microsoft.com/office/drawing/2016/5/11/chartex" xmlns:cx6="http://schemas.microsoft.com/office/drawing/2016/5/12/chartex" xmlns:cx7="http://schemas.microsoft.com/office/drawing/2016/5/13/chartex" xmlns:cx8="http://schemas.microsoft.com/office/drawing/2016/5/14/chartex" xmlns:mc="http://schemas.openxmlformats.org/markup-compatibility/2006" xmlns:aink="http://schemas.microsoft.com/office/drawing/2016/ink" xmlns:am3d="http://schemas.microsoft.com/office/drawing/2017/model3d" xmlns:o="urn:schemas-microsoft-com:office:office" xmlns:oel="http://schemas.microsoft.com/office/2019/extlst" xmlns:r="http://schemas.openxmlformats.org/officeDocument/2006/relationships" xmlns:m="http://schemas.openxmlformats.org/officeDocument/2006/math" xmlns:v="urn:schemas-microsoft-com:vml" xmlns:wp14="http://schemas.microsoft.com/office/word/2010/wordprocessingDrawing" xmlns:wp="http://schemas.openxmlformats.org/drawingml/2006/wordprocessingDrawing" xmlns:w10="urn:schemas-microsoft-com:office:word" xmlns:w="http://schemas.openxmlformats.org/wordprocessingml/2006/main" xmlns:w14="http://schemas.microsoft.com/office/word/2010/wordml" xmlns:w15="http://schemas.microsoft.com/office/word/2012/wordml" xmlns:w16cex="http://schemas.microsoft.com/office/word/2018/wordml/cex" xmlns:w16cid="http://schemas.microsoft.com/office/word/2016/wordml/cid" xmlns:w16="http://schemas.microsoft.com/office/word/2018/wordml" xmlns:w16du="http://schemas.microsoft.com/office/word/2023/wordml/word16du" xmlns:w16sdtdh="http://schemas.microsoft.com/office/word/2020/wordml/sdtdatahash" xmlns:w16sdtfl="http://schemas.microsoft.com/office/word/2024/wordml/sdtformatlock" xmlns:w16se="http://schemas.microsoft.com/office/word/2015/wordml/symex" xmlns:wpg="http://schemas.microsoft.com/office/word/2010/wordprocessingGroup" xmlns:wpi="http://schemas.microsoft.com/office/word/2010/wordprocessingInk" xmlns:wne="http://schemas.microsoft.com/office/word/2006/wordml" xmlns:wps="http://schemas.microsoft.com/office/word/2010/wordprocessingShape" mc:Ignorable="w14 w15 w16se w16cid w16 w16cex w16sdtdh w16sdtfl w16du wp14">
-  <w:sdt>
-    <w:sdtPr>
-      <w:rPr>
-        <w:rStyle w:val="PageNumber"/>
-      </w:rPr>
-      <w:id w:val="-398136938"/>
-      <w:docPartObj>
-        <w:docPartGallery w:val="Page Numbers (Bottom of Page)"/>
-        <w:docPartUnique/>
-      </w:docPartObj>
-    </w:sdtPr>
-    <w:sdtContent>
-      <w:p>
-        <w:pPr>
-          <w:pStyle w:val="Footer"/>
-          <w:framePr w:wrap="none" w:vAnchor="text" w:hAnchor="margin" w:y="1"/>
-          <w:rPr>
-            <w:rStyle w:val="PageNumber"/>
-          </w:rPr>
-        </w:pPr>
-        <w:r>
-          <w:rPr>
-            <w:rStyle w:val="PageNumber"/>
-          </w:rPr>
-          <w:fldChar w:fldCharType="begin"/>
-        </w:r>
-        <w:r>
-          <w:rPr>
-            <w:rStyle w:val="PageNumber"/>
-          </w:rPr>
-          <w:instrText xml:space="preserve"> PAGE </w:instrText>
-        </w:r>
-        <w:r>
-          <w:rPr>
-            <w:rStyle w:val="PageNumber"/>
-          </w:rPr>
-          <w:fldChar w:fldCharType="separate"/>
-        </w:r>
-        <w:r>
-          <w:rPr>
-            <w:rStyle w:val="PageNumber"/>
-            <w:noProof/>
-          </w:rPr>
-          <w:t>- 1 -</w:t>
-        </w:r>
-        <w:r>
-          <w:rPr>
-            <w:rStyle w:val="PageNumber"/>
-          </w:rPr>
-          <w:fldChar w:fldCharType="end"/>
-        </w:r>
-      </w:p>
-    </w:sdtContent>
-  </w:sdt>
+<w:ftr xmlns:w="http://schemas.openxmlformats.org/wordprocessingml/2006/main">
   <w:p>
     <w:pPr>
       <w:pStyle w:val="Footer"/>
-      <w:ind w:right="360" w:firstLine="360"/>
+      <w:tabs>
+        <w:tab w:val="center" w:pos="4680"/>
+        <w:tab w:val="right" w:pos="9360"/>
+      </w:tabs>
+      <w:pBdr>
+        <w:top w:val="single" w:sz="8" w:space="4" w:color="000000"/>
+      </w:pBdr>
+      <w:spacing w:before="0" w:after="0" w:line="220" w:lineRule="auto"/>
     </w:pPr>
     <w:r>
-      <w:rPr>
-        <w:noProof/>
-      </w:rPr>
-      <w:drawing>
-        <wp:anchor distT="0" distB="0" distL="114300" distR="114300" simplePos="0" relativeHeight="251658240" behindDoc="1" locked="0" layoutInCell="1" allowOverlap="1" wp14:anchorId="3C4A1701" wp14:editId="7E49379E">
-          <wp:simplePos x="0" y="0"/>
-          <wp:positionH relativeFrom="column">
-            <wp:posOffset>5567347</wp:posOffset>
-          </wp:positionH>
-          <wp:positionV relativeFrom="paragraph">
-            <wp:posOffset>112459</wp:posOffset>
-          </wp:positionV>
-          <wp:extent cx="891515" cy="378020"/>
-          <wp:effectExtent l="0" t="0" r="0" b="3175"/>
-          <wp:wrapNone/>
-          <wp:docPr id="724861626" name="Picture 2" descr="A black line and the text NEBRASKA in red. "/>
-          <wp:cNvGraphicFramePr>
-            <a:graphicFrameLocks xmlns:a="http://schemas.openxmlformats.org/drawingml/2006/main" noChangeAspect="1"/>
-          </wp:cNvGraphicFramePr>
-          <a:graphic xmlns:a="http://schemas.openxmlformats.org/drawingml/2006/main">
-            <a:graphicData uri="http://schemas.openxmlformats.org/drawingml/2006/picture">
-              <pic:pic xmlns:pic="http://schemas.openxmlformats.org/drawingml/2006/picture">
-                <pic:nvPicPr>
-                  <pic:cNvPr id="724861626" name="Picture 2" descr="A black line and the text NEBRASKA in red. "/>
-                  <pic:cNvPicPr>
-                    <a:picLocks noChangeAspect="1"/>
-                  </pic:cNvPicPr>
-                </pic:nvPicPr>
-                <pic:blipFill rotWithShape="1">
-                  <a:blip r:embed="rId1">
-                    <a:extLst>
-                      <a:ext uri="{28A0092B-C50C-407E-A947-70E740481C1C}">
-                        <a14:useLocalDpi xmlns:a14="http://schemas.microsoft.com/office/drawing/2010/main" val="0"/>
-                      </a:ext>
-                    </a:extLst>
-                  </a:blip>
-                  <a:srcRect l="67772" r="9300"/>
-                  <a:stretch>
-                    <a:fillRect/>
-                  </a:stretch>
-                </pic:blipFill>
-                <pic:spPr bwMode="auto">
-                  <a:xfrm>
-                    <a:off x="0" y="0"/>
-                    <a:ext cx="891515" cy="378020"/>
-                  </a:xfrm>
-                  <a:prstGeom prst="rect">
-                    <a:avLst/>
-                  </a:prstGeom>
-                  <a:ln>
-                    <a:noFill/>
-                  </a:ln>
-                  <a:extLst>
-                    <a:ext uri="{53640926-AAD7-44D8-BBD7-CCE9431645EC}">
-                      <a14:shadowObscured xmlns:a14="http://schemas.microsoft.com/office/drawing/2010/main"/>
-                    </a:ext>
-                  </a:extLst>
-                </pic:spPr>
-              </pic:pic>
-            </a:graphicData>
-          </a:graphic>
-          <wp14:sizeRelH relativeFrom="margin">
-            <wp14:pctWidth>0</wp14:pctWidth>
-          </wp14:sizeRelH>
-          <wp14:sizeRelV relativeFrom="margin">
-            <wp14:pctHeight>0</wp14:pctHeight>
-          </wp14:sizeRelV>
-        </wp:anchor>
-      </w:drawing>
+      <w:tab/>
     </w:r>
     <w:r>
       <w:rPr>
-        <w:noProof/>
-      </w:rPr>
-      <mc:AlternateContent>
-        <mc:Choice Requires="wps">
-          <w:drawing>
-            <wp:anchor distT="0" distB="0" distL="114300" distR="114300" simplePos="0" relativeHeight="251669504" behindDoc="1" locked="0" layoutInCell="1" allowOverlap="1" wp14:anchorId="21D6F732" wp14:editId="54604F3B">
-              <wp:simplePos x="0" y="0"/>
-              <wp:positionH relativeFrom="column">
-                <wp:posOffset>-914400</wp:posOffset>
-              </wp:positionH>
-              <wp:positionV relativeFrom="paragraph">
-                <wp:posOffset>83816</wp:posOffset>
-              </wp:positionV>
-              <wp:extent cx="847991" cy="0"/>
-              <wp:effectExtent l="0" t="12700" r="28575" b="25400"/>
-              <wp:wrapNone/>
-              <wp:docPr id="1138935457" name="Straight Connector 1">
-                <ns0:decorative xmlns:ns0="http://schemas.microsoft.com/office/drawing/2017/decorative" val="1"/>
-              </wp:docPr>
-              <wp:cNvGraphicFramePr/>
-              <a:graphic xmlns:a="http://schemas.openxmlformats.org/drawingml/2006/main">
-                <a:graphicData uri="http://schemas.microsoft.com/office/word/2010/wordprocessingShape">
-                  <wps:wsp>
-                    <wps:cNvCnPr/>
-                    <wps:spPr>
-                      <a:xfrm>
-                        <a:off x="0" y="0"/>
-                        <a:ext cx="847991" cy="0"/>
-                      </a:xfrm>
-                      <a:prstGeom prst="line">
-                        <a:avLst/>
-                      </a:prstGeom>
-                      <a:ln w="38100"/>
-                    </wps:spPr>
-                    <wps:style>
-                      <a:lnRef idx="3">
-                        <a:schemeClr val="dk1"/>
-                      </a:lnRef>
-                      <a:fillRef idx="0">
-                        <a:schemeClr val="dk1"/>
-                      </a:fillRef>
-                      <a:effectRef idx="2">
-                        <a:schemeClr val="dk1"/>
-                      </a:effectRef>
-                      <a:fontRef idx="minor">
-                        <a:schemeClr val="tx1"/>
-                      </a:fontRef>
-                    </wps:style>
-                    <wps:bodyPr/>
-                  </wps:wsp>
-                </a:graphicData>
-              </a:graphic>
-              <wp14:sizeRelH relativeFrom="margin">
-                <wp14:pctWidth>0</wp14:pctWidth>
-              </wp14:sizeRelH>
-              <wp14:sizeRelV relativeFrom="margin">
-                <wp14:pctHeight>0</wp14:pctHeight>
-              </wp14:sizeRelV>
-            </wp:anchor>
-          </w:drawing>
-        </mc:Choice>
-        <mc:Fallback>
-          <w:pict>
-            <v:line w14:anchorId="48B09629" id="Straight Connector 1" o:spid="_x0000_s1026" style="position:absolute;z-index:-251646976;visibility:visible;mso-wrap-style:square;mso-width-percent:0;mso-height-percent:0;mso-wrap-distance-left:9pt;mso-wrap-distance-top:0;mso-wrap-distance-right:9pt;mso-wrap-distance-bottom:0;mso-position-horizontal:absolute;mso-position-horizontal-relative:text;mso-position-vertical:absolute;mso-position-vertical-relative:text;mso-width-percent:0;mso-height-percent:0;mso-width-relative:margin;mso-height-relative:margin" from="-1in,6.6pt" to="-5.25pt,6.6pt" o:gfxdata="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" strokecolor="black [3200]" strokeweight="3pt">
-              <v:stroke joinstyle="miter"/>
-            </v:line>
-          </w:pict>
-        </mc:Fallback>
-      </mc:AlternateContent>
+        <w:rFonts w:ascii="Arial" w:hAnsi="Arial"/>
+        <w:b/>
+        <w:color w:val="C8102E"/>
+        <w:spacing w:val="12"/>
+        <w:sz w:val="18"/>
+        <w:szCs w:val="18"/>
+      </w:rPr>
+      <w:t>NEBRASKA</w:t>
     </w:r>
     <w:r>
-      <w:rPr>
-        <w:noProof/>
-      </w:rPr>
-      <mc:AlternateContent>
-        <mc:Choice Requires="wps">
-          <w:drawing>
-            <wp:anchor distT="0" distB="0" distL="114300" distR="114300" simplePos="0" relativeHeight="251667456" behindDoc="1" locked="0" layoutInCell="1" allowOverlap="1" wp14:anchorId="6DB231D0" wp14:editId="68302D1D">
-              <wp:simplePos x="0" y="0"/>
-              <wp:positionH relativeFrom="column">
-                <wp:posOffset>143034</wp:posOffset>
-              </wp:positionH>
-              <wp:positionV relativeFrom="paragraph">
-                <wp:posOffset>84217</wp:posOffset>
-              </wp:positionV>
-              <wp:extent cx="7010400" cy="0"/>
-              <wp:effectExtent l="0" t="12700" r="25400" b="25400"/>
-              <wp:wrapNone/>
-              <wp:docPr id="1705665425" name="Straight Connector 1">
-                <ns1:decorative xmlns:ns1="http://schemas.microsoft.com/office/drawing/2017/decorative" val="1"/>
-              </wp:docPr>
-              <wp:cNvGraphicFramePr/>
-              <a:graphic xmlns:a="http://schemas.openxmlformats.org/drawingml/2006/main">
-                <a:graphicData uri="http://schemas.microsoft.com/office/word/2010/wordprocessingShape">
-                  <wps:wsp>
-                    <wps:cNvCnPr/>
-                    <wps:spPr>
-                      <a:xfrm>
-                        <a:off x="0" y="0"/>
-                        <a:ext cx="7010400" cy="0"/>
-                      </a:xfrm>
-                      <a:prstGeom prst="line">
-                        <a:avLst/>
-                      </a:prstGeom>
-                      <a:ln w="38100"/>
-                    </wps:spPr>
-                    <wps:style>
-                      <a:lnRef idx="3">
-                        <a:schemeClr val="dk1"/>
-                      </a:lnRef>
-                      <a:fillRef idx="0">
-                        <a:schemeClr val="dk1"/>
-                      </a:fillRef>
-                      <a:effectRef idx="2">
-                        <a:schemeClr val="dk1"/>
-                      </a:effectRef>
-                      <a:fontRef idx="minor">
-                        <a:schemeClr val="tx1"/>
-                      </a:fontRef>
-                    </wps:style>
-                    <wps:bodyPr/>
-                  </wps:wsp>
-                </a:graphicData>
-              </a:graphic>
-            </wp:anchor>
-          </w:drawing>
-        </mc:Choice>
-        <mc:Fallback>
-          <w:pict>
-            <v:line w14:anchorId="145E04E9" id="Straight Connector 1" o:spid="_x0000_s1026" style="position:absolute;z-index:-251649024;visibility:visible;mso-wrap-style:square;mso-wrap-distance-left:9pt;mso-wrap-distance-top:0;mso-wrap-distance-right:9pt;mso-wrap-distance-bottom:0;mso-position-horizontal:absolute;mso-position-horizontal-relative:text;mso-position-vertical:absolute;mso-position-vertical-relative:text" from="11.25pt,6.65pt" to="563.25pt,6.65pt" o:gfxdata="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" strokecolor="black [3200]" strokeweight="3pt">
-              <v:stroke joinstyle="miter"/>
-            </v:line>
-          </w:pict>
-        </mc:Fallback>
-      </mc:AlternateContent>
+      <w:tab/>
+    </w:r>
+    <w:r>
+      <w:t xml:space="preserve">- </w:t>
+    </w:r>
+    <w:r>
+      <w:fldChar w:fldCharType="begin"/>
+    </w:r>
+    <w:r>
+      <w:instrText xml:space="preserve"> PAGE </w:instrText>
+    </w:r>
+    <w:r>
+      <w:fldChar w:fldCharType="separate"/>
+    </w:r>
+    <w:r>
+      <w:t>1</w:t>
+    </w:r>
+    <w:r>
+      <w:fldChar w:fldCharType="end"/>
+    </w:r>
+    <w:r>
+      <w:t xml:space="preserve"> -</w:t>
     </w:r>
   </w:p>
 </w:ftr>
@@ -13133,216 +13009,120 @@
 </file>
 
 <file path=word/header1.xml><?xml version="1.0" encoding="utf-8"?>
-<w:hdr xmlns:adec="http://schemas.microsoft.com/office/drawing/2017/decorative" xmlns:wpc="http://schemas.microsoft.com/office/word/2010/wordprocessingCanvas" xmlns:cx="http://schemas.microsoft.com/office/drawing/2014/chartex" xmlns:cx1="http://schemas.microsoft.com/office/drawing/2015/9/8/chartex" xmlns:cx2="http://schemas.microsoft.com/office/drawing/2015/10/21/chartex" xmlns:cx3="http://schemas.microsoft.com/office/drawing/2016/5/9/chartex" xmlns:cx4="http://schemas.microsoft.com/office/drawing/2016/5/10/chartex" xmlns:cx5="http://schemas.microsoft.com/office/drawing/2016/5/11/chartex" xmlns:cx6="http://schemas.microsoft.com/office/drawing/2016/5/12/chartex" xmlns:cx7="http://schemas.microsoft.com/office/drawing/2016/5/13/chartex" xmlns:cx8="http://schemas.microsoft.com/office/drawing/2016/5/14/chartex" xmlns:mc="http://schemas.openxmlformats.org/markup-compatibility/2006" xmlns:aink="http://schemas.microsoft.com/office/drawing/2016/ink" xmlns:am3d="http://schemas.microsoft.com/office/drawing/2017/model3d" xmlns:o="urn:schemas-microsoft-com:office:office" xmlns:oel="http://schemas.microsoft.com/office/2019/extlst" xmlns:r="http://schemas.openxmlformats.org/officeDocument/2006/relationships" xmlns:m="http://schemas.openxmlformats.org/officeDocument/2006/math" xmlns:v="urn:schemas-microsoft-com:vml" xmlns:wp14="http://schemas.microsoft.com/office/word/2010/wordprocessingDrawing" xmlns:wp="http://schemas.openxmlformats.org/drawingml/2006/wordprocessingDrawing" xmlns:w10="urn:schemas-microsoft-com:office:word" xmlns:w="http://schemas.openxmlformats.org/wordprocessingml/2006/main" xmlns:w14="http://schemas.microsoft.com/office/word/2010/wordml" xmlns:w15="http://schemas.microsoft.com/office/word/2012/wordml" xmlns:w16cex="http://schemas.microsoft.com/office/word/2018/wordml/cex" xmlns:w16cid="http://schemas.microsoft.com/office/word/2016/wordml/cid" xmlns:w16="http://schemas.microsoft.com/office/word/2018/wordml" xmlns:w16du="http://schemas.microsoft.com/office/word/2023/wordml/word16du" xmlns:w16sdtdh="http://schemas.microsoft.com/office/word/2020/wordml/sdtdatahash" xmlns:w16sdtfl="http://schemas.microsoft.com/office/word/2024/wordml/sdtformatlock" xmlns:w16se="http://schemas.microsoft.com/office/word/2015/wordml/symex" xmlns:wpg="http://schemas.microsoft.com/office/word/2010/wordprocessingGroup" xmlns:wpi="http://schemas.microsoft.com/office/word/2010/wordprocessingInk" xmlns:wne="http://schemas.microsoft.com/office/word/2006/wordml" xmlns:wps="http://schemas.microsoft.com/office/word/2010/wordprocessingShape" mc:Ignorable="w14 w15 w16se w16cid w16 w16cex w16sdtdh w16sdtfl w16du wp14">
+<w:hdr xmlns:w="http://schemas.openxmlformats.org/wordprocessingml/2006/main" xmlns:r="http://schemas.openxmlformats.org/officeDocument/2006/relationships" xmlns:wp="http://schemas.openxmlformats.org/drawingml/2006/wordprocessingDrawing" xmlns:a="http://schemas.openxmlformats.org/drawingml/2006/main" xmlns:pic="http://schemas.openxmlformats.org/drawingml/2006/picture">
+  <w:tbl>
+    <w:tblPr>
+      <w:tblW w:w="9360" w:type="dxa"/>
+      <w:tblLayout w:type="fixed"/>
+      <w:tblBorders>
+        <w:top w:val="nil"/>
+        <w:left w:val="nil"/>
+        <w:bottom w:val="single" w:sz="12" w:space="0" w:color="000000"/>
+        <w:right w:val="nil"/>
+        <w:insideH w:val="nil"/>
+        <w:insideV w:val="nil"/>
+      </w:tblBorders>
+      <w:tblCellMar>
+        <w:top w:w="0" w:type="dxa"/>
+        <w:left w:w="0" w:type="dxa"/>
+        <w:bottom w:w="80" w:type="dxa"/>
+        <w:right w:w="0" w:type="dxa"/>
+      </w:tblCellMar>
+      <w:tblCaption w:val="Course header"/>
+      <w:tblDescription w:val="PSYC350 LAB with Nebraska N logo."/>
+      <w:tblLook w:val="0000" w:firstRow="0" w:lastRow="0" w:firstColumn="0" w:lastColumn="0" w:noHBand="1" w:noVBand="1"/>
+    </w:tblPr>
+    <w:tblGrid>
+      <w:gridCol w:w="8000"/>
+      <w:gridCol w:w="1360"/>
+    </w:tblGrid>
+    <w:tr>
+      <w:trPr>
+        <w:cantSplit/>
+      </w:trPr>
+      <w:tc>
+        <w:tcPr>
+          <w:tcW w:w="8000" w:type="dxa"/>
+          <w:vAlign w:val="center"/>
+        </w:tcPr>
+        <w:p>
+          <w:pPr>
+            <w:pStyle w:val="Header"/>
+            <w:spacing w:before="0" w:after="0" w:line="240" w:lineRule="auto"/>
+          </w:pPr>
+          <w:r>
+            <w:rPr>
+              <w:rFonts w:ascii="Arial" w:hAnsi="Arial" w:cs="Arial" w:eastAsia="Arial"/>
+              <w:b/>
+              <w:color w:val="1A1A1A"/>
+              <w:sz w:val="20"/>
+              <w:szCs w:val="20"/>
+            </w:rPr>
+            <w:t>PSYC350 LAB</w:t>
+          </w:r>
+        </w:p>
+      </w:tc>
+      <w:tc>
+        <w:tcPr>
+          <w:tcW w:w="1360" w:type="dxa"/>
+          <w:vAlign w:val="center"/>
+        </w:tcPr>
+        <w:p>
+          <w:pPr>
+            <w:pStyle w:val="Header"/>
+            <w:jc w:val="right"/>
+            <w:spacing w:before="0" w:after="0" w:line="240" w:lineRule="auto"/>
+          </w:pPr>
+          <w:r>
+            <w:drawing>
+              <wp:inline distT="0" distB="0" distL="0" distR="0">
+                <wp:extent cx="411480" cy="360000"/>
+                <wp:effectExtent l="0" t="0" r="0" b="0"/>
+                <wp:docPr id="1" name="Nebraska N logo" descr="Nebraska N logo" title=""/>
+                <wp:cNvGraphicFramePr>
+                  <a:graphicFrameLocks noChangeAspect="1"/>
+                </wp:cNvGraphicFramePr>
+                <a:graphic>
+                  <a:graphicData uri="http://schemas.openxmlformats.org/drawingml/2006/picture">
+                    <pic:pic>
+                      <pic:nvPicPr>
+                        <pic:cNvPr id="1" name="Nebraska N logo" descr="Nebraska N logo"/>
+                        <pic:cNvPicPr>
+                          <a:picLocks noChangeAspect="1"/>
+                        </pic:cNvPicPr>
+                      </pic:nvPicPr>
+                      <pic:blipFill>
+                        <a:blip r:embed="rId1"/>
+                        <a:stretch>
+                          <a:fillRect/>
+                        </a:stretch>
+                      </pic:blipFill>
+                      <pic:spPr>
+                        <a:xfrm>
+                          <a:off x="0" y="0"/>
+                          <a:ext cx="411480" cy="360000"/>
+                        </a:xfrm>
+                        <a:prstGeom prst="rect">
+                          <a:avLst/>
+                        </a:prstGeom>
+                        <a:ln>
+                          <a:noFill/>
+                        </a:ln>
+                      </pic:spPr>
+                    </pic:pic>
+                  </a:graphicData>
+                </a:graphic>
+              </wp:inline>
+            </w:drawing>
+          </w:r>
+        </w:p>
+      </w:tc>
+    </w:tr>
+  </w:tbl>
   <w:p>
     <w:pPr>
-      <w:pStyle w:val="Header"/>
+      <w:spacing w:before="0" w:after="0" w:line="20" w:lineRule="exact"/>
     </w:pPr>
-    <w:r>
-      <w:rPr>
-        <w:noProof/>
-      </w:rPr>
-      <w:drawing>
-        <wp:anchor distT="0" distB="0" distL="114300" distR="114300" simplePos="0" relativeHeight="251665408" behindDoc="1" locked="0" layoutInCell="1" allowOverlap="1" wp14:anchorId="048C4747" wp14:editId="4180D4FB">
-          <wp:simplePos x="0" y="0"/>
-          <wp:positionH relativeFrom="column">
-            <wp:posOffset>6010275</wp:posOffset>
-          </wp:positionH>
-          <wp:positionV relativeFrom="paragraph">
-            <wp:posOffset>-323850</wp:posOffset>
-          </wp:positionV>
-          <wp:extent cx="523374" cy="457200"/>
-          <wp:effectExtent l="0" t="0" r="0" b="0"/>
-          <wp:wrapNone/>
-          <wp:docPr id="1428854869" name="Picture 1" descr="">
-            <adec:decorative val="1"/>
-          </wp:docPr>
-          <wp:cNvGraphicFramePr>
-            <a:graphicFrameLocks xmlns:a="http://schemas.openxmlformats.org/drawingml/2006/main" noChangeAspect="1"/>
-          </wp:cNvGraphicFramePr>
-          <a:graphic xmlns:a="http://schemas.openxmlformats.org/drawingml/2006/main">
-            <a:graphicData uri="http://schemas.openxmlformats.org/drawingml/2006/picture">
-              <pic:pic xmlns:pic="http://schemas.openxmlformats.org/drawingml/2006/picture">
-                <pic:nvPicPr>
-                  <pic:cNvPr id="1428854869" name="Picture 1" descr=""/>
-                  <pic:cNvPicPr>
-                    <a:picLocks noChangeAspect="1"/>
-                  </pic:cNvPicPr>
-                </pic:nvPicPr>
-                <pic:blipFill>
-                  <a:blip r:embed="rId1">
-                    <a:extLst>
-                      <a:ext uri="{28A0092B-C50C-407E-A947-70E740481C1C}">
-                        <a14:useLocalDpi xmlns:a14="http://schemas.microsoft.com/office/drawing/2010/main" val="0"/>
-                      </a:ext>
-                    </a:extLst>
-                  </a:blip>
-                  <a:stretch>
-                    <a:fillRect/>
-                  </a:stretch>
-                </pic:blipFill>
-                <pic:spPr>
-                  <a:xfrm>
-                    <a:off x="0" y="0"/>
-                    <a:ext cx="523374" cy="457200"/>
-                  </a:xfrm>
-                  <a:prstGeom prst="rect">
-                    <a:avLst/>
-                  </a:prstGeom>
-                </pic:spPr>
-              </pic:pic>
-            </a:graphicData>
-          </a:graphic>
-          <wp14:sizeRelH relativeFrom="margin">
-            <wp14:pctWidth>0</wp14:pctWidth>
-          </wp14:sizeRelH>
-          <wp14:sizeRelV relativeFrom="margin">
-            <wp14:pctHeight>0</wp14:pctHeight>
-          </wp14:sizeRelV>
-        </wp:anchor>
-      </w:drawing>
-    </w:r>
-    <w:r>
-      <w:rPr>
-        <w:noProof/>
-      </w:rPr>
-      <mc:AlternateContent>
-        <mc:Choice Requires="wps">
-          <w:drawing>
-            <wp:anchor distT="0" distB="0" distL="114300" distR="114300" simplePos="0" relativeHeight="251663360" behindDoc="1" locked="0" layoutInCell="1" allowOverlap="1" wp14:anchorId="76194198" wp14:editId="377CA5F0">
-              <wp:simplePos x="0" y="0"/>
-              <wp:positionH relativeFrom="column">
-                <wp:posOffset>6416125</wp:posOffset>
-              </wp:positionH>
-              <wp:positionV relativeFrom="paragraph">
-                <wp:posOffset>-76697</wp:posOffset>
-              </wp:positionV>
-              <wp:extent cx="437050" cy="0"/>
-              <wp:effectExtent l="0" t="12700" r="33020" b="25400"/>
-              <wp:wrapNone/>
-              <wp:docPr id="160056721" name="Straight Connector 1">
-                <adec:decorative val="1"/>
-              </wp:docPr>
-              <wp:cNvGraphicFramePr/>
-              <a:graphic xmlns:a="http://schemas.openxmlformats.org/drawingml/2006/main">
-                <a:graphicData uri="http://schemas.microsoft.com/office/word/2010/wordprocessingShape">
-                  <wps:wsp>
-                    <wps:cNvCnPr/>
-                    <wps:spPr>
-                      <a:xfrm>
-                        <a:off x="0" y="0"/>
-                        <a:ext cx="437050" cy="0"/>
-                      </a:xfrm>
-                      <a:prstGeom prst="line">
-                        <a:avLst/>
-                      </a:prstGeom>
-                      <a:ln w="38100"/>
-                    </wps:spPr>
-                    <wps:style>
-                      <a:lnRef idx="3">
-                        <a:schemeClr val="dk1"/>
-                      </a:lnRef>
-                      <a:fillRef idx="0">
-                        <a:schemeClr val="dk1"/>
-                      </a:fillRef>
-                      <a:effectRef idx="2">
-                        <a:schemeClr val="dk1"/>
-                      </a:effectRef>
-                      <a:fontRef idx="minor">
-                        <a:schemeClr val="tx1"/>
-                      </a:fontRef>
-                    </wps:style>
-                    <wps:bodyPr/>
-                  </wps:wsp>
-                </a:graphicData>
-              </a:graphic>
-            </wp:anchor>
-          </w:drawing>
-        </mc:Choice>
-        <mc:Fallback>
-          <w:pict>
-            <v:line w14:anchorId="61EE608E" id="Straight Connector 1" o:spid="_x0000_s1026" style="position:absolute;z-index:-251653120;visibility:visible;mso-wrap-style:square;mso-wrap-distance-left:9pt;mso-wrap-distance-top:0;mso-wrap-distance-right:9pt;mso-wrap-distance-bottom:0;mso-position-horizontal:absolute;mso-position-horizontal-relative:text;mso-position-vertical:absolute;mso-position-vertical-relative:text" from="505.2pt,-6.05pt" to="539.6pt,-6.05pt" o:gfxdata="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" strokecolor="black [3200]" strokeweight="3pt">
-              <v:stroke joinstyle="miter"/>
-            </v:line>
-          </w:pict>
-        </mc:Fallback>
-      </mc:AlternateContent>
-    </w:r>
-    <w:r>
-      <w:rPr>
-        <w:noProof/>
-      </w:rPr>
-      <mc:AlternateContent>
-        <mc:Choice Requires="wps">
-          <w:drawing>
-            <wp:anchor distT="0" distB="0" distL="114300" distR="114300" simplePos="0" relativeHeight="251664384" behindDoc="1" locked="0" layoutInCell="1" allowOverlap="1" wp14:anchorId="2470D6F5" wp14:editId="5BB71F83">
-              <wp:simplePos x="0" y="0"/>
-              <wp:positionH relativeFrom="column">
-                <wp:posOffset>-914400</wp:posOffset>
-              </wp:positionH>
-              <wp:positionV relativeFrom="paragraph">
-                <wp:posOffset>-76697</wp:posOffset>
-              </wp:positionV>
-              <wp:extent cx="7010400" cy="0"/>
-              <wp:effectExtent l="0" t="12700" r="25400" b="25400"/>
-              <wp:wrapNone/>
-              <wp:docPr id="1347243333" name="Straight Connector 1">
-                <adec:decorative val="1"/>
-              </wp:docPr>
-              <wp:cNvGraphicFramePr/>
-              <a:graphic xmlns:a="http://schemas.openxmlformats.org/drawingml/2006/main">
-                <a:graphicData uri="http://schemas.microsoft.com/office/word/2010/wordprocessingShape">
-                  <wps:wsp>
-                    <wps:cNvCnPr/>
-                    <wps:spPr>
-                      <a:xfrm>
-                        <a:off x="0" y="0"/>
-                        <a:ext cx="7010400" cy="0"/>
-                      </a:xfrm>
-                      <a:prstGeom prst="line">
-                        <a:avLst/>
-                      </a:prstGeom>
-                      <a:ln w="38100"/>
-                    </wps:spPr>
-                    <wps:style>
-                      <a:lnRef idx="3">
-                        <a:schemeClr val="dk1"/>
-                      </a:lnRef>
-                      <a:fillRef idx="0">
-                        <a:schemeClr val="dk1"/>
-                      </a:fillRef>
-                      <a:effectRef idx="2">
-                        <a:schemeClr val="dk1"/>
-                      </a:effectRef>
-                      <a:fontRef idx="minor">
-                        <a:schemeClr val="tx1"/>
-                      </a:fontRef>
-                    </wps:style>
-                    <wps:bodyPr/>
-                  </wps:wsp>
-                </a:graphicData>
-              </a:graphic>
-            </wp:anchor>
-          </w:drawing>
-        </mc:Choice>
-        <mc:Fallback>
-          <w:pict>
-            <v:line w14:anchorId="2D0A0F32" id="Straight Connector 1" o:spid="_x0000_s1026" style="position:absolute;z-index:-251652096;visibility:visible;mso-wrap-style:square;mso-wrap-distance-left:9pt;mso-wrap-distance-top:0;mso-wrap-distance-right:9pt;mso-wrap-distance-bottom:0;mso-position-horizontal:absolute;mso-position-horizontal-relative:text;mso-position-vertical:absolute;mso-position-vertical-relative:text" from="-1in,-6.05pt" to="480pt,-6.05pt" o:gfxdata="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" strokecolor="black [3200]" strokeweight="3pt">
-              <v:stroke joinstyle="miter"/>
-            </v:line>
-          </w:pict>
-        </mc:Fallback>
-      </mc:AlternateContent>
-    </w:r>
-    <w:r>
-      <w:t>PSYC350</w:t>
-    </w:r>
-    <w:r>
-      <w:t xml:space="preserve"> L</w:t>
-    </w:r>
-    <w:r>
-      <w:t>AB</w:t>
-    </w:r>
   </w:p>
 </w:hdr>
 </file>
@@ -13547,7 +13327,7 @@
     <w:tmpl w:val="421A2B20"/>
     <w:lvl w:ilvl="0">
       <w:numFmt w:val="bullet"/>
-      <w:lvlText w:val=""/>
+      <w:lvlText w:val="•"/>
       <w:lvlJc w:val="left"/>
       <w:pPr>
         <w:ind w:hanging="360" w:left="720"/>
@@ -13558,7 +13338,7 @@
     </w:lvl>
     <w:lvl w:ilvl="1">
       <w:numFmt w:val="bullet"/>
-      <w:lvlText w:val="o"/>
+      <w:lvlText w:val="◦"/>
       <w:lvlJc w:val="left"/>
       <w:pPr>
         <w:ind w:hanging="360" w:left="1440"/>
@@ -13569,7 +13349,7 @@
     </w:lvl>
     <w:lvl w:ilvl="2">
       <w:numFmt w:val="bullet"/>
-      <w:lvlText w:val=""/>
+      <w:lvlText w:val="▪"/>
       <w:lvlJc w:val="left"/>
       <w:pPr>
         <w:ind w:hanging="360" w:left="2160"/>
@@ -13580,7 +13360,7 @@
     </w:lvl>
     <w:lvl w:ilvl="3">
       <w:numFmt w:val="bullet"/>
-      <w:lvlText w:val=""/>
+      <w:lvlText w:val="•"/>
       <w:lvlJc w:val="left"/>
       <w:pPr>
         <w:ind w:hanging="360" w:left="2880"/>
@@ -13591,7 +13371,7 @@
     </w:lvl>
     <w:lvl w:ilvl="4">
       <w:numFmt w:val="bullet"/>
-      <w:lvlText w:val="o"/>
+      <w:lvlText w:val="◦"/>
       <w:lvlJc w:val="left"/>
       <w:pPr>
         <w:ind w:hanging="360" w:left="3600"/>
@@ -13602,7 +13382,7 @@
     </w:lvl>
     <w:lvl w:ilvl="5">
       <w:numFmt w:val="bullet"/>
-      <w:lvlText w:val=""/>
+      <w:lvlText w:val="▪"/>
       <w:lvlJc w:val="left"/>
       <w:pPr>
         <w:ind w:hanging="360" w:left="4320"/>
@@ -13613,7 +13393,7 @@
     </w:lvl>
     <w:lvl w:ilvl="6">
       <w:numFmt w:val="bullet"/>
-      <w:lvlText w:val=""/>
+      <w:lvlText w:val="•"/>
       <w:lvlJc w:val="left"/>
       <w:pPr>
         <w:ind w:hanging="360" w:left="5040"/>
@@ -13624,7 +13404,7 @@
     </w:lvl>
     <w:lvl w:ilvl="7">
       <w:numFmt w:val="bullet"/>
-      <w:lvlText w:val="o"/>
+      <w:lvlText w:val="◦"/>
       <w:lvlJc w:val="left"/>
       <w:pPr>
         <w:ind w:hanging="360" w:left="5760"/>
@@ -13635,7 +13415,7 @@
     </w:lvl>
     <w:lvl w:ilvl="8">
       <w:numFmt w:val="bullet"/>
-      <w:lvlText w:val=""/>
+      <w:lvlText w:val="▪"/>
       <w:lvlJc w:val="left"/>
       <w:pPr>
         <w:ind w:hanging="360" w:left="6480"/>
@@ -18332,7 +18112,15 @@
       <w:lvlJc w:val="left"/>
       <w:pPr>
         <w:ind w:left="720" w:hanging="360"/>
-      </w:pPr>
+        <w:spacing w:before="0" w:after="120" w:line="288" w:lineRule="auto"/>
+      </w:pPr>
+      <w:rPr>
+        <w:rFonts w:ascii="Arial" w:hAnsi="Arial" w:cs="Arial" w:eastAsia="Arial"/>
+        <w:sz w:val="23"/>
+        <w:szCs w:val="23"/>
+        <w:color w:val="222222"/>
+      </w:rPr>
+      <w:suff w:val="tab"/>
     </w:lvl>
     <w:lvl w:ilvl="1">
       <w:numFmt w:val="bullet"/>
@@ -18340,7 +18128,15 @@
       <w:lvlJc w:val="left"/>
       <w:pPr>
         <w:ind w:left="1440" w:hanging="360"/>
-      </w:pPr>
+        <w:spacing w:before="0" w:after="120" w:line="288" w:lineRule="auto"/>
+      </w:pPr>
+      <w:rPr>
+        <w:rFonts w:ascii="Arial" w:hAnsi="Arial" w:cs="Arial" w:eastAsia="Arial"/>
+        <w:sz w:val="23"/>
+        <w:szCs w:val="23"/>
+        <w:color w:val="222222"/>
+      </w:rPr>
+      <w:suff w:val="tab"/>
     </w:lvl>
     <w:lvl w:ilvl="2">
       <w:numFmt w:val="bullet"/>
@@ -18348,7 +18144,15 @@
       <w:lvlJc w:val="left"/>
       <w:pPr>
         <w:ind w:left="2160" w:hanging="360"/>
-      </w:pPr>
+        <w:spacing w:before="0" w:after="120" w:line="288" w:lineRule="auto"/>
+      </w:pPr>
+      <w:rPr>
+        <w:rFonts w:ascii="Arial" w:hAnsi="Arial" w:cs="Arial" w:eastAsia="Arial"/>
+        <w:sz w:val="23"/>
+        <w:szCs w:val="23"/>
+        <w:color w:val="222222"/>
+      </w:rPr>
+      <w:suff w:val="tab"/>
     </w:lvl>
     <w:lvl w:ilvl="3">
       <w:numFmt w:val="bullet"/>
@@ -18356,7 +18160,15 @@
       <w:lvlJc w:val="left"/>
       <w:pPr>
         <w:ind w:left="2880" w:hanging="360"/>
-      </w:pPr>
+        <w:spacing w:before="0" w:after="120" w:line="288" w:lineRule="auto"/>
+      </w:pPr>
+      <w:rPr>
+        <w:rFonts w:ascii="Arial" w:hAnsi="Arial" w:cs="Arial" w:eastAsia="Arial"/>
+        <w:sz w:val="23"/>
+        <w:szCs w:val="23"/>
+        <w:color w:val="222222"/>
+      </w:rPr>
+      <w:suff w:val="tab"/>
     </w:lvl>
     <w:lvl w:ilvl="4">
       <w:numFmt w:val="bullet"/>
@@ -18364,7 +18176,15 @@
       <w:lvlJc w:val="left"/>
       <w:pPr>
         <w:ind w:left="3600" w:hanging="360"/>
-      </w:pPr>
+        <w:spacing w:before="0" w:after="120" w:line="288" w:lineRule="auto"/>
+      </w:pPr>
+      <w:rPr>
+        <w:rFonts w:ascii="Arial" w:hAnsi="Arial" w:cs="Arial" w:eastAsia="Arial"/>
+        <w:sz w:val="23"/>
+        <w:szCs w:val="23"/>
+        <w:color w:val="222222"/>
+      </w:rPr>
+      <w:suff w:val="tab"/>
     </w:lvl>
     <w:lvl w:ilvl="5">
       <w:numFmt w:val="bullet"/>
@@ -18372,7 +18192,15 @@
       <w:lvlJc w:val="left"/>
       <w:pPr>
         <w:ind w:left="4320" w:hanging="360"/>
-      </w:pPr>
+        <w:spacing w:before="0" w:after="120" w:line="288" w:lineRule="auto"/>
+      </w:pPr>
+      <w:rPr>
+        <w:rFonts w:ascii="Arial" w:hAnsi="Arial" w:cs="Arial" w:eastAsia="Arial"/>
+        <w:sz w:val="23"/>
+        <w:szCs w:val="23"/>
+        <w:color w:val="222222"/>
+      </w:rPr>
+      <w:suff w:val="tab"/>
     </w:lvl>
     <w:lvl w:ilvl="6">
       <w:numFmt w:val="bullet"/>
@@ -18380,7 +18208,15 @@
       <w:lvlJc w:val="left"/>
       <w:pPr>
         <w:ind w:left="5040" w:hanging="360"/>
-      </w:pPr>
+        <w:spacing w:before="0" w:after="120" w:line="288" w:lineRule="auto"/>
+      </w:pPr>
+      <w:rPr>
+        <w:rFonts w:ascii="Arial" w:hAnsi="Arial" w:cs="Arial" w:eastAsia="Arial"/>
+        <w:sz w:val="23"/>
+        <w:szCs w:val="23"/>
+        <w:color w:val="222222"/>
+      </w:rPr>
+      <w:suff w:val="tab"/>
     </w:lvl>
     <w:lvl w:ilvl="7">
       <w:numFmt w:val="bullet"/>
@@ -18388,7 +18224,15 @@
       <w:lvlJc w:val="left"/>
       <w:pPr>
         <w:ind w:left="5760" w:hanging="360"/>
-      </w:pPr>
+        <w:spacing w:before="0" w:after="120" w:line="288" w:lineRule="auto"/>
+      </w:pPr>
+      <w:rPr>
+        <w:rFonts w:ascii="Arial" w:hAnsi="Arial" w:cs="Arial" w:eastAsia="Arial"/>
+        <w:sz w:val="23"/>
+        <w:szCs w:val="23"/>
+        <w:color w:val="222222"/>
+      </w:rPr>
+      <w:suff w:val="tab"/>
     </w:lvl>
     <w:lvl w:ilvl="8">
       <w:numFmt w:val="bullet"/>
@@ -18396,113 +18240,166 @@
       <w:lvlJc w:val="left"/>
       <w:pPr>
         <w:ind w:left="6480" w:hanging="360"/>
-      </w:pPr>
+        <w:spacing w:before="0" w:after="120" w:line="288" w:lineRule="auto"/>
+      </w:pPr>
+      <w:rPr>
+        <w:rFonts w:ascii="Arial" w:hAnsi="Arial" w:cs="Arial" w:eastAsia="Arial"/>
+        <w:sz w:val="23"/>
+        <w:szCs w:val="23"/>
+        <w:color w:val="222222"/>
+      </w:rPr>
+      <w:suff w:val="tab"/>
     </w:lvl>
   </w:abstractNum>
-  <w:abstractNum w:abstractNumId="991">
+  <w:abstractNum w:abstractNumId="100">
     <w:nsid w:val="0000A991"/>
     <w:multiLevelType w:val="multilevel"/>
     <w:lvl w:ilvl="0">
       <w:numFmt w:val="bullet"/>
-      <w:lvlText w:val=""/>
+      <w:lvlText w:val="•"/>
       <w:lvlJc w:val="left"/>
       <w:pPr>
         <w:ind w:left="720" w:hanging="360"/>
-      </w:pPr>
-      <w:rPr>
-        <w:rFonts w:ascii="Symbol" w:hAnsi="Symbol" w:cs="Symbol" w:hint="default"/>
-      </w:rPr>
+        <w:spacing w:before="0" w:after="120" w:line="288" w:lineRule="auto"/>
+      </w:pPr>
+      <w:rPr>
+        <w:rFonts w:ascii="Arial" w:hAnsi="Arial" w:cs="Arial" w:hint="default" w:eastAsia="Arial"/>
+        <w:sz w:val="23"/>
+        <w:szCs w:val="23"/>
+        <w:color w:val="222222"/>
+      </w:rPr>
+      <w:suff w:val="tab"/>
     </w:lvl>
     <w:lvl w:ilvl="1">
       <w:numFmt w:val="bullet"/>
-      <w:lvlText w:val="o"/>
+      <w:lvlText w:val="◦"/>
       <w:lvlJc w:val="left"/>
       <w:pPr>
         <w:ind w:left="1440" w:hanging="360"/>
-      </w:pPr>
-      <w:rPr>
-        <w:rFonts w:ascii="Courier New" w:hAnsi="Courier New" w:cs="Courier New" w:hint="default"/>
-      </w:rPr>
+        <w:spacing w:before="0" w:after="120" w:line="288" w:lineRule="auto"/>
+      </w:pPr>
+      <w:rPr>
+        <w:rFonts w:ascii="Arial" w:hAnsi="Arial" w:cs="Arial" w:hint="default" w:eastAsia="Arial"/>
+        <w:sz w:val="23"/>
+        <w:szCs w:val="23"/>
+        <w:color w:val="222222"/>
+      </w:rPr>
+      <w:suff w:val="tab"/>
     </w:lvl>
     <w:lvl w:ilvl="2">
       <w:numFmt w:val="bullet"/>
-      <w:lvlText w:val=""/>
+      <w:lvlText w:val="▪"/>
       <w:lvlJc w:val="left"/>
       <w:pPr>
         <w:ind w:left="2160" w:hanging="360"/>
-      </w:pPr>
-      <w:rPr>
-        <w:rFonts w:ascii="Wingdings" w:hAnsi="Wingdings" w:cs="Wingdings" w:hint="default"/>
-      </w:rPr>
+        <w:spacing w:before="0" w:after="120" w:line="288" w:lineRule="auto"/>
+      </w:pPr>
+      <w:rPr>
+        <w:rFonts w:ascii="Arial" w:hAnsi="Arial" w:cs="Arial" w:hint="default" w:eastAsia="Arial"/>
+        <w:sz w:val="23"/>
+        <w:szCs w:val="23"/>
+        <w:color w:val="222222"/>
+      </w:rPr>
+      <w:suff w:val="tab"/>
     </w:lvl>
     <w:lvl w:ilvl="3">
       <w:numFmt w:val="bullet"/>
-      <w:lvlText w:val=""/>
+      <w:lvlText w:val="•"/>
       <w:lvlJc w:val="left"/>
       <w:pPr>
         <w:ind w:left="2880" w:hanging="360"/>
-      </w:pPr>
-      <w:rPr>
-        <w:rFonts w:ascii="Symbol" w:hAnsi="Symbol" w:cs="Symbol" w:hint="default"/>
-      </w:rPr>
+        <w:spacing w:before="0" w:after="120" w:line="288" w:lineRule="auto"/>
+      </w:pPr>
+      <w:rPr>
+        <w:rFonts w:ascii="Arial" w:hAnsi="Arial" w:cs="Arial" w:hint="default" w:eastAsia="Arial"/>
+        <w:sz w:val="23"/>
+        <w:szCs w:val="23"/>
+        <w:color w:val="222222"/>
+      </w:rPr>
+      <w:suff w:val="tab"/>
     </w:lvl>
     <w:lvl w:ilvl="4">
       <w:numFmt w:val="bullet"/>
-      <w:lvlText w:val="o"/>
+      <w:lvlText w:val="◦"/>
       <w:lvlJc w:val="left"/>
       <w:pPr>
         <w:ind w:left="3600" w:hanging="360"/>
-      </w:pPr>
-      <w:rPr>
-        <w:rFonts w:ascii="Courier New" w:hAnsi="Courier New" w:cs="Courier New" w:hint="default"/>
-      </w:rPr>
+        <w:spacing w:before="0" w:after="120" w:line="288" w:lineRule="auto"/>
+      </w:pPr>
+      <w:rPr>
+        <w:rFonts w:ascii="Arial" w:hAnsi="Arial" w:cs="Arial" w:hint="default" w:eastAsia="Arial"/>
+        <w:sz w:val="23"/>
+        <w:szCs w:val="23"/>
+        <w:color w:val="222222"/>
+      </w:rPr>
+      <w:suff w:val="tab"/>
     </w:lvl>
     <w:lvl w:ilvl="5">
       <w:numFmt w:val="bullet"/>
-      <w:lvlText w:val=""/>
+      <w:lvlText w:val="▪"/>
       <w:lvlJc w:val="left"/>
       <w:pPr>
         <w:ind w:left="4320" w:hanging="360"/>
-      </w:pPr>
-      <w:rPr>
-        <w:rFonts w:ascii="Wingdings" w:hAnsi="Wingdings" w:cs="Wingdings" w:hint="default"/>
-      </w:rPr>
+        <w:spacing w:before="0" w:after="120" w:line="288" w:lineRule="auto"/>
+      </w:pPr>
+      <w:rPr>
+        <w:rFonts w:ascii="Arial" w:hAnsi="Arial" w:cs="Arial" w:hint="default" w:eastAsia="Arial"/>
+        <w:sz w:val="23"/>
+        <w:szCs w:val="23"/>
+        <w:color w:val="222222"/>
+      </w:rPr>
+      <w:suff w:val="tab"/>
     </w:lvl>
     <w:lvl w:ilvl="6">
       <w:numFmt w:val="bullet"/>
-      <w:lvlText w:val=""/>
+      <w:lvlText w:val="•"/>
       <w:lvlJc w:val="left"/>
       <w:pPr>
         <w:ind w:left="5040" w:hanging="360"/>
-      </w:pPr>
-      <w:rPr>
-        <w:rFonts w:ascii="Symbol" w:hAnsi="Symbol" w:cs="Symbol" w:hint="default"/>
-      </w:rPr>
+        <w:spacing w:before="0" w:after="120" w:line="288" w:lineRule="auto"/>
+      </w:pPr>
+      <w:rPr>
+        <w:rFonts w:ascii="Arial" w:hAnsi="Arial" w:cs="Arial" w:hint="default" w:eastAsia="Arial"/>
+        <w:sz w:val="23"/>
+        <w:szCs w:val="23"/>
+        <w:color w:val="222222"/>
+      </w:rPr>
+      <w:suff w:val="tab"/>
     </w:lvl>
     <w:lvl w:ilvl="7">
       <w:numFmt w:val="bullet"/>
-      <w:lvlText w:val="o"/>
+      <w:lvlText w:val="◦"/>
       <w:lvlJc w:val="left"/>
       <w:pPr>
         <w:ind w:left="5760" w:hanging="360"/>
-      </w:pPr>
-      <w:rPr>
-        <w:rFonts w:ascii="Courier New" w:hAnsi="Courier New" w:cs="Courier New" w:hint="default"/>
-      </w:rPr>
+        <w:spacing w:before="0" w:after="120" w:line="288" w:lineRule="auto"/>
+      </w:pPr>
+      <w:rPr>
+        <w:rFonts w:ascii="Arial" w:hAnsi="Arial" w:cs="Arial" w:hint="default" w:eastAsia="Arial"/>
+        <w:sz w:val="23"/>
+        <w:szCs w:val="23"/>
+        <w:color w:val="222222"/>
+      </w:rPr>
+      <w:suff w:val="tab"/>
     </w:lvl>
     <w:lvl w:ilvl="8">
       <w:numFmt w:val="bullet"/>
-      <w:lvlText w:val=""/>
+      <w:lvlText w:val="▪"/>
       <w:lvlJc w:val="left"/>
       <w:pPr>
         <w:ind w:left="6480" w:hanging="360"/>
-      </w:pPr>
-      <w:rPr>
-        <w:rFonts w:ascii="Wingdings" w:hAnsi="Wingdings" w:cs="Wingdings" w:hint="default"/>
-      </w:rPr>
+        <w:spacing w:before="0" w:after="120" w:line="288" w:lineRule="auto"/>
+      </w:pPr>
+      <w:rPr>
+        <w:rFonts w:ascii="Arial" w:hAnsi="Arial" w:cs="Arial" w:hint="default" w:eastAsia="Arial"/>
+        <w:sz w:val="23"/>
+        <w:szCs w:val="23"/>
+        <w:color w:val="222222"/>
+      </w:rPr>
+      <w:suff w:val="tab"/>
     </w:lvl>
   </w:abstractNum>
-  <w:abstractNum w:abstractNumId="99711">
+  <w:abstractNum w:abstractNumId="101">
     <w:nsid w:val="00A99711"/>
     <w:multiLevelType w:val="multilevel"/>
     <w:lvl w:ilvl="0">
@@ -18512,7 +18409,15 @@
       <w:lvlJc w:val="left"/>
       <w:pPr>
         <w:ind w:left="720" w:hanging="360"/>
-      </w:pPr>
+        <w:spacing w:before="0" w:after="120" w:line="288" w:lineRule="auto"/>
+      </w:pPr>
+      <w:rPr>
+        <w:rFonts w:ascii="Arial" w:hAnsi="Arial" w:cs="Arial" w:eastAsia="Arial"/>
+        <w:sz w:val="23"/>
+        <w:szCs w:val="23"/>
+        <w:color w:val="222222"/>
+      </w:rPr>
+      <w:suff w:val="tab"/>
     </w:lvl>
     <w:lvl w:ilvl="1">
       <w:start w:val="1"/>
@@ -18521,7 +18426,15 @@
       <w:lvlJc w:val="left"/>
       <w:pPr>
         <w:ind w:left="1440" w:hanging="360"/>
-      </w:pPr>
+        <w:spacing w:before="0" w:after="120" w:line="288" w:lineRule="auto"/>
+      </w:pPr>
+      <w:rPr>
+        <w:rFonts w:ascii="Arial" w:hAnsi="Arial" w:cs="Arial" w:eastAsia="Arial"/>
+        <w:sz w:val="23"/>
+        <w:szCs w:val="23"/>
+        <w:color w:val="222222"/>
+      </w:rPr>
+      <w:suff w:val="tab"/>
     </w:lvl>
     <w:lvl w:ilvl="2">
       <w:start w:val="1"/>
@@ -18530,7 +18443,15 @@
       <w:lvlJc w:val="left"/>
       <w:pPr>
         <w:ind w:left="2160" w:hanging="360"/>
-      </w:pPr>
+        <w:spacing w:before="0" w:after="120" w:line="288" w:lineRule="auto"/>
+      </w:pPr>
+      <w:rPr>
+        <w:rFonts w:ascii="Arial" w:hAnsi="Arial" w:cs="Arial" w:eastAsia="Arial"/>
+        <w:sz w:val="23"/>
+        <w:szCs w:val="23"/>
+        <w:color w:val="222222"/>
+      </w:rPr>
+      <w:suff w:val="tab"/>
     </w:lvl>
     <w:lvl w:ilvl="3">
       <w:start w:val="1"/>
@@ -18539,7 +18460,15 @@
       <w:lvlJc w:val="left"/>
       <w:pPr>
         <w:ind w:left="2880" w:hanging="360"/>
-      </w:pPr>
+        <w:spacing w:before="0" w:after="120" w:line="288" w:lineRule="auto"/>
+      </w:pPr>
+      <w:rPr>
+        <w:rFonts w:ascii="Arial" w:hAnsi="Arial" w:cs="Arial" w:eastAsia="Arial"/>
+        <w:sz w:val="23"/>
+        <w:szCs w:val="23"/>
+        <w:color w:val="222222"/>
+      </w:rPr>
+      <w:suff w:val="tab"/>
     </w:lvl>
     <w:lvl w:ilvl="4">
       <w:start w:val="1"/>
@@ -18548,7 +18477,15 @@
       <w:lvlJc w:val="left"/>
       <w:pPr>
         <w:ind w:left="3600" w:hanging="360"/>
-      </w:pPr>
+        <w:spacing w:before="0" w:after="120" w:line="288" w:lineRule="auto"/>
+      </w:pPr>
+      <w:rPr>
+        <w:rFonts w:ascii="Arial" w:hAnsi="Arial" w:cs="Arial" w:eastAsia="Arial"/>
+        <w:sz w:val="23"/>
+        <w:szCs w:val="23"/>
+        <w:color w:val="222222"/>
+      </w:rPr>
+      <w:suff w:val="tab"/>
     </w:lvl>
     <w:lvl w:ilvl="5">
       <w:start w:val="1"/>
@@ -18557,7 +18494,15 @@
       <w:lvlJc w:val="left"/>
       <w:pPr>
         <w:ind w:left="4320" w:hanging="360"/>
-      </w:pPr>
+        <w:spacing w:before="0" w:after="120" w:line="288" w:lineRule="auto"/>
+      </w:pPr>
+      <w:rPr>
+        <w:rFonts w:ascii="Arial" w:hAnsi="Arial" w:cs="Arial" w:eastAsia="Arial"/>
+        <w:sz w:val="23"/>
+        <w:szCs w:val="23"/>
+        <w:color w:val="222222"/>
+      </w:rPr>
+      <w:suff w:val="tab"/>
     </w:lvl>
     <w:lvl w:ilvl="6">
       <w:start w:val="1"/>
@@ -18566,7 +18511,15 @@
       <w:lvlJc w:val="left"/>
       <w:pPr>
         <w:ind w:left="5040" w:hanging="360"/>
-      </w:pPr>
+        <w:spacing w:before="0" w:after="120" w:line="288" w:lineRule="auto"/>
+      </w:pPr>
+      <w:rPr>
+        <w:rFonts w:ascii="Arial" w:hAnsi="Arial" w:cs="Arial" w:eastAsia="Arial"/>
+        <w:sz w:val="23"/>
+        <w:szCs w:val="23"/>
+        <w:color w:val="222222"/>
+      </w:rPr>
+      <w:suff w:val="tab"/>
     </w:lvl>
     <w:lvl w:ilvl="7">
       <w:start w:val="1"/>
@@ -18575,7 +18528,15 @@
       <w:lvlJc w:val="left"/>
       <w:pPr>
         <w:ind w:left="5760" w:hanging="360"/>
-      </w:pPr>
+        <w:spacing w:before="0" w:after="120" w:line="288" w:lineRule="auto"/>
+      </w:pPr>
+      <w:rPr>
+        <w:rFonts w:ascii="Arial" w:hAnsi="Arial" w:cs="Arial" w:eastAsia="Arial"/>
+        <w:sz w:val="23"/>
+        <w:szCs w:val="23"/>
+        <w:color w:val="222222"/>
+      </w:rPr>
+      <w:suff w:val="tab"/>
     </w:lvl>
     <w:lvl w:ilvl="8">
       <w:start w:val="1"/>
@@ -18584,10 +18545,18 @@
       <w:lvlJc w:val="left"/>
       <w:pPr>
         <w:ind w:left="6480" w:hanging="360"/>
-      </w:pPr>
+        <w:spacing w:before="0" w:after="120" w:line="288" w:lineRule="auto"/>
+      </w:pPr>
+      <w:rPr>
+        <w:rFonts w:ascii="Arial" w:hAnsi="Arial" w:cs="Arial" w:eastAsia="Arial"/>
+        <w:sz w:val="23"/>
+        <w:szCs w:val="23"/>
+        <w:color w:val="222222"/>
+      </w:rPr>
+      <w:suff w:val="tab"/>
     </w:lvl>
   </w:abstractNum>
-  <w:abstractNum w:abstractNumId="99712">
+  <w:abstractNum w:abstractNumId="102">
     <w:nsid w:val="00A99712"/>
     <w:multiLevelType w:val="multilevel"/>
     <w:lvl w:ilvl="0">
@@ -18597,7 +18566,15 @@
       <w:lvlJc w:val="left"/>
       <w:pPr>
         <w:ind w:left="720" w:hanging="360"/>
-      </w:pPr>
+        <w:spacing w:before="0" w:after="120" w:line="288" w:lineRule="auto"/>
+      </w:pPr>
+      <w:rPr>
+        <w:rFonts w:ascii="Arial" w:hAnsi="Arial" w:cs="Arial" w:eastAsia="Arial"/>
+        <w:sz w:val="23"/>
+        <w:szCs w:val="23"/>
+        <w:color w:val="222222"/>
+      </w:rPr>
+      <w:suff w:val="tab"/>
     </w:lvl>
     <w:lvl w:ilvl="1">
       <w:start w:val="2"/>
@@ -18606,7 +18583,15 @@
       <w:lvlJc w:val="left"/>
       <w:pPr>
         <w:ind w:left="1440" w:hanging="360"/>
-      </w:pPr>
+        <w:spacing w:before="0" w:after="120" w:line="288" w:lineRule="auto"/>
+      </w:pPr>
+      <w:rPr>
+        <w:rFonts w:ascii="Arial" w:hAnsi="Arial" w:cs="Arial" w:eastAsia="Arial"/>
+        <w:sz w:val="23"/>
+        <w:szCs w:val="23"/>
+        <w:color w:val="222222"/>
+      </w:rPr>
+      <w:suff w:val="tab"/>
     </w:lvl>
     <w:lvl w:ilvl="2">
       <w:start w:val="2"/>
@@ -18615,7 +18600,15 @@
       <w:lvlJc w:val="left"/>
       <w:pPr>
         <w:ind w:left="2160" w:hanging="360"/>
-      </w:pPr>
+        <w:spacing w:before="0" w:after="120" w:line="288" w:lineRule="auto"/>
+      </w:pPr>
+      <w:rPr>
+        <w:rFonts w:ascii="Arial" w:hAnsi="Arial" w:cs="Arial" w:eastAsia="Arial"/>
+        <w:sz w:val="23"/>
+        <w:szCs w:val="23"/>
+        <w:color w:val="222222"/>
+      </w:rPr>
+      <w:suff w:val="tab"/>
     </w:lvl>
     <w:lvl w:ilvl="3">
       <w:start w:val="2"/>
@@ -18624,7 +18617,15 @@
       <w:lvlJc w:val="left"/>
       <w:pPr>
         <w:ind w:left="2880" w:hanging="360"/>
-      </w:pPr>
+        <w:spacing w:before="0" w:after="120" w:line="288" w:lineRule="auto"/>
+      </w:pPr>
+      <w:rPr>
+        <w:rFonts w:ascii="Arial" w:hAnsi="Arial" w:cs="Arial" w:eastAsia="Arial"/>
+        <w:sz w:val="23"/>
+        <w:szCs w:val="23"/>
+        <w:color w:val="222222"/>
+      </w:rPr>
+      <w:suff w:val="tab"/>
     </w:lvl>
     <w:lvl w:ilvl="4">
       <w:start w:val="2"/>
@@ -18633,7 +18634,15 @@
       <w:lvlJc w:val="left"/>
       <w:pPr>
         <w:ind w:left="3600" w:hanging="360"/>
-      </w:pPr>
+        <w:spacing w:before="0" w:after="120" w:line="288" w:lineRule="auto"/>
+      </w:pPr>
+      <w:rPr>
+        <w:rFonts w:ascii="Arial" w:hAnsi="Arial" w:cs="Arial" w:eastAsia="Arial"/>
+        <w:sz w:val="23"/>
+        <w:szCs w:val="23"/>
+        <w:color w:val="222222"/>
+      </w:rPr>
+      <w:suff w:val="tab"/>
     </w:lvl>
     <w:lvl w:ilvl="5">
       <w:start w:val="2"/>
@@ -18642,7 +18651,15 @@
       <w:lvlJc w:val="left"/>
       <w:pPr>
         <w:ind w:left="4320" w:hanging="360"/>
-      </w:pPr>
+        <w:spacing w:before="0" w:after="120" w:line="288" w:lineRule="auto"/>
+      </w:pPr>
+      <w:rPr>
+        <w:rFonts w:ascii="Arial" w:hAnsi="Arial" w:cs="Arial" w:eastAsia="Arial"/>
+        <w:sz w:val="23"/>
+        <w:szCs w:val="23"/>
+        <w:color w:val="222222"/>
+      </w:rPr>
+      <w:suff w:val="tab"/>
     </w:lvl>
     <w:lvl w:ilvl="6">
       <w:start w:val="2"/>
@@ -18651,7 +18668,15 @@
       <w:lvlJc w:val="left"/>
       <w:pPr>
         <w:ind w:left="5040" w:hanging="360"/>
-      </w:pPr>
+        <w:spacing w:before="0" w:after="120" w:line="288" w:lineRule="auto"/>
+      </w:pPr>
+      <w:rPr>
+        <w:rFonts w:ascii="Arial" w:hAnsi="Arial" w:cs="Arial" w:eastAsia="Arial"/>
+        <w:sz w:val="23"/>
+        <w:szCs w:val="23"/>
+        <w:color w:val="222222"/>
+      </w:rPr>
+      <w:suff w:val="tab"/>
     </w:lvl>
     <w:lvl w:ilvl="7">
       <w:start w:val="2"/>
@@ -18660,7 +18685,15 @@
       <w:lvlJc w:val="left"/>
       <w:pPr>
         <w:ind w:left="5760" w:hanging="360"/>
-      </w:pPr>
+        <w:spacing w:before="0" w:after="120" w:line="288" w:lineRule="auto"/>
+      </w:pPr>
+      <w:rPr>
+        <w:rFonts w:ascii="Arial" w:hAnsi="Arial" w:cs="Arial" w:eastAsia="Arial"/>
+        <w:sz w:val="23"/>
+        <w:szCs w:val="23"/>
+        <w:color w:val="222222"/>
+      </w:rPr>
+      <w:suff w:val="tab"/>
     </w:lvl>
     <w:lvl w:ilvl="8">
       <w:start w:val="2"/>
@@ -18669,7 +18702,15 @@
       <w:lvlJc w:val="left"/>
       <w:pPr>
         <w:ind w:left="6480" w:hanging="360"/>
-      </w:pPr>
+        <w:spacing w:before="0" w:after="120" w:line="288" w:lineRule="auto"/>
+      </w:pPr>
+      <w:rPr>
+        <w:rFonts w:ascii="Arial" w:hAnsi="Arial" w:cs="Arial" w:eastAsia="Arial"/>
+        <w:sz w:val="23"/>
+        <w:szCs w:val="23"/>
+        <w:color w:val="222222"/>
+      </w:rPr>
+      <w:suff w:val="tab"/>
     </w:lvl>
   </w:abstractNum>
   <w:num w16cid:durableId="313026888" w:numId="1">
@@ -18888,20 +18929,20 @@
   <w:num w:numId="1000">
     <w:abstractNumId w:val="990"/>
   </w:num>
-  <w:num w:numId="1001">
-    <w:abstractNumId w:val="991"/>
+  <w:num w:numId="100">
+    <w:abstractNumId w:val="100"/>
   </w:num>
-  <w:num w:numId="1002">
-    <w:abstractNumId w:val="991"/>
+  <w:num w:numId="101">
+    <w:abstractNumId w:val="100"/>
   </w:num>
-  <w:num w:numId="1003">
-    <w:abstractNumId w:val="991"/>
+  <w:num w:numId="102">
+    <w:abstractNumId w:val="100"/>
   </w:num>
-  <w:num w:numId="1004">
-    <w:abstractNumId w:val="991"/>
+  <w:num w:numId="103">
+    <w:abstractNumId w:val="100"/>
   </w:num>
-  <w:num w:numId="1005">
-    <w:abstractNumId w:val="99711"/>
+  <w:num w:numId="104">
+    <w:abstractNumId w:val="101"/>
     <w:lvlOverride w:ilvl="0">
       <w:startOverride w:val="1"/>
     </w:lvlOverride>
@@ -18930,8 +18971,8 @@
       <w:startOverride w:val="1"/>
     </w:lvlOverride>
   </w:num>
-  <w:num w:numId="1006">
-    <w:abstractNumId w:val="99712"/>
+  <w:num w:numId="105">
+    <w:abstractNumId w:val="102"/>
     <w:lvlOverride w:ilvl="0">
       <w:startOverride w:val="2"/>
     </w:lvlOverride>
@@ -18960,29 +19001,29 @@
       <w:startOverride w:val="2"/>
     </w:lvlOverride>
   </w:num>
-  <w:num w:numId="1007">
-    <w:abstractNumId w:val="991"/>
+  <w:num w:numId="106">
+    <w:abstractNumId w:val="100"/>
   </w:num>
-  <w:num w:numId="1008">
-    <w:abstractNumId w:val="991"/>
+  <w:num w:numId="107">
+    <w:abstractNumId w:val="100"/>
   </w:num>
-  <w:num w:numId="1009">
-    <w:abstractNumId w:val="991"/>
+  <w:num w:numId="108">
+    <w:abstractNumId w:val="100"/>
   </w:num>
-  <w:num w:numId="1010">
-    <w:abstractNumId w:val="991"/>
+  <w:num w:numId="109">
+    <w:abstractNumId w:val="100"/>
   </w:num>
-  <w:num w:numId="1011">
-    <w:abstractNumId w:val="991"/>
+  <w:num w:numId="110">
+    <w:abstractNumId w:val="100"/>
   </w:num>
-  <w:num w:numId="1012">
-    <w:abstractNumId w:val="991"/>
+  <w:num w:numId="111">
+    <w:abstractNumId w:val="100"/>
   </w:num>
-  <w:num w:numId="1013">
-    <w:abstractNumId w:val="991"/>
+  <w:num w:numId="112">
+    <w:abstractNumId w:val="100"/>
   </w:num>
-  <w:num w:numId="1014">
-    <w:abstractNumId w:val="99711"/>
+  <w:num w:numId="113">
+    <w:abstractNumId w:val="101"/>
     <w:lvlOverride w:ilvl="0">
       <w:startOverride w:val="1"/>
     </w:lvlOverride>
@@ -19011,8 +19052,8 @@
       <w:startOverride w:val="1"/>
     </w:lvlOverride>
   </w:num>
-  <w:num w:numId="1015">
-    <w:abstractNumId w:val="99712"/>
+  <w:num w:numId="114">
+    <w:abstractNumId w:val="102"/>
     <w:lvlOverride w:ilvl="0">
       <w:startOverride w:val="2"/>
     </w:lvlOverride>
@@ -19041,14 +19082,14 @@
       <w:startOverride w:val="2"/>
     </w:lvlOverride>
   </w:num>
-  <w:num w:numId="1016">
-    <w:abstractNumId w:val="991"/>
+  <w:num w:numId="115">
+    <w:abstractNumId w:val="100"/>
   </w:num>
-  <w:num w:numId="1017">
-    <w:abstractNumId w:val="991"/>
+  <w:num w:numId="116">
+    <w:abstractNumId w:val="100"/>
   </w:num>
-  <w:num w:numId="1018">
-    <w:abstractNumId w:val="99711"/>
+  <w:num w:numId="117">
+    <w:abstractNumId w:val="101"/>
     <w:lvlOverride w:ilvl="0">
       <w:startOverride w:val="1"/>
     </w:lvlOverride>
@@ -19077,8 +19118,8 @@
       <w:startOverride w:val="1"/>
     </w:lvlOverride>
   </w:num>
-  <w:num w:numId="1019">
-    <w:abstractNumId w:val="99712"/>
+  <w:num w:numId="118">
+    <w:abstractNumId w:val="102"/>
     <w:lvlOverride w:ilvl="0">
       <w:startOverride w:val="2"/>
     </w:lvlOverride>
@@ -19107,8 +19148,8 @@
       <w:startOverride w:val="2"/>
     </w:lvlOverride>
   </w:num>
-  <w:num w:numId="1020">
-    <w:abstractNumId w:val="991"/>
+  <w:num w:numId="119">
+    <w:abstractNumId w:val="100"/>
   </w:num>
 </w:numbering>
 </file>
@@ -19118,17 +19159,18 @@
   <w:docDefaults>
     <w:rPrDefault>
       <w:rPr>
-        <w:rFonts w:asciiTheme="minorHAnsi" w:cstheme="minorBidi" w:eastAsiaTheme="minorHAnsi" w:hAnsiTheme="minorHAnsi"/>
+        <w:rFonts w:ascii="Arial" w:asciiTheme="minorHAnsi" w:cs="Arial" w:cstheme="minorBidi" w:eastAsia="Arial" w:eastAsiaTheme="minorHAnsi" w:hAnsi="Arial" w:hAnsiTheme="minorHAnsi"/>
         <w:kern w:val="2"/>
-        <w:sz w:val="24"/>
-        <w:szCs w:val="24"/>
+        <w:sz w:val="23"/>
+        <w:szCs w:val="23"/>
         <w:lang w:bidi="ar-SA" w:eastAsia="en-US" w:val="en-US"/>
         <w14:ligatures w14:val="standardContextual"/>
+        <w:color w:val="222222"/>
       </w:rPr>
     </w:rPrDefault>
     <w:pPrDefault>
       <w:pPr>
-        <w:spacing w:after="160" w:line="278" w:lineRule="auto"/>
+        <w:spacing w:after="160" w:before="0" w:line="300" w:lineRule="auto"/>
       </w:pPr>
     </w:pPrDefault>
   </w:docDefaults>
@@ -19514,6 +19556,16 @@
     <w:name w:val="Normal"/>
     <w:qFormat/>
     <w:rsid w:val="00E6184A"/>
+    <w:pPr>
+      <w:spacing w:after="160" w:before="0" w:line="300" w:lineRule="auto"/>
+      <w:widowControl/>
+    </w:pPr>
+    <w:rPr>
+      <w:rFonts w:ascii="Arial" w:cs="Arial" w:eastAsia="Arial" w:hAnsi="Arial"/>
+      <w:sz w:val="23"/>
+      <w:szCs w:val="23"/>
+      <w:color w:val="222222"/>
+    </w:rPr>
   </w:style>
   <w:style w:styleId="Heading1" w:type="paragraph">
     <w:name w:val="heading 1"/>
@@ -19537,7 +19589,7 @@
         <w:right w:color="000000" w:shadow="1" w:space="4" w:sz="4" w:themeColor="text1" w:val="single"/>
       </w:pBdr>
       <w:shd w:color="F2F2F2" w:fill="F2F2F2" w:themeColor="background1" w:themeFill="background1" w:themeFillShade="F2" w:themeShade="F2" w:val="solid"/>
-      <w:spacing w:after="480" w:before="360"/>
+      <w:spacing w:after="200" w:before="360" w:line="300" w:lineRule="auto"/>
       <w:outlineLvl w:val="0"/>
     </w:pPr>
     <w:rPr>
@@ -19563,15 +19615,17 @@
         <w:ilvl w:val="1"/>
         <w:numId w:val="42"/>
       </w:numPr>
-      <w:spacing w:after="80" w:before="160"/>
+      <w:spacing w:after="140" w:before="300" w:line="300" w:lineRule="auto"/>
       <w:outlineLvl w:val="1"/>
+      <w:keepNext/>
+      <w:keepLines/>
     </w:pPr>
     <w:rPr>
-      <w:rFonts w:cstheme="majorBidi" w:eastAsiaTheme="majorEastAsia"/>
+      <w:rFonts w:ascii="Arial" w:cs="Arial" w:cstheme="majorBidi" w:eastAsia="Arial" w:eastAsiaTheme="majorEastAsia" w:hAnsi="Arial"/>
       <w:b/>
-      <w:color w:themeColor="text1" w:val="000000"/>
-      <w:sz w:val="32"/>
-      <w:szCs w:val="32"/>
+      <w:color w:themeColor="text1" w:val="1A1A1A"/>
+      <w:sz w:val="30"/>
+      <w:szCs w:val="30"/>
     </w:rPr>
   </w:style>
   <w:style w:styleId="Heading3" w:type="paragraph">
@@ -19589,13 +19643,16 @@
         <w:ilvl w:val="2"/>
         <w:numId w:val="42"/>
       </w:numPr>
-      <w:spacing w:after="80" w:before="160"/>
+      <w:spacing w:after="120" w:before="240" w:line="288" w:lineRule="auto"/>
       <w:outlineLvl w:val="2"/>
+      <w:keepNext/>
+      <w:keepLines/>
     </w:pPr>
     <w:rPr>
-      <w:color w:themeColor="text1" w:val="000000"/>
-      <w:sz w:val="28"/>
-      <w:szCs w:val="28"/>
+      <w:rFonts w:ascii="Arial" w:cs="Arial" w:eastAsia="Arial" w:hAnsi="Arial"/>
+      <w:color w:themeColor="text1" w:val="333333"/>
+      <w:sz w:val="26"/>
+      <w:szCs w:val="26"/>
     </w:rPr>
   </w:style>
   <w:style w:styleId="Heading4" w:type="paragraph">
@@ -19922,9 +19979,11 @@
     <w:qFormat/>
     <w:rsid w:val="00AC7473"/>
     <w:pPr>
-      <w:spacing w:after="120" w:line="240" w:lineRule="auto"/>
+      <w:spacing w:after="100" w:before="0" w:line="288" w:lineRule="auto"/>
       <w:contextualSpacing/>
       <w:jc w:val="center"/>
+      <w:keepNext/>
+      <w:keepLines/>
     </w:pPr>
     <w:rPr>
       <w:rFonts w:asciiTheme="majorHAnsi" w:cstheme="majorBidi" w:eastAsiaTheme="majorEastAsia" w:hAnsiTheme="majorHAnsi"/>
@@ -19966,9 +20025,12 @@
         <w:ilvl w:val="1"/>
       </w:numPr>
       <w:jc w:val="center"/>
+      <w:spacing w:after="260" w:before="0" w:line="288" w:lineRule="auto"/>
+      <w:keepNext/>
+      <w:keepLines/>
     </w:pPr>
     <w:rPr>
-      <w:rFonts w:asciiTheme="majorHAnsi" w:cstheme="majorBidi" w:eastAsiaTheme="majorEastAsia" w:hAnsiTheme="majorHAnsi"/>
+      <w:rFonts w:ascii="Arial" w:asciiTheme="majorHAnsi" w:cs="Arial" w:cstheme="majorBidi" w:eastAsia="Arial" w:eastAsiaTheme="majorEastAsia" w:hAnsi="Arial" w:hAnsiTheme="majorHAnsi"/>
       <w:color w:themeColor="text1" w:themeTint="A6" w:val="595959"/>
       <w:spacing w:val="15"/>
       <w:sz w:val="28"/>
@@ -20029,7 +20091,14 @@
     <w:pPr>
       <w:ind w:left="720"/>
       <w:contextualSpacing/>
+      <w:spacing w:after="120" w:before="0" w:line="288" w:lineRule="auto"/>
     </w:pPr>
+    <w:rPr>
+      <w:rFonts w:ascii="Arial" w:cs="Arial" w:eastAsia="Arial" w:hAnsi="Arial"/>
+      <w:sz w:val="23"/>
+      <w:szCs w:val="23"/>
+      <w:color w:val="222222"/>
+    </w:rPr>
   </w:style>
   <w:style w:styleId="IntenseEmphasis" w:type="character">
     <w:name w:val="Intense Emphasis"/>
@@ -20201,190 +20270,271 @@
     <w:autoRedefine/>
     <w:qFormat/>
     <w:pPr>
-      <w:shd w:color="auto" w:fill="F1F3F5" w:val="clear"/>
-      <w:wordWrap w:val="0"/>
+      <w:shd w:color="auto" w:fill="F7F7F7" w:val="clear"/>
+      <w:wordWrap w:val="1"/>
+      <w:spacing w:after="160" w:before="120" w:line="264" w:lineRule="auto"/>
+      <w:ind w:left="160" w:right="160"/>
+      <w:pBdr>
+        <w:left w:color="C8102E" w:space="12" w:sz="14" w:val="single"/>
+        <w:top w:color="D9D9D9" w:space="6" w:sz="4" w:val="single"/>
+        <w:bottom w:color="D9D9D9" w:space="6" w:sz="4" w:val="single"/>
+        <w:right w:color="D9D9D9" w:space="6" w:sz="4" w:val="single"/>
+      </w:pBdr>
     </w:pPr>
+    <w:rPr>
+      <w:rFonts w:ascii="Courier New" w:cs="Courier New" w:eastAsia="Courier New" w:hAnsi="Courier New"/>
+      <w:sz w:val="19"/>
+      <w:szCs w:val="19"/>
+      <w:color w:val="1F2937"/>
+    </w:rPr>
   </w:style>
   <w:style w:customStyle="1" w:styleId="KeywordTok" w:type="character">
     <w:name w:val="KeywordTok"/>
     <w:rPr>
+      <w:rFonts w:ascii="Courier New" w:cs="Courier New" w:eastAsia="Courier New" w:hAnsi="Courier New"/>
       <w:b/>
       <w:color w:val="003B4F"/>
-      <w:shd w:color="auto" w:fill="F1F3F5" w:val="clear"/>
+      <w:shd w:color="auto" w:fill="F7F7F7" w:val="clear"/>
+      <w:sz w:val="19"/>
+      <w:szCs w:val="19"/>
     </w:rPr>
   </w:style>
   <w:style w:customStyle="1" w:styleId="DataTypeTok" w:type="character">
     <w:name w:val="DataTypeTok"/>
     <w:rsid w:val="008B5ADE"/>
     <w:rPr>
-      <w:rFonts w:asciiTheme="minorHAnsi" w:hAnsiTheme="minorHAnsi"/>
+      <w:rFonts w:ascii="Courier New" w:asciiTheme="minorHAnsi" w:cs="Courier New" w:eastAsia="Courier New" w:hAnsi="Courier New" w:hAnsiTheme="minorHAnsi"/>
       <w:color w:val="AD0000"/>
-      <w:shd w:color="auto" w:fill="F1F3F5" w:val="clear"/>
+      <w:shd w:color="auto" w:fill="F7F7F7" w:val="clear"/>
+      <w:sz w:val="19"/>
+      <w:szCs w:val="19"/>
     </w:rPr>
   </w:style>
   <w:style w:customStyle="1" w:styleId="DecValTok" w:type="character">
     <w:name w:val="DecValTok"/>
     <w:rPr>
+      <w:rFonts w:ascii="Courier New" w:cs="Courier New" w:eastAsia="Courier New" w:hAnsi="Courier New"/>
       <w:color w:val="AD0000"/>
-      <w:shd w:color="auto" w:fill="F1F3F5" w:val="clear"/>
+      <w:shd w:color="auto" w:fill="F7F7F7" w:val="clear"/>
+      <w:sz w:val="19"/>
+      <w:szCs w:val="19"/>
     </w:rPr>
   </w:style>
   <w:style w:customStyle="1" w:styleId="BaseNTok" w:type="character">
     <w:name w:val="BaseNTok"/>
     <w:rsid w:val="008B5ADE"/>
     <w:rPr>
-      <w:rFonts w:asciiTheme="minorHAnsi" w:hAnsiTheme="minorHAnsi"/>
+      <w:rFonts w:ascii="Courier New" w:asciiTheme="minorHAnsi" w:cs="Courier New" w:eastAsia="Courier New" w:hAnsi="Courier New" w:hAnsiTheme="minorHAnsi"/>
       <w:color w:val="AD0000"/>
-      <w:shd w:color="auto" w:fill="F1F3F5" w:val="clear"/>
+      <w:shd w:color="auto" w:fill="F7F7F7" w:val="clear"/>
+      <w:sz w:val="19"/>
+      <w:szCs w:val="19"/>
     </w:rPr>
   </w:style>
   <w:style w:customStyle="1" w:styleId="FloatTok" w:type="character">
     <w:name w:val="FloatTok"/>
     <w:rPr>
+      <w:rFonts w:ascii="Courier New" w:cs="Courier New" w:eastAsia="Courier New" w:hAnsi="Courier New"/>
       <w:color w:val="AD0000"/>
-      <w:shd w:color="auto" w:fill="F1F3F5" w:val="clear"/>
+      <w:shd w:color="auto" w:fill="F7F7F7" w:val="clear"/>
+      <w:sz w:val="19"/>
+      <w:szCs w:val="19"/>
     </w:rPr>
   </w:style>
   <w:style w:customStyle="1" w:styleId="ConstantTok" w:type="character">
     <w:name w:val="ConstantTok"/>
     <w:rPr>
+      <w:rFonts w:ascii="Courier New" w:cs="Courier New" w:eastAsia="Courier New" w:hAnsi="Courier New"/>
       <w:color w:val="8F5902"/>
-      <w:shd w:color="auto" w:fill="F1F3F5" w:val="clear"/>
+      <w:shd w:color="auto" w:fill="F7F7F7" w:val="clear"/>
+      <w:sz w:val="19"/>
+      <w:szCs w:val="19"/>
     </w:rPr>
   </w:style>
   <w:style w:customStyle="1" w:styleId="CharTok" w:type="character">
     <w:name w:val="CharTok"/>
     <w:rsid w:val="008B5ADE"/>
     <w:rPr>
-      <w:rFonts w:asciiTheme="minorHAnsi" w:hAnsiTheme="minorHAnsi"/>
+      <w:rFonts w:ascii="Courier New" w:asciiTheme="minorHAnsi" w:cs="Courier New" w:eastAsia="Courier New" w:hAnsi="Courier New" w:hAnsiTheme="minorHAnsi"/>
       <w:color w:val="20794D"/>
-      <w:shd w:color="auto" w:fill="F1F3F5" w:val="clear"/>
+      <w:shd w:color="auto" w:fill="F7F7F7" w:val="clear"/>
+      <w:sz w:val="19"/>
+      <w:szCs w:val="19"/>
     </w:rPr>
   </w:style>
   <w:style w:customStyle="1" w:styleId="SpecialCharTok" w:type="character">
     <w:name w:val="SpecialCharTok"/>
     <w:rPr>
+      <w:rFonts w:ascii="Courier New" w:cs="Courier New" w:eastAsia="Courier New" w:hAnsi="Courier New"/>
       <w:color w:val="5E5E5E"/>
-      <w:shd w:color="auto" w:fill="F1F3F5" w:val="clear"/>
+      <w:shd w:color="auto" w:fill="F7F7F7" w:val="clear"/>
+      <w:sz w:val="19"/>
+      <w:szCs w:val="19"/>
     </w:rPr>
   </w:style>
   <w:style w:customStyle="1" w:styleId="StringTok" w:type="character">
     <w:name w:val="StringTok"/>
     <w:rPr>
+      <w:rFonts w:ascii="Courier New" w:cs="Courier New" w:eastAsia="Courier New" w:hAnsi="Courier New"/>
       <w:color w:val="20794D"/>
-      <w:shd w:color="auto" w:fill="F1F3F5" w:val="clear"/>
+      <w:shd w:color="auto" w:fill="F7F7F7" w:val="clear"/>
+      <w:sz w:val="19"/>
+      <w:szCs w:val="19"/>
     </w:rPr>
   </w:style>
   <w:style w:customStyle="1" w:styleId="VerbatimStringTok" w:type="character">
     <w:name w:val="VerbatimStringTok"/>
     <w:rPr>
+      <w:rFonts w:ascii="Courier New" w:cs="Courier New" w:eastAsia="Courier New" w:hAnsi="Courier New"/>
       <w:color w:val="20794D"/>
-      <w:shd w:color="auto" w:fill="F1F3F5" w:val="clear"/>
+      <w:shd w:color="auto" w:fill="F7F7F7" w:val="clear"/>
+      <w:sz w:val="19"/>
+      <w:szCs w:val="19"/>
     </w:rPr>
   </w:style>
   <w:style w:customStyle="1" w:styleId="SpecialStringTok" w:type="character">
     <w:name w:val="SpecialStringTok"/>
     <w:rPr>
+      <w:rFonts w:ascii="Courier New" w:cs="Courier New" w:eastAsia="Courier New" w:hAnsi="Courier New"/>
       <w:color w:val="20794D"/>
-      <w:shd w:color="auto" w:fill="F1F3F5" w:val="clear"/>
+      <w:shd w:color="auto" w:fill="F7F7F7" w:val="clear"/>
+      <w:sz w:val="19"/>
+      <w:szCs w:val="19"/>
     </w:rPr>
   </w:style>
   <w:style w:customStyle="1" w:styleId="ImportTok" w:type="character">
     <w:name w:val="ImportTok"/>
     <w:rPr>
+      <w:rFonts w:ascii="Courier New" w:cs="Courier New" w:eastAsia="Courier New" w:hAnsi="Courier New"/>
       <w:color w:val="00769E"/>
-      <w:shd w:color="auto" w:fill="F1F3F5" w:val="clear"/>
+      <w:shd w:color="auto" w:fill="F7F7F7" w:val="clear"/>
+      <w:sz w:val="19"/>
+      <w:szCs w:val="19"/>
     </w:rPr>
   </w:style>
   <w:style w:customStyle="1" w:styleId="CommentTok" w:type="character">
     <w:name w:val="CommentTok"/>
     <w:rPr>
+      <w:rFonts w:ascii="Courier New" w:cs="Courier New" w:eastAsia="Courier New" w:hAnsi="Courier New"/>
       <w:color w:val="5E5E5E"/>
-      <w:shd w:color="auto" w:fill="F1F3F5" w:val="clear"/>
+      <w:shd w:color="auto" w:fill="F7F7F7" w:val="clear"/>
+      <w:sz w:val="19"/>
+      <w:szCs w:val="19"/>
     </w:rPr>
   </w:style>
   <w:style w:customStyle="1" w:styleId="DocumentationTok" w:type="character">
     <w:name w:val="DocumentationTok"/>
     <w:rsid w:val="008B5ADE"/>
     <w:rPr>
-      <w:rFonts w:asciiTheme="minorHAnsi" w:hAnsiTheme="minorHAnsi"/>
+      <w:rFonts w:ascii="Courier New" w:asciiTheme="minorHAnsi" w:cs="Courier New" w:eastAsia="Courier New" w:hAnsi="Courier New" w:hAnsiTheme="minorHAnsi"/>
       <w:i/>
       <w:color w:val="5E5E5E"/>
-      <w:shd w:color="auto" w:fill="F1F3F5" w:val="clear"/>
+      <w:shd w:color="auto" w:fill="F7F7F7" w:val="clear"/>
+      <w:sz w:val="19"/>
+      <w:szCs w:val="19"/>
     </w:rPr>
   </w:style>
   <w:style w:customStyle="1" w:styleId="AnnotationTok" w:type="character">
     <w:name w:val="AnnotationTok"/>
     <w:rPr>
+      <w:rFonts w:ascii="Courier New" w:cs="Courier New" w:eastAsia="Courier New" w:hAnsi="Courier New"/>
       <w:color w:val="5E5E5E"/>
-      <w:shd w:color="auto" w:fill="F1F3F5" w:val="clear"/>
+      <w:shd w:color="auto" w:fill="F7F7F7" w:val="clear"/>
+      <w:sz w:val="19"/>
+      <w:szCs w:val="19"/>
     </w:rPr>
   </w:style>
   <w:style w:customStyle="1" w:styleId="CommentVarTok" w:type="character">
     <w:name w:val="CommentVarTok"/>
     <w:rPr>
+      <w:rFonts w:ascii="Courier New" w:cs="Courier New" w:eastAsia="Courier New" w:hAnsi="Courier New"/>
       <w:i/>
       <w:color w:val="5E5E5E"/>
-      <w:shd w:color="auto" w:fill="F1F3F5" w:val="clear"/>
+      <w:shd w:color="auto" w:fill="F7F7F7" w:val="clear"/>
+      <w:sz w:val="19"/>
+      <w:szCs w:val="19"/>
     </w:rPr>
   </w:style>
   <w:style w:customStyle="1" w:styleId="OtherTok" w:type="character">
     <w:name w:val="OtherTok"/>
     <w:rPr>
+      <w:rFonts w:ascii="Courier New" w:cs="Courier New" w:eastAsia="Courier New" w:hAnsi="Courier New"/>
       <w:color w:val="003B4F"/>
-      <w:shd w:color="auto" w:fill="F1F3F5" w:val="clear"/>
+      <w:shd w:color="auto" w:fill="F7F7F7" w:val="clear"/>
+      <w:sz w:val="19"/>
+      <w:szCs w:val="19"/>
     </w:rPr>
   </w:style>
   <w:style w:customStyle="1" w:styleId="FunctionTok" w:type="character">
     <w:name w:val="FunctionTok"/>
     <w:rPr>
+      <w:rFonts w:ascii="Courier New" w:cs="Courier New" w:eastAsia="Courier New" w:hAnsi="Courier New"/>
       <w:color w:val="4758AB"/>
-      <w:shd w:color="auto" w:fill="F1F3F5" w:val="clear"/>
+      <w:shd w:color="auto" w:fill="F7F7F7" w:val="clear"/>
+      <w:sz w:val="19"/>
+      <w:szCs w:val="19"/>
     </w:rPr>
   </w:style>
   <w:style w:customStyle="1" w:styleId="VariableTok" w:type="character">
     <w:name w:val="VariableTok"/>
     <w:rPr>
+      <w:rFonts w:ascii="Courier New" w:cs="Courier New" w:eastAsia="Courier New" w:hAnsi="Courier New"/>
       <w:color w:val="111111"/>
-      <w:shd w:color="auto" w:fill="F1F3F5" w:val="clear"/>
+      <w:shd w:color="auto" w:fill="F7F7F7" w:val="clear"/>
+      <w:sz w:val="19"/>
+      <w:szCs w:val="19"/>
     </w:rPr>
   </w:style>
   <w:style w:customStyle="1" w:styleId="ControlFlowTok" w:type="character">
     <w:name w:val="ControlFlowTok"/>
     <w:rPr>
+      <w:rFonts w:ascii="Courier New" w:cs="Courier New" w:eastAsia="Courier New" w:hAnsi="Courier New"/>
       <w:b/>
       <w:color w:val="003B4F"/>
-      <w:shd w:color="auto" w:fill="F1F3F5" w:val="clear"/>
+      <w:shd w:color="auto" w:fill="F7F7F7" w:val="clear"/>
+      <w:sz w:val="19"/>
+      <w:szCs w:val="19"/>
     </w:rPr>
   </w:style>
   <w:style w:customStyle="1" w:styleId="OperatorTok" w:type="character">
     <w:name w:val="OperatorTok"/>
     <w:rPr>
+      <w:rFonts w:ascii="Courier New" w:cs="Courier New" w:eastAsia="Courier New" w:hAnsi="Courier New"/>
       <w:color w:val="5E5E5E"/>
-      <w:shd w:color="auto" w:fill="F1F3F5" w:val="clear"/>
+      <w:shd w:color="auto" w:fill="F7F7F7" w:val="clear"/>
+      <w:sz w:val="19"/>
+      <w:szCs w:val="19"/>
     </w:rPr>
   </w:style>
   <w:style w:customStyle="1" w:styleId="BuiltInTok" w:type="character">
     <w:name w:val="BuiltInTok"/>
     <w:rsid w:val="008B5ADE"/>
     <w:rPr>
-      <w:rFonts w:asciiTheme="minorHAnsi" w:hAnsiTheme="minorHAnsi"/>
+      <w:rFonts w:ascii="Courier New" w:asciiTheme="minorHAnsi" w:cs="Courier New" w:eastAsia="Courier New" w:hAnsi="Courier New" w:hAnsiTheme="minorHAnsi"/>
       <w:color w:val="003B4F"/>
-      <w:shd w:color="auto" w:fill="F1F3F5" w:val="clear"/>
+      <w:shd w:color="auto" w:fill="F7F7F7" w:val="clear"/>
+      <w:sz w:val="19"/>
+      <w:szCs w:val="19"/>
     </w:rPr>
   </w:style>
   <w:style w:customStyle="1" w:styleId="ExtensionTok" w:type="character">
     <w:name w:val="ExtensionTok"/>
     <w:rPr>
+      <w:rFonts w:ascii="Courier New" w:cs="Courier New" w:eastAsia="Courier New" w:hAnsi="Courier New"/>
       <w:color w:val="003B4F"/>
-      <w:shd w:color="auto" w:fill="F1F3F5" w:val="clear"/>
+      <w:shd w:color="auto" w:fill="F7F7F7" w:val="clear"/>
+      <w:sz w:val="19"/>
+      <w:szCs w:val="19"/>
     </w:rPr>
   </w:style>
   <w:style w:customStyle="1" w:styleId="PreprocessorTok" w:type="character">
     <w:name w:val="PreprocessorTok"/>
     <w:rPr>
+      <w:rFonts w:ascii="Courier New" w:cs="Courier New" w:eastAsia="Courier New" w:hAnsi="Courier New"/>
       <w:color w:val="AD0000"/>
-      <w:shd w:color="auto" w:fill="F1F3F5" w:val="clear"/>
+      <w:shd w:color="auto" w:fill="F7F7F7" w:val="clear"/>
+      <w:sz w:val="19"/>
+      <w:szCs w:val="19"/>
     </w:rPr>
   </w:style>
   <w:style w:customStyle="1" w:styleId="AttributeTok" w:type="character">
@@ -20392,31 +20542,42 @@
     <w:qFormat/>
     <w:rsid w:val="008B5ADE"/>
     <w:rPr>
-      <w:rFonts w:asciiTheme="minorHAnsi" w:hAnsiTheme="minorHAnsi"/>
+      <w:rFonts w:ascii="Courier New" w:asciiTheme="minorHAnsi" w:cs="Courier New" w:eastAsia="Courier New" w:hAnsi="Courier New" w:hAnsiTheme="minorHAnsi"/>
       <w:color w:val="657422"/>
-      <w:shd w:color="auto" w:fill="F1F3F5" w:val="clear"/>
+      <w:shd w:color="auto" w:fill="F7F7F7" w:val="clear"/>
+      <w:sz w:val="19"/>
+      <w:szCs w:val="19"/>
     </w:rPr>
   </w:style>
   <w:style w:customStyle="1" w:styleId="RegionMarkerTok" w:type="character">
     <w:name w:val="RegionMarkerTok"/>
     <w:rPr>
+      <w:rFonts w:ascii="Courier New" w:cs="Courier New" w:eastAsia="Courier New" w:hAnsi="Courier New"/>
       <w:color w:val="003B4F"/>
-      <w:shd w:color="auto" w:fill="F1F3F5" w:val="clear"/>
+      <w:shd w:color="auto" w:fill="F7F7F7" w:val="clear"/>
+      <w:sz w:val="19"/>
+      <w:szCs w:val="19"/>
     </w:rPr>
   </w:style>
   <w:style w:customStyle="1" w:styleId="InformationTok" w:type="character">
     <w:name w:val="InformationTok"/>
     <w:rPr>
+      <w:rFonts w:ascii="Courier New" w:cs="Courier New" w:eastAsia="Courier New" w:hAnsi="Courier New"/>
       <w:color w:val="5E5E5E"/>
-      <w:shd w:color="auto" w:fill="F1F3F5" w:val="clear"/>
+      <w:shd w:color="auto" w:fill="F7F7F7" w:val="clear"/>
+      <w:sz w:val="19"/>
+      <w:szCs w:val="19"/>
     </w:rPr>
   </w:style>
   <w:style w:customStyle="1" w:styleId="WarningTok" w:type="character">
     <w:name w:val="WarningTok"/>
     <w:rPr>
+      <w:rFonts w:ascii="Courier New" w:cs="Courier New" w:eastAsia="Courier New" w:hAnsi="Courier New"/>
       <w:i/>
       <w:color w:val="5E5E5E"/>
-      <w:shd w:color="auto" w:fill="F1F3F5" w:val="clear"/>
+      <w:shd w:color="auto" w:fill="F7F7F7" w:val="clear"/>
+      <w:sz w:val="19"/>
+      <w:szCs w:val="19"/>
     </w:rPr>
   </w:style>
   <w:style w:customStyle="1" w:styleId="AlertTok" w:type="character">
@@ -20424,23 +20585,31 @@
     <w:qFormat/>
     <w:rsid w:val="008B5ADE"/>
     <w:rPr>
-      <w:rFonts w:asciiTheme="minorHAnsi" w:hAnsiTheme="minorHAnsi"/>
+      <w:rFonts w:ascii="Courier New" w:asciiTheme="minorHAnsi" w:cs="Courier New" w:eastAsia="Courier New" w:hAnsi="Courier New" w:hAnsiTheme="minorHAnsi"/>
       <w:color w:val="AD0000"/>
-      <w:shd w:color="auto" w:fill="F1F3F5" w:val="clear"/>
+      <w:shd w:color="auto" w:fill="F7F7F7" w:val="clear"/>
+      <w:sz w:val="19"/>
+      <w:szCs w:val="19"/>
     </w:rPr>
   </w:style>
   <w:style w:customStyle="1" w:styleId="ErrorTok" w:type="character">
     <w:name w:val="ErrorTok"/>
     <w:rPr>
+      <w:rFonts w:ascii="Courier New" w:cs="Courier New" w:eastAsia="Courier New" w:hAnsi="Courier New"/>
       <w:color w:val="AD0000"/>
-      <w:shd w:color="auto" w:fill="F1F3F5" w:val="clear"/>
+      <w:shd w:color="auto" w:fill="F7F7F7" w:val="clear"/>
+      <w:sz w:val="19"/>
+      <w:szCs w:val="19"/>
     </w:rPr>
   </w:style>
   <w:style w:customStyle="1" w:styleId="NormalTok" w:type="character">
     <w:name w:val="NormalTok"/>
     <w:rPr>
+      <w:rFonts w:ascii="Courier New" w:cs="Courier New" w:eastAsia="Courier New" w:hAnsi="Courier New"/>
       <w:color w:val="003B4F"/>
-      <w:shd w:color="auto" w:fill="F1F3F5" w:val="clear"/>
+      <w:shd w:color="auto" w:fill="F7F7F7" w:val="clear"/>
+      <w:sz w:val="19"/>
+      <w:szCs w:val="19"/>
     </w:rPr>
   </w:style>
   <w:style w:customStyle="1" w:styleId="Section1" w:type="character">
@@ -21290,6 +21459,7 @@
       <w:spacing w:after="200" w:line="240" w:lineRule="auto"/>
     </w:pPr>
     <w:rPr>
+      <w:rFonts w:ascii="Arial" w:cs="Arial" w:eastAsia="Arial" w:hAnsi="Arial"/>
       <w:i/>
       <w:iCs/>
       <w:color w:themeColor="text2" w:val="44546A"/>
@@ -21330,11 +21500,15 @@
     <w:qFormat/>
     <w:rsid w:val="00491A31"/>
     <w:pPr>
-      <w:spacing w:after="180" w:before="180" w:line="240" w:lineRule="auto"/>
+      <w:spacing w:after="160" w:before="0" w:line="300" w:lineRule="auto"/>
     </w:pPr>
     <w:rPr>
+      <w:rFonts w:ascii="Arial" w:cs="Arial" w:eastAsia="Arial" w:hAnsi="Arial"/>
       <w:kern w:val="0"/>
       <w14:ligatures w14:val="none"/>
+      <w:sz w:val="23"/>
+      <w:szCs w:val="23"/>
+      <w:color w:val="222222"/>
     </w:rPr>
   </w:style>
   <w:style w:customStyle="1" w:styleId="VerbatimChar" w:type="character">
@@ -21344,8 +21518,11 @@
     <w:qFormat/>
     <w:rsid w:val="00D15FFF"/>
     <w:rPr>
-      <w:rFonts w:ascii="Atkinson Hyperlegible" w:hAnsi="Atkinson Hyperlegible"/>
+      <w:rFonts w:ascii="Courier New" w:cs="Courier New" w:eastAsia="Courier New" w:hAnsi="Courier New"/>
       <w:shd w:color="auto" w:fill="F1F3F5" w:val="clear"/>
+      <w:sz w:val="20"/>
+      <w:szCs w:val="20"/>
+      <w:color w:val="1F2937"/>
     </w:rPr>
   </w:style>
   <w:style w:styleId="BodyText" w:type="paragraph">
@@ -21358,8 +21535,14 @@
     <w:qFormat/>
     <w:rsid w:val="00AA286D"/>
     <w:pPr>
-      <w:spacing w:after="240" w:before="120"/>
+      <w:spacing w:after="160" w:before="0" w:line="300" w:lineRule="auto"/>
     </w:pPr>
+    <w:rPr>
+      <w:rFonts w:ascii="Arial" w:cs="Arial" w:eastAsia="Arial" w:hAnsi="Arial"/>
+      <w:sz w:val="23"/>
+      <w:szCs w:val="23"/>
+      <w:color w:val="222222"/>
+    </w:rPr>
   </w:style>
   <w:style w:customStyle="1" w:styleId="BodyTextChar" w:type="character">
     <w:name w:val="Body Text Char"/>
@@ -21374,11 +21557,15 @@
     <w:qFormat/>
     <w:rsid w:val="00D15FFF"/>
     <w:pPr>
-      <w:spacing w:after="36" w:before="36" w:line="240" w:lineRule="auto"/>
+      <w:spacing w:after="120" w:before="0" w:line="288" w:lineRule="auto"/>
     </w:pPr>
     <w:rPr>
+      <w:rFonts w:ascii="Arial" w:cs="Arial" w:eastAsia="Arial" w:hAnsi="Arial"/>
       <w:kern w:val="0"/>
       <w14:ligatures w14:val="none"/>
+      <w:sz w:val="23"/>
+      <w:szCs w:val="23"/>
+      <w:color w:val="222222"/>
     </w:rPr>
   </w:style>
   <w:style w:styleId="FootnoteReference" w:type="character">
@@ -22230,20 +22417,22 @@
     <w:qFormat/>
     <w:rsid w:val="00050EB4"/>
     <w:pPr>
-      <w:numPr>
-        <w:numId w:val="51"/>
-      </w:numPr>
       <w:pBdr>
-        <w:top w:color="auto" w:space="5" w:sz="4" w:val="dotted"/>
-        <w:left w:color="auto" w:space="4" w:sz="4" w:val="dotted"/>
-        <w:bottom w:color="auto" w:space="5" w:sz="4" w:val="dotted"/>
-        <w:right w:color="auto" w:space="4" w:sz="4" w:val="dotted"/>
+        <w:top w:color="B7B7B7" w:space="12" w:sz="6" w:val="single"/>
+        <w:left w:color="C8102E" w:space="12" w:sz="14" w:val="single"/>
+        <w:bottom w:color="B7B7B7" w:space="12" w:sz="6" w:val="single"/>
+        <w:right w:color="B7B7B7" w:space="12" w:sz="6" w:val="single"/>
       </w:pBdr>
-      <w:ind w:right="1008"/>
+      <w:ind w:left="240" w:right="240"/>
+      <w:spacing w:after="360" w:before="180" w:line="300" w:lineRule="auto"/>
+      <w:widowControl/>
+      <w:shd w:color="auto" w:fill="F7F7F7" w:val="clear"/>
     </w:pPr>
     <w:rPr>
-      <w:rFonts w:cs="Times New Roman (Body CS)"/>
-      <w:sz w:val="22"/>
+      <w:rFonts w:ascii="Arial" w:cs="Arial" w:eastAsia="Arial" w:hAnsi="Arial"/>
+      <w:sz w:val="23"/>
+      <w:szCs w:val="23"/>
+      <w:color w:val="222222"/>
     </w:rPr>
   </w:style>
   <w:style w:styleId="HTMLAddress" w:type="paragraph">
@@ -22322,7 +22511,7 @@
       </w:pBdr>
       <w:shd w:color="auto" w:fill="auto" w:val="clear"/>
       <w:spacing w:line="360" w:lineRule="auto"/>
-      <w:ind w:left="-1152" w:right="-1152"/>
+      <w:ind w:left="0" w:right="0"/>
     </w:pPr>
     <w:rPr>
       <w:sz w:val="20"/>
@@ -22460,7 +22649,7 @@
     <w:qFormat/>
     <w:rsid w:val="00E6184A"/>
     <w:rPr>
-      <w:rFonts w:asciiTheme="minorHAnsi" w:hAnsiTheme="minorHAnsi"/>
+      <w:rFonts w:ascii="Arial" w:asciiTheme="minorHAnsi" w:cs="Arial" w:eastAsia="Arial" w:hAnsi="Arial" w:hAnsiTheme="minorHAnsi"/>
       <w:b/>
       <w:i w:val="0"/>
       <w:caps w:val="0"/>
